--- a/downloads/student/ai-7-week-25.docx
+++ b/downloads/student/ai-7-week-25.docx
@@ -813,6 +813,16 @@
     <w:p>
       <w:r>
         <w:t>Six illustrative cases do not establish a population advantage or statistical significance.</w:t>
+      </w:r>
+    </w:p>
+    <w:p>
+      <w:r>
+        <w:t>Read the labelled picture: Compute A’s and B’s six-case counts and identify the cases that favour each. How must a B revision tuned on case four be labelled when evaluated again on the same set?</w:t>
+      </w:r>
+    </w:p>
+    <w:p>
+      <w:r>
+        <w:t>Change one thing: Tune B after inspecting its case-four failure, then rescore the same set. Predict the result before checking the explanation. What remains the same?</w:t>
       </w:r>
     </w:p>
     <w:p>
@@ -1911,6 +1921,187 @@
         <w:t>Attempt the independent case before hints. Record whether you worked alone, used a hint or followed a model. After feedback, fix the first unsupported step and explain why it changed. A later check uses a changed case, not a copied answer.</w:t>
       </w:r>
     </w:p>
+    <w:p>
+      <w:pPr>
+        <w:pStyle w:val="Heading1"/>
+      </w:pPr>
+      <w:r>
+        <w:t>15. Your lesson route</w:t>
+      </w:r>
+    </w:p>
+    <w:p>
+      <w:r>
+        <w:t>Start with this question: Run the frozen experiment. A research team freezes versions A and B, labels and scoring before a six-case primary run.</w:t>
+      </w:r>
+    </w:p>
+    <w:tbl>
+      <w:tblPr>
+        <w:tblStyle w:val="LightShading-Accent1"/>
+        <w:tblW w:type="auto" w:w="0"/>
+        <w:tblLook w:firstColumn="1" w:firstRow="1" w:lastColumn="0" w:lastRow="0" w:noHBand="0" w:noVBand="1" w:val="04A0"/>
+      </w:tblPr>
+      <w:tblGrid>
+        <w:gridCol w:w="5112"/>
+        <w:gridCol w:w="5112"/>
+      </w:tblGrid>
+      <w:tr>
+        <w:trPr>
+          <w:tblHeader/>
+        </w:trPr>
+        <w:tc>
+          <w:tcPr>
+            <w:tcW w:type="dxa" w:w="5112"/>
+          </w:tcPr>
+          <w:p>
+            <w:r>
+              <w:t>By the end, I can</w:t>
+            </w:r>
+          </w:p>
+        </w:tc>
+        <w:tc>
+          <w:tcPr>
+            <w:tcW w:type="dxa" w:w="5112"/>
+          </w:tcPr>
+          <w:p>
+            <w:r>
+              <w:t>How I will show it</w:t>
+            </w:r>
+          </w:p>
+        </w:tc>
+      </w:tr>
+      <w:tr>
+        <w:tc>
+          <w:tcPr>
+            <w:tcW w:type="dxa" w:w="5112"/>
+          </w:tcPr>
+          <w:p>
+            <w:r>
+              <w:t>Explain the mechanism and terminology of running the primary experiment</w:t>
+            </w:r>
+          </w:p>
+        </w:tc>
+        <w:tc>
+          <w:tcPr>
+            <w:tcW w:type="dxa" w:w="5112"/>
+          </w:tcPr>
+          <w:p>
+            <w:r>
+              <w:t>Explain the deciding step, show a trace or test, and state one limit.</w:t>
+            </w:r>
+          </w:p>
+        </w:tc>
+      </w:tr>
+      <w:tr>
+        <w:tc>
+          <w:tcPr>
+            <w:tcW w:type="dxa" w:w="5112"/>
+          </w:tcPr>
+          <w:p>
+            <w:r>
+              <w:t>Apply the stated procedure to a new case with a traceable result</w:t>
+            </w:r>
+          </w:p>
+        </w:tc>
+        <w:tc>
+          <w:tcPr>
+            <w:tcW w:type="dxa" w:w="5112"/>
+          </w:tcPr>
+          <w:p>
+            <w:r>
+              <w:t>Explain the deciding step, show a trace or test, and state one limit.</w:t>
+            </w:r>
+          </w:p>
+        </w:tc>
+      </w:tr>
+      <w:tr>
+        <w:tc>
+          <w:tcPr>
+            <w:tcW w:type="dxa" w:w="5112"/>
+          </w:tcPr>
+          <w:p>
+            <w:r>
+              <w:t>Identify an assumption or limitation and design a revealing follow-up</w:t>
+            </w:r>
+          </w:p>
+        </w:tc>
+        <w:tc>
+          <w:tcPr>
+            <w:tcW w:type="dxa" w:w="5112"/>
+          </w:tcPr>
+          <w:p>
+            <w:r>
+              <w:t>Explain the deciding step, show a trace or test, and state one limit.</w:t>
+            </w:r>
+          </w:p>
+        </w:tc>
+      </w:tr>
+    </w:tbl>
+    <w:p>
+      <w:r>
+        <w:t>Remember → watch and explain → try with help → investigate → try independently → keep project evidence. Your teacher may spread this lesson across several classes.</w:t>
+      </w:r>
+    </w:p>
+    <w:p>
+      <w:r>
+        <w:t>Keep your first prediction. Compare it with what the evidence shows and explain any change.</w:t>
+      </w:r>
+    </w:p>
+    <w:p>
+      <w:pPr>
+        <w:pStyle w:val="Heading1"/>
+      </w:pPr>
+      <w:r>
+        <w:t>16. Finish and return</w:t>
+      </w:r>
+    </w:p>
+    <w:p>
+      <w:r>
+        <w:t>Close your notes. Explain this goal in your own words: Explain the mechanism and terminology of running the primary experiment</w:t>
+      </w:r>
+    </w:p>
+    <w:p>
+      <w:pPr>
+        <w:pStyle w:val="Heading3"/>
+      </w:pPr>
+      <w:r>
+        <w:t>My deciding step, evidence and one remaining question</w:t>
+      </w:r>
+    </w:p>
+    <w:p>
+      <w:r>
+        <w:t>________________________________________________________________</w:t>
+      </w:r>
+    </w:p>
+    <w:p>
+      <w:r>
+        <w:t>________________________________________________________________</w:t>
+      </w:r>
+    </w:p>
+    <w:p>
+      <w:r>
+        <w:t>________________________________________________________________</w:t>
+      </w:r>
+    </w:p>
+    <w:p>
+      <w:r>
+        <w:t>________________________________________________________________</w:t>
+      </w:r>
+    </w:p>
+    <w:p>
+      <w:r>
+        <w:t>________________________________________________________________</w:t>
+      </w:r>
+    </w:p>
+    <w:p>
+      <w:r>
+        <w:t>If you are unsure, return to the worked picture and explain one arrow. If you are ready, change an input or assumption and justify your prediction.</w:t>
+      </w:r>
+    </w:p>
+    <w:p>
+      <w:r>
+        <w:t>Save your workbook evidence. At the next review, try a different case before opening your old answer.</w:t>
+      </w:r>
+    </w:p>
     <w:sectPr>
       <w:pgSz w:w="12240" w:h="15840"/>
       <w:pgMar w:top="936" w:right="1008" w:bottom="936" w:left="1008" w:header="720" w:footer="720" w:gutter="0"/>

--- a/downloads/student/ai-7-week-25.docx
+++ b/downloads/student/ai-7-week-25.docx
@@ -2102,6 +2102,202 @@
         <w:t>Save your workbook evidence. At the next review, try a different case before opening your old answer.</w:t>
       </w:r>
     </w:p>
+    <w:p>
+      <w:pPr>
+        <w:pStyle w:val="Heading1"/>
+      </w:pPr>
+      <w:r>
+        <w:t>17. Supported practice, repair and portfolio</w:t>
+      </w:r>
+    </w:p>
+    <w:p>
+      <w:r>
+        <w:t>Use this supported practice once, in the browser or on paper. Keep the reserved independent assessment for a separate first attempt before teacher feedback.</w:t>
+      </w:r>
+    </w:p>
+    <w:p>
+      <w:r>
+        <w:t>Run the frozen experiment. A research team freezes versions A and B, labels and scoring before a six-case primary run.</w:t>
+      </w:r>
+    </w:p>
+    <w:p>
+      <w:pPr>
+        <w:pStyle w:val="Heading3"/>
+      </w:pPr>
+      <w:r>
+        <w:t>Practice 1: explain the deciding evidence</w:t>
+      </w:r>
+    </w:p>
+    <w:p>
+      <w:r>
+        <w:t>Which labelled step matches this detail? Cases two and five favour B; case four favours A.</w:t>
+      </w:r>
+    </w:p>
+    <w:p>
+      <w:r>
+        <w:t>1. Compute results</w:t>
+      </w:r>
+    </w:p>
+    <w:p>
+      <w:r>
+        <w:t>2. Keep versions fixed</w:t>
+      </w:r>
+    </w:p>
+    <w:p>
+      <w:r>
+        <w:t>3. Keep case-level records</w:t>
+      </w:r>
+    </w:p>
+    <w:p>
+      <w:pPr>
+        <w:pStyle w:val="Heading3"/>
+      </w:pPr>
+      <w:r>
+        <w:t>My selected conclusion, deciding fact and explanation</w:t>
+      </w:r>
+    </w:p>
+    <w:p>
+      <w:r>
+        <w:t>________________________________________________________________</w:t>
+      </w:r>
+    </w:p>
+    <w:p>
+      <w:r>
+        <w:t>________________________________________________________________</w:t>
+      </w:r>
+    </w:p>
+    <w:p>
+      <w:r>
+        <w:t>________________________________________________________________</w:t>
+      </w:r>
+    </w:p>
+    <w:p>
+      <w:r>
+        <w:t>________________________________________________________________</w:t>
+      </w:r>
+    </w:p>
+    <w:p>
+      <w:r>
+        <w:t>________________________________________________________________</w:t>
+      </w:r>
+    </w:p>
+    <w:p>
+      <w:r>
+        <w:t>Hint if needed: Read the steps in the pictorial case. Match the supplied detail to the stage that performs or records it.</w:t>
+      </w:r>
+    </w:p>
+    <w:p>
+      <w:r>
+        <w:t>After your attempt, compare with the supported explanation: Keep case-level records Cases two and five favour B; case four favours A. Running the primary experiment means following the declared protocol and retaining raw outcomes. Overall scores alone hide different failure patterns.</w:t>
+      </w:r>
+    </w:p>
+    <w:p>
+      <w:pPr>
+        <w:pStyle w:val="Heading3"/>
+      </w:pPr>
+      <w:r>
+        <w:t>Practice 2: explain the deciding evidence</w:t>
+      </w:r>
+    </w:p>
+    <w:p>
+      <w:r>
+        <w:t>Changed-case practice: Tune B after inspecting its case-four failure, then rescore the same set. Which conclusion is supported by the supplied facts?</w:t>
+      </w:r>
+    </w:p>
+    <w:p>
+      <w:r>
+        <w:t>1. Label the rerun as development on exposed cases, not untouched primary evaluation.</w:t>
+      </w:r>
+    </w:p>
+    <w:p>
+      <w:r>
+        <w:t>2. This one example guarantees correct results for every future input.</w:t>
+      </w:r>
+    </w:p>
+    <w:p>
+      <w:r>
+        <w:t>3. We can decide the result without examining the changed input or the procedure.</w:t>
+      </w:r>
+    </w:p>
+    <w:p>
+      <w:pPr>
+        <w:pStyle w:val="Heading3"/>
+      </w:pPr>
+      <w:r>
+        <w:t>My selected conclusion, deciding fact and explanation</w:t>
+      </w:r>
+    </w:p>
+    <w:p>
+      <w:r>
+        <w:t>________________________________________________________________</w:t>
+      </w:r>
+    </w:p>
+    <w:p>
+      <w:r>
+        <w:t>________________________________________________________________</w:t>
+      </w:r>
+    </w:p>
+    <w:p>
+      <w:r>
+        <w:t>________________________________________________________________</w:t>
+      </w:r>
+    </w:p>
+    <w:p>
+      <w:r>
+        <w:t>________________________________________________________________</w:t>
+      </w:r>
+    </w:p>
+    <w:p>
+      <w:r>
+        <w:t>________________________________________________________________</w:t>
+      </w:r>
+    </w:p>
+    <w:p>
+      <w:r>
+        <w:t>Hint if needed: Use the changed condition and the deciding step in the pictorial trace. The answer must say what follows from those facts.</w:t>
+      </w:r>
+    </w:p>
+    <w:p>
+      <w:r>
+        <w:t>After your attempt, compare with the supported explanation: Label the rerun as development on exposed cases, not untouched primary evaluation. The evaluation outcomes have now influenced the version.</w:t>
+      </w:r>
+    </w:p>
+    <w:p>
+      <w:pPr>
+        <w:pStyle w:val="Heading3"/>
+      </w:pPr>
+      <w:r>
+        <w:t>Repair a missing building block</w:t>
+      </w:r>
+    </w:p>
+    <w:p>
+      <w:r>
+        <w:t>Review Reproducible environment and records (ai-7/24). Goal: Explain the mechanism and terminology of reproducible environment and records. Short practice: Trace the recorded mean for 2,4,6 and its changed result for 2,4,9. Which artefacts must accompany the output so another team can identify the exact run?. Return to this week and explain what you changed.</w:t>
+      </w:r>
+    </w:p>
+    <w:p>
+      <w:r>
+        <w:t>Review Pilot experiments (ai-7/22). Goal: Explain the mechanism and terminology of pilot experiments. Short practice: Calculate reviewer agreement on the four pilot answers. What can the disagreement improve, and why are those revised practice answers not untouched final evidence?. Return to this week and explain what you changed.</w:t>
+      </w:r>
+    </w:p>
+    <w:p>
+      <w:r>
+        <w:t>Review Research ethics and consent (ai-7/19). Goal: Explain the mechanism and terminology of research ethics and consent. Short practice: Identify which uses the drawing consent permits and excludes. Can the unrelated project reuse the drawings under this agreement, and what new authorisation would be needed?. Return to this week and explain what you changed.</w:t>
+      </w:r>
+    </w:p>
+    <w:p>
+      <w:pPr>
+        <w:pStyle w:val="Heading3"/>
+      </w:pPr>
+      <w:r>
+        <w:t>Keep your completed work</w:t>
+      </w:r>
+    </w:p>
+    <w:p>
+      <w:r>
+        <w:t>Use Download completed work in the hosted lesson to export your answers, reflections, practice feedback and code-run evidence. Open the HTML copy to read or print it. Drafts stay in this browser when storage is available; clear drafts on a shared device.</w:t>
+      </w:r>
+    </w:p>
     <w:sectPr>
       <w:pgSz w:w="12240" w:h="15840"/>
       <w:pgMar w:top="936" w:right="1008" w:bottom="936" w:left="1008" w:header="720" w:footer="720" w:gutter="0"/>

--- a/downloads/student/ai-7-week-25.docx
+++ b/downloads/student/ai-7-week-25.docx
@@ -42,6 +42,11 @@
       </w:r>
     </w:p>
     <w:p>
+      <w:r>
+        <w:t>Start with the target: Explain the mechanism and terminology of running the primary experiment. Try the recall before opening notes.</w:t>
+      </w:r>
+    </w:p>
+    <w:p>
       <w:pPr>
         <w:pStyle w:val="Heading3"/>
       </w:pPr>
@@ -50,17 +55,47 @@
       </w:r>
     </w:p>
     <w:p>
-      <w:r>
-        <w:t>I can explain the mechanism and terminology of running the primary experiment.</w:t>
-      </w:r>
-    </w:p>
-    <w:p>
-      <w:r>
+      <w:pPr>
+        <w:spacing w:line="336" w:lineRule="auto" w:after="180"/>
+      </w:pPr>
+      <w:r>
+        <w:rPr>
+          <w:b w:val="0"/>
+        </w:rPr>
+        <w:t xml:space="preserve">I can explain the </w:t>
+      </w:r>
+      <w:r>
+        <w:rPr>
+          <w:b/>
+        </w:rPr>
+        <w:t>mechanism</w:t>
+      </w:r>
+      <w:r>
+        <w:rPr>
+          <w:b w:val="0"/>
+        </w:rPr>
+        <w:t xml:space="preserve"> and terminology of running the primary experiment.</w:t>
+      </w:r>
+    </w:p>
+    <w:p>
+      <w:pPr>
+        <w:spacing w:line="336" w:lineRule="auto" w:after="180"/>
+      </w:pPr>
+      <w:r>
+        <w:rPr>
+          <w:b w:val="0"/>
+        </w:rPr>
         <w:t>I can apply the stated procedure to a new case with a traceable result.</w:t>
       </w:r>
     </w:p>
     <w:p>
-      <w:r>
+      <w:pPr>
+        <w:spacing w:line="336" w:lineRule="auto" w:after="180"/>
+      </w:pPr>
+      <w:r>
+        <w:rPr>
+          <w:b w:val="0"/>
+        </w:rPr>
         <w:t>I can identify an assumption or limitation and design a revealing follow-up.</w:t>
       </w:r>
     </w:p>
@@ -73,47 +108,125 @@
       </w:r>
     </w:p>
     <w:p>
-      <w:r>
+      <w:pPr>
+        <w:spacing w:line="336" w:lineRule="auto" w:after="180"/>
+      </w:pPr>
+      <w:r>
+        <w:rPr>
+          <w:b w:val="0"/>
+        </w:rPr>
         <w:t>Close your notes first. A rough first answer helps us choose the right starting point; it is not a score for your ability.</w:t>
       </w:r>
     </w:p>
     <w:p>
-      <w:r>
+      <w:pPr>
+        <w:spacing w:line="336" w:lineRule="auto" w:after="180"/>
+      </w:pPr>
+      <w:r>
+        <w:rPr>
+          <w:b w:val="0"/>
+        </w:rPr>
         <w:t>Without opening the old lesson, explain one key idea from Reproducible environment and records. Give an example and a mistake that the idea helps you avoid.</w:t>
       </w:r>
     </w:p>
     <w:p>
-      <w:r>
+      <w:pPr>
+        <w:spacing w:line="336" w:lineRule="auto" w:after="180"/>
+      </w:pPr>
+      <w:r>
+        <w:rPr>
+          <w:b w:val="0"/>
+        </w:rPr>
         <w:t>Without opening the old lesson, explain one key idea from Pilot experiments. Give an example and a mistake that the idea helps you avoid.</w:t>
       </w:r>
     </w:p>
     <w:p>
-      <w:r>
+      <w:pPr>
+        <w:spacing w:line="336" w:lineRule="auto" w:after="180"/>
+      </w:pPr>
+      <w:r>
+        <w:rPr>
+          <w:b w:val="0"/>
+        </w:rPr>
         <w:t>Without opening the old lesson, explain one key idea from Research ethics and consent. Give an example and a mistake that the idea helps you avoid.</w:t>
       </w:r>
     </w:p>
     <w:p>
-      <w:r>
-        <w:t>After trying, check the relevant lesson or ask your teacher. Change the part of your explanation that the evidence shows was wrong.</w:t>
-      </w:r>
-    </w:p>
-    <w:p>
-      <w:r>
+      <w:pPr>
+        <w:spacing w:line="336" w:lineRule="auto" w:after="180"/>
+      </w:pPr>
+      <w:r>
+        <w:rPr>
+          <w:b w:val="0"/>
+        </w:rPr>
+        <w:t xml:space="preserve">After trying, check the relevant lesson or ask your teacher. Change the part of your explanation that the </w:t>
+      </w:r>
+      <w:r>
+        <w:rPr>
+          <w:b/>
+        </w:rPr>
+        <w:t>evidence</w:t>
+      </w:r>
+      <w:r>
+        <w:rPr>
+          <w:b w:val="0"/>
+        </w:rPr>
+        <w:t xml:space="preserve"> shows was wrong.</w:t>
+      </w:r>
+    </w:p>
+    <w:p>
+      <w:pPr>
+        <w:spacing w:line="336" w:lineRule="auto" w:after="180"/>
+      </w:pPr>
+      <w:r>
+        <w:rPr>
+          <w:b w:val="0"/>
+        </w:rPr>
         <w:t>This week you will practise:</w:t>
       </w:r>
     </w:p>
     <w:p>
-      <w:r>
-        <w:t>Explain the mechanism and terminology of running the primary experiment</w:t>
-      </w:r>
-    </w:p>
-    <w:p>
-      <w:r>
+      <w:pPr>
+        <w:spacing w:line="336" w:lineRule="auto" w:after="180"/>
+      </w:pPr>
+      <w:r>
+        <w:rPr>
+          <w:b w:val="0"/>
+        </w:rPr>
+        <w:t xml:space="preserve">Explain the </w:t>
+      </w:r>
+      <w:r>
+        <w:rPr>
+          <w:b/>
+        </w:rPr>
+        <w:t>mechanism</w:t>
+      </w:r>
+      <w:r>
+        <w:rPr>
+          <w:b w:val="0"/>
+        </w:rPr>
+        <w:t xml:space="preserve"> and terminology of running the primary experiment</w:t>
+      </w:r>
+    </w:p>
+    <w:p>
+      <w:pPr>
+        <w:spacing w:line="336" w:lineRule="auto" w:after="180"/>
+      </w:pPr>
+      <w:r>
+        <w:rPr>
+          <w:b w:val="0"/>
+        </w:rPr>
         <w:t>Apply the stated procedure to a new case with a traceable result</w:t>
       </w:r>
     </w:p>
     <w:p>
-      <w:r>
+      <w:pPr>
+        <w:spacing w:line="336" w:lineRule="auto" w:after="180"/>
+      </w:pPr>
+      <w:r>
+        <w:rPr>
+          <w:b w:val="0"/>
+        </w:rPr>
         <w:t>Identify an assumption or limitation and design a revealing follow-up</w:t>
       </w:r>
     </w:p>
@@ -126,8 +239,38 @@
       </w:r>
     </w:p>
     <w:p>
-      <w:r>
-        <w:t>Recall Reproducible environment and records. Explain why a recorded result needs its input conditions and evidence source before it can support a claim.</w:t>
+      <w:pPr>
+        <w:spacing w:line="336" w:lineRule="auto" w:after="180"/>
+      </w:pPr>
+      <w:r>
+        <w:rPr>
+          <w:b w:val="0"/>
+        </w:rPr>
+        <w:t xml:space="preserve">Recall Reproducible environment and records. Explain why a recorded result needs its </w:t>
+      </w:r>
+      <w:r>
+        <w:rPr>
+          <w:b/>
+        </w:rPr>
+        <w:t>input</w:t>
+      </w:r>
+      <w:r>
+        <w:rPr>
+          <w:b w:val="0"/>
+        </w:rPr>
+        <w:t xml:space="preserve"> conditions and </w:t>
+      </w:r>
+      <w:r>
+        <w:rPr>
+          <w:b/>
+        </w:rPr>
+        <w:t>evidence</w:t>
+      </w:r>
+      <w:r>
+        <w:rPr>
+          <w:b w:val="0"/>
+        </w:rPr>
+        <w:t xml:space="preserve"> source before it can support a claim.</w:t>
       </w:r>
     </w:p>
     <w:p>
@@ -162,7 +305,13 @@
       </w:r>
     </w:p>
     <w:p>
-      <w:r>
+      <w:pPr>
+        <w:spacing w:line="336" w:lineRule="auto" w:after="180"/>
+      </w:pPr>
+      <w:r>
+        <w:rPr>
+          <w:b w:val="0"/>
+        </w:rPr>
         <w:t>Explain running the primary experiment using the records and boundaries of this fictional investigation.</w:t>
       </w:r>
     </w:p>
@@ -176,12 +325,40 @@
     </w:p>
     <w:p>
       <w:r>
+        <w:t>Investigate the supplied Running the primary experiment case. Separate observations, given facts and assumptions before choosing an explanation.</w:t>
+      </w:r>
+    </w:p>
+    <w:p>
+      <w:pPr>
+        <w:spacing w:line="336" w:lineRule="auto" w:after="180"/>
+      </w:pPr>
+      <w:r>
+        <w:rPr>
+          <w:b w:val="0"/>
+        </w:rPr>
         <w:t>The primary experiment follows the frozen plan and captures every eligible outcome. Unexpected failures are recorded rather than silently retried away.</w:t>
       </w:r>
     </w:p>
     <w:p>
-      <w:r>
-        <w:t>Begin by writing the question the procedure is intended to answer. Identify the information already supplied, the information it will produce and the information still missing. These are constructed classroom examples; they do not require live accounts, private records or an external service. Do not treat a plausible explanation as a measured outcome.</w:t>
+      <w:pPr>
+        <w:spacing w:line="336" w:lineRule="auto" w:after="180"/>
+      </w:pPr>
+      <w:r>
+        <w:rPr>
+          <w:b w:val="0"/>
+        </w:rPr>
+        <w:t>Begin by writing the question the procedure is intended to answer. Identify the information already supplied, the information it will produce and the information still missing.</w:t>
+      </w:r>
+    </w:p>
+    <w:p>
+      <w:pPr>
+        <w:spacing w:line="336" w:lineRule="auto" w:after="180"/>
+      </w:pPr>
+      <w:r>
+        <w:rPr>
+          <w:b w:val="0"/>
+        </w:rPr>
+        <w:t>These are constructed classroom examples; they do not require live accounts, private records or an external service. Do not treat a plausible explanation as a measured outcome.</w:t>
       </w:r>
     </w:p>
     <w:p>
@@ -217,6 +394,17 @@
     </w:p>
     <w:p>
       <w:r>
+        <w:t>Follow the mechanism for Running the primary experiment. Connect each labelled input, deciding step and result.</w:t>
+      </w:r>
+    </w:p>
+    <w:p>
+      <w:pPr>
+        <w:spacing w:line="336" w:lineRule="auto" w:after="180"/>
+      </w:pPr>
+      <w:r>
+        <w:rPr>
+          <w:b w:val="0"/>
+        </w:rPr>
         <w:t>Run declared cases, store raw paired results and deviations, and keep primary analysis separate from exploratory repairs. Stop or escalate only according to the stated rule.</w:t>
       </w:r>
     </w:p>
@@ -313,8 +501,49 @@
       </w:r>
     </w:p>
     <w:p>
-      <w:r>
-        <w:t>Before applying the procedure, write its units, denominator or decision boundary where relevant. A partner should be able to repeat each step using the same inputs. If a required input is absent or violates the stated contract, record that condition explicitly instead of quietly replacing it with a convenient value.</w:t>
+      <w:pPr>
+        <w:spacing w:line="336" w:lineRule="auto" w:after="180"/>
+      </w:pPr>
+      <w:r>
+        <w:rPr>
+          <w:b w:val="0"/>
+        </w:rPr>
+        <w:t xml:space="preserve">Before applying the procedure, write its units, denominator or decision boundary where relevant. A partner should be able to repeat each step using the same </w:t>
+      </w:r>
+      <w:r>
+        <w:rPr>
+          <w:b/>
+        </w:rPr>
+        <w:t>input</w:t>
+      </w:r>
+      <w:r>
+        <w:rPr>
+          <w:b w:val="0"/>
+        </w:rPr>
+        <w:t>s.</w:t>
+      </w:r>
+    </w:p>
+    <w:p>
+      <w:pPr>
+        <w:spacing w:line="336" w:lineRule="auto" w:after="180"/>
+      </w:pPr>
+      <w:r>
+        <w:rPr>
+          <w:b w:val="0"/>
+        </w:rPr>
+        <w:t xml:space="preserve">If a required </w:t>
+      </w:r>
+      <w:r>
+        <w:rPr>
+          <w:b/>
+        </w:rPr>
+        <w:t>input</w:t>
+      </w:r>
+      <w:r>
+        <w:rPr>
+          <w:b w:val="0"/>
+        </w:rPr>
+        <w:t xml:space="preserve"> is absent or violates the stated contract, record that condition explicitly instead of quietly replacing it with a convenient value.</w:t>
       </w:r>
     </w:p>
     <w:p>
@@ -326,8 +555,26 @@
       </w:r>
     </w:p>
     <w:p>
-      <w:r>
-        <w:t>Point to the input, the deciding step and the result in this week’s visual. Explain the same step in ordinary words. A picture helps when you can say what each part represents.</w:t>
+      <w:pPr>
+        <w:spacing w:line="336" w:lineRule="auto" w:after="180"/>
+      </w:pPr>
+      <w:r>
+        <w:rPr>
+          <w:b w:val="0"/>
+        </w:rPr>
+        <w:t xml:space="preserve">Point to the </w:t>
+      </w:r>
+      <w:r>
+        <w:rPr>
+          <w:b/>
+        </w:rPr>
+        <w:t>input</w:t>
+      </w:r>
+      <w:r>
+        <w:rPr>
+          <w:b w:val="0"/>
+        </w:rPr>
+        <w:t>, the deciding step and the result in this week’s visual. Explain the same step in ordinary words. A picture helps when you can say what each part represents.</w:t>
       </w:r>
     </w:p>
     <w:p>
@@ -339,6 +586,11 @@
       </w:r>
     </w:p>
     <w:p>
+      <w:r>
+        <w:t>Compare the supplied cases for Running the primary experiment. Identify the detail that changes the conclusion.</w:t>
+      </w:r>
+    </w:p>
+    <w:p>
       <w:pPr>
         <w:pStyle w:val="Heading3"/>
       </w:pPr>
@@ -347,7 +599,13 @@
       </w:r>
     </w:p>
     <w:p>
-      <w:r>
+      <w:pPr>
+        <w:spacing w:line="336" w:lineRule="auto" w:after="180"/>
+      </w:pPr>
+      <w:r>
+        <w:rPr>
+          <w:b w:val="0"/>
+        </w:rPr>
         <w:t>Twenty eligible cases:16 pass, 2 fail, 2 unassessed after outage. Plan reports completed rate plus coverage. Show the intermediate steps and give the conclusion with its scope.</w:t>
       </w:r>
     </w:p>
@@ -393,17 +651,68 @@
       </w:r>
     </w:p>
     <w:p>
-      <w:r>
+      <w:pPr>
+        <w:pStyle w:val="Heading3"/>
+      </w:pPr>
+      <w:r>
+        <w:t>Change one thing</w:t>
+      </w:r>
+    </w:p>
+    <w:p>
+      <w:pPr>
+        <w:spacing w:line="336" w:lineRule="auto" w:after="180"/>
+        <w:shd w:fill="F5F1FB"/>
+      </w:pPr>
+      <w:r>
+        <w:rPr>
+          <w:b w:val="0"/>
+        </w:rPr>
         <w:t>Change: Tune B after inspecting its case-four failure, then rescore the same set.</w:t>
       </w:r>
     </w:p>
     <w:p>
-      <w:r>
-        <w:t>Prediction: Label the rerun as development on exposed cases, not untouched primary evaluation.</w:t>
-      </w:r>
-    </w:p>
-    <w:p>
-      <w:r>
+      <w:pPr>
+        <w:pStyle w:val="Heading3"/>
+      </w:pPr>
+      <w:r>
+        <w:t>Predicted result</w:t>
+      </w:r>
+    </w:p>
+    <w:p>
+      <w:pPr>
+        <w:spacing w:line="336" w:lineRule="auto" w:after="180"/>
+        <w:shd w:fill="F1F6FC"/>
+      </w:pPr>
+      <w:r>
+        <w:rPr>
+          <w:b/>
+        </w:rPr>
+        <w:t>Prediction</w:t>
+      </w:r>
+      <w:r>
+        <w:rPr>
+          <w:b w:val="0"/>
+        </w:rPr>
+        <w:t>: Label the rerun as development on exposed cases, not untouched primary evaluation.</w:t>
+      </w:r>
+    </w:p>
+    <w:p>
+      <w:pPr>
+        <w:pStyle w:val="Heading3"/>
+      </w:pPr>
+      <w:r>
+        <w:t>Why the result follows</w:t>
+      </w:r>
+    </w:p>
+    <w:p>
+      <w:pPr>
+        <w:spacing w:line="336" w:lineRule="auto" w:after="180"/>
+        <w:shd w:fill="F1F6FC"/>
+      </w:pPr>
+      <w:r>
+        <w:rPr>
+          <w:b w:val="0"/>
+        </w:rPr>
         <w:t>Reason: The evaluation outcomes have now influenced the version.</w:t>
       </w:r>
     </w:p>
@@ -413,6 +722,11 @@
       </w:pPr>
       <w:r>
         <w:t>05. Words that unlock the idea</w:t>
+      </w:r>
+    </w:p>
+    <w:p>
+      <w:r>
+        <w:t>Use the vocabulary of Running the primary experiment to explain a concrete decision, rather than only memorising definitions.</w:t>
       </w:r>
     </w:p>
     <w:tbl>
@@ -550,29 +864,115 @@
     </w:p>
     <w:p>
       <w:r>
+        <w:t>Follow the worked trace for Running the primary experiment, predict a step, then compare with its explanation.</w:t>
+      </w:r>
+    </w:p>
+    <w:p>
+      <w:pPr>
+        <w:spacing w:line="336" w:lineRule="auto" w:after="180"/>
+      </w:pPr>
+      <w:r>
+        <w:rPr>
+          <w:b w:val="0"/>
+        </w:rPr>
         <w:t>Twenty eligible cases:16 pass, 2 fail, 2 unassessed after outage. Plan reports completed rate plus coverage.</w:t>
       </w:r>
     </w:p>
     <w:p>
-      <w:r>
+      <w:pPr>
+        <w:spacing w:line="336" w:lineRule="auto" w:after="180"/>
+      </w:pPr>
+      <w:r>
+        <w:rPr>
+          <w:b w:val="0"/>
+        </w:rPr>
         <w:t>16/18≈88.889% completed pass; coverage18/20=90%; two unassessed remain. No20/20 assessment claim.</w:t>
       </w:r>
     </w:p>
     <w:p>
-      <w:r>
-        <w:t>Compare the intermediate evidence with the final statement. Explain why each number or decision follows from the stated inputs. The conclusion belongs to this scenario and procedure; changing the inputs, evaluation population or authority can change what it establishes. Retain the raw record so a later revision can be compared honestly.</w:t>
-      </w:r>
-    </w:p>
-    <w:p>
       <w:pPr>
         <w:pStyle w:val="Heading3"/>
       </w:pPr>
       <w:r>
+        <w:t>Worked explanation · Running the primary experiment</w:t>
+      </w:r>
+    </w:p>
+    <w:p>
+      <w:pPr>
+        <w:spacing w:line="336" w:lineRule="auto" w:after="180"/>
+        <w:shd w:fill="F1F6FC"/>
+      </w:pPr>
+      <w:r>
+        <w:rPr>
+          <w:b w:val="0"/>
+        </w:rPr>
+        <w:t xml:space="preserve">Compare the intermediate </w:t>
+      </w:r>
+      <w:r>
+        <w:rPr>
+          <w:b/>
+        </w:rPr>
+        <w:t>evidence</w:t>
+      </w:r>
+      <w:r>
+        <w:rPr>
+          <w:b w:val="0"/>
+        </w:rPr>
+        <w:t xml:space="preserve"> with the final statement. Explain why each number or decision follows from the stated </w:t>
+      </w:r>
+      <w:r>
+        <w:rPr>
+          <w:b/>
+        </w:rPr>
+        <w:t>input</w:t>
+      </w:r>
+      <w:r>
+        <w:rPr>
+          <w:b w:val="0"/>
+        </w:rPr>
+        <w:t>s.</w:t>
+      </w:r>
+    </w:p>
+    <w:p>
+      <w:pPr>
+        <w:spacing w:line="336" w:lineRule="auto" w:after="180"/>
+        <w:shd w:fill="F1F6FC"/>
+      </w:pPr>
+      <w:r>
+        <w:rPr>
+          <w:b w:val="0"/>
+        </w:rPr>
+        <w:t xml:space="preserve">The conclusion belongs to this scenario and procedure; changing the </w:t>
+      </w:r>
+      <w:r>
+        <w:rPr>
+          <w:b/>
+        </w:rPr>
+        <w:t>input</w:t>
+      </w:r>
+      <w:r>
+        <w:rPr>
+          <w:b w:val="0"/>
+        </w:rPr>
+        <w:t>s, evaluation population or authority can change what it establishes. Retain the raw record so a later revision can be compared honestly.</w:t>
+      </w:r>
+    </w:p>
+    <w:p>
+      <w:pPr>
+        <w:pStyle w:val="Heading3"/>
+      </w:pPr>
+      <w:r>
         <w:t>Learn from the worked case</w:t>
       </w:r>
     </w:p>
     <w:p>
-      <w:r>
+      <w:pPr>
+        <w:spacing w:line="336" w:lineRule="auto" w:after="180"/>
+      </w:pPr>
+      <w:r>
+        <w:rPr>
+          <w:b w:val="0"/>
+        </w:rPr>
         <w:t>Cover the result before checking it. Say what is given, choose the procedure, and follow one step at a time. Then uncover the result and explain your first mismatch. Ask why a step is allowed, not only what number it produces.</w:t>
       </w:r>
     </w:p>
@@ -585,8 +985,26 @@
       </w:r>
     </w:p>
     <w:p>
-      <w:r>
-        <w:t>Run the frozen experiment. A research team freezes versions A and B, labels and scoring before a six-case primary run.</w:t>
+      <w:pPr>
+        <w:spacing w:line="336" w:lineRule="auto" w:after="180"/>
+      </w:pPr>
+      <w:r>
+        <w:rPr>
+          <w:b w:val="0"/>
+        </w:rPr>
+        <w:t xml:space="preserve">Run the frozen experiment. A research team freezes versions A and B, labels and scoring before a six-case </w:t>
+      </w:r>
+      <w:r>
+        <w:rPr>
+          <w:b/>
+        </w:rPr>
+        <w:t>primary run</w:t>
+      </w:r>
+      <w:r>
+        <w:rPr>
+          <w:b w:val="0"/>
+        </w:rPr>
+        <w:t>.</w:t>
       </w:r>
     </w:p>
     <w:p>
@@ -598,7 +1016,22 @@
       </w:r>
     </w:p>
     <w:p>
-      <w:r>
+      <w:pPr>
+        <w:pStyle w:val="Heading3"/>
+      </w:pPr>
+      <w:r>
+        <w:t>Supplied facts</w:t>
+      </w:r>
+    </w:p>
+    <w:p>
+      <w:pPr>
+        <w:spacing w:line="336" w:lineRule="auto" w:after="180"/>
+        <w:shd w:fill="F1F6FC"/>
+      </w:pPr>
+      <w:r>
+        <w:rPr>
+          <w:b w:val="0"/>
+        </w:rPr>
         <w:t>A scores [1,0,1,1,0,1]; B scores [1,1,1,0,1,1]. Both answer the same six cases. Binary entries mean 1=correct and 0=incorrect.</w:t>
       </w:r>
     </w:p>
@@ -798,7 +1231,22 @@
       </w:r>
     </w:p>
     <w:p>
-      <w:r>
+      <w:pPr>
+        <w:pStyle w:val="Heading3"/>
+      </w:pPr>
+      <w:r>
+        <w:t>Why the result follows</w:t>
+      </w:r>
+    </w:p>
+    <w:p>
+      <w:pPr>
+        <w:spacing w:line="336" w:lineRule="auto" w:after="180"/>
+        <w:shd w:fill="F1F6FC"/>
+      </w:pPr>
+      <w:r>
+        <w:rPr>
+          <w:b w:val="0"/>
+        </w:rPr>
         <w:t>Running the primary experiment means following the declared protocol and retaining raw outcomes. Overall scores alone hide different failure patterns.</w:t>
       </w:r>
     </w:p>
@@ -811,17 +1259,62 @@
       </w:r>
     </w:p>
     <w:p>
-      <w:r>
+      <w:pPr>
+        <w:pStyle w:val="Heading3"/>
+      </w:pPr>
+      <w:r>
+        <w:t>Keep the stated limit</w:t>
+      </w:r>
+    </w:p>
+    <w:p>
+      <w:pPr>
+        <w:spacing w:line="336" w:lineRule="auto" w:after="180"/>
+        <w:shd w:fill="FFF5E6"/>
+      </w:pPr>
+      <w:r>
+        <w:rPr>
+          <w:b w:val="0"/>
+        </w:rPr>
         <w:t>Six illustrative cases do not establish a population advantage or statistical significance.</w:t>
       </w:r>
     </w:p>
     <w:p>
-      <w:r>
+      <w:pPr>
+        <w:pStyle w:val="Heading3"/>
+      </w:pPr>
+      <w:r>
+        <w:t>Keep the stated limit</w:t>
+      </w:r>
+    </w:p>
+    <w:p>
+      <w:pPr>
+        <w:spacing w:line="336" w:lineRule="auto" w:after="180"/>
+        <w:shd w:fill="FFF5E6"/>
+      </w:pPr>
+      <w:r>
+        <w:rPr>
+          <w:b w:val="0"/>
+        </w:rPr>
         <w:t>Read the labelled picture: Compute A’s and B’s six-case counts and identify the cases that favour each. How must a B revision tuned on case four be labelled when evaluated again on the same set?</w:t>
       </w:r>
     </w:p>
     <w:p>
-      <w:r>
+      <w:pPr>
+        <w:pStyle w:val="Heading3"/>
+      </w:pPr>
+      <w:r>
+        <w:t>Keep the stated limit</w:t>
+      </w:r>
+    </w:p>
+    <w:p>
+      <w:pPr>
+        <w:spacing w:line="336" w:lineRule="auto" w:after="180"/>
+        <w:shd w:fill="FFF5E6"/>
+      </w:pPr>
+      <w:r>
+        <w:rPr>
+          <w:b w:val="0"/>
+        </w:rPr>
         <w:t>Change one thing: Tune B after inspecting its case-four failure, then rescore the same set. Predict the result before checking the explanation. What remains the same?</w:t>
       </w:r>
     </w:p>
@@ -835,19 +1328,69 @@
     </w:p>
     <w:p>
       <w:r>
+        <w:t>Find the unsupported step in the Running the primary experiment claim and explain a repair using the supplied evidence.</w:t>
+      </w:r>
+    </w:p>
+    <w:p>
+      <w:pPr>
+        <w:spacing w:line="336" w:lineRule="auto" w:after="180"/>
+      </w:pPr>
+      <w:r>
+        <w:rPr>
+          <w:b w:val="0"/>
+        </w:rPr>
         <w:t>Following the plan and reporting deviations are required even when results contradict the hypothesis.</w:t>
       </w:r>
     </w:p>
     <w:p>
-      <w:r>
-        <w:t>A useful check asks what would make the reasoning fail. Distinguish a failure to execute the declared procedure from a weakness in the procedure itself. The first may require a correction; the second requires an explicitly revised method and new evidence. Preserve unsuccessful cases so an improved result cannot hide the original problem.</w:t>
-      </w:r>
-    </w:p>
-    <w:p>
       <w:pPr>
         <w:pStyle w:val="Heading3"/>
       </w:pPr>
       <w:r>
+        <w:t>Check the claim against the facts</w:t>
+      </w:r>
+    </w:p>
+    <w:p>
+      <w:pPr>
+        <w:spacing w:line="336" w:lineRule="auto" w:after="180"/>
+        <w:shd w:fill="FFF5E6"/>
+      </w:pPr>
+      <w:r>
+        <w:rPr>
+          <w:b w:val="0"/>
+        </w:rPr>
+        <w:t>A useful check asks what would make the reasoning fail. Distinguish a failure to execute the declared procedure from a weakness in the procedure itself.</w:t>
+      </w:r>
+    </w:p>
+    <w:p>
+      <w:pPr>
+        <w:spacing w:line="336" w:lineRule="auto" w:after="180"/>
+        <w:shd w:fill="FFF5E6"/>
+      </w:pPr>
+      <w:r>
+        <w:rPr>
+          <w:b w:val="0"/>
+        </w:rPr>
+        <w:t xml:space="preserve">The first may require a correction; the second requires an explicitly revised method and new </w:t>
+      </w:r>
+      <w:r>
+        <w:rPr>
+          <w:b/>
+        </w:rPr>
+        <w:t>evidence</w:t>
+      </w:r>
+      <w:r>
+        <w:rPr>
+          <w:b w:val="0"/>
+        </w:rPr>
+        <w:t>. Preserve unsuccessful cases so an improved result cannot hide the original problem.</w:t>
+      </w:r>
+    </w:p>
+    <w:p>
+      <w:pPr>
+        <w:pStyle w:val="Heading3"/>
+      </w:pPr>
+      <w:r>
         <w:t>Guided: restate the worked result, then name the assumption or limitation that prevents a broader conclusion.</w:t>
       </w:r>
     </w:p>
@@ -885,8 +1428,25 @@
       </w:r>
     </w:p>
     <w:p>
-      <w:r>
-        <w:t>A report omits this qualification: Following the plan and reporting deviations are required even when results contradict the hypothesis. Explain how omitting it could change a reader's interpretation, and write an accurate replacement.</w:t>
+      <w:pPr>
+        <w:spacing w:line="336" w:lineRule="auto" w:after="180"/>
+      </w:pPr>
+      <w:r>
+        <w:rPr>
+          <w:b w:val="0"/>
+        </w:rPr>
+        <w:t>A report omits this qualification: Following the plan and reporting deviations are required even when results contradict the hypothesis.</w:t>
+      </w:r>
+    </w:p>
+    <w:p>
+      <w:pPr>
+        <w:spacing w:line="336" w:lineRule="auto" w:after="180"/>
+      </w:pPr>
+      <w:r>
+        <w:rPr>
+          <w:b w:val="0"/>
+        </w:rPr>
+        <w:t>Explain how omitting it could change a reader's interpretation, and write an accurate replacement.</w:t>
       </w:r>
     </w:p>
     <w:p>
@@ -937,7 +1497,54 @@
     </w:p>
     <w:p>
       <w:r>
-        <w:t>Explain the weekly mechanism in your own words. Use the worked scenario to name its input, decision rule and output.</w:t>
+        <w:t>Practise Running the primary experiment with support, then explain the deciding step in your own words.</w:t>
+      </w:r>
+    </w:p>
+    <w:p>
+      <w:pPr>
+        <w:spacing w:line="336" w:lineRule="auto" w:after="180"/>
+      </w:pPr>
+      <w:r>
+        <w:rPr>
+          <w:b w:val="0"/>
+        </w:rPr>
+        <w:t xml:space="preserve">Explain the weekly </w:t>
+      </w:r>
+      <w:r>
+        <w:rPr>
+          <w:b/>
+        </w:rPr>
+        <w:t>mechanism</w:t>
+      </w:r>
+      <w:r>
+        <w:rPr>
+          <w:b w:val="0"/>
+        </w:rPr>
+        <w:t xml:space="preserve"> in your own words. Use the worked scenario to name its </w:t>
+      </w:r>
+      <w:r>
+        <w:rPr>
+          <w:b/>
+        </w:rPr>
+        <w:t>input</w:t>
+      </w:r>
+      <w:r>
+        <w:rPr>
+          <w:b w:val="0"/>
+        </w:rPr>
+        <w:t xml:space="preserve">, decision rule and </w:t>
+      </w:r>
+      <w:r>
+        <w:rPr>
+          <w:b/>
+        </w:rPr>
+        <w:t>output</w:t>
+      </w:r>
+      <w:r>
+        <w:rPr>
+          <w:b w:val="0"/>
+        </w:rPr>
+        <w:t>.</w:t>
       </w:r>
     </w:p>
     <w:p>
@@ -1010,8 +1617,26 @@
       </w:r>
     </w:p>
     <w:p>
-      <w:r>
-        <w:t>Use workbook W2 for the connected example “Running the primary experiment”. First fill the input and rule boxes. Try the middle steps before asking for a hint. After a hint, try the next step yourself.</w:t>
+      <w:pPr>
+        <w:spacing w:line="336" w:lineRule="auto" w:after="180"/>
+      </w:pPr>
+      <w:r>
+        <w:rPr>
+          <w:b w:val="0"/>
+        </w:rPr>
+        <w:t xml:space="preserve">Use workbook W2 for the connected example “Running the primary experiment”. First fill the </w:t>
+      </w:r>
+      <w:r>
+        <w:rPr>
+          <w:b/>
+        </w:rPr>
+        <w:t>input</w:t>
+      </w:r>
+      <w:r>
+        <w:rPr>
+          <w:b w:val="0"/>
+        </w:rPr>
+        <w:t xml:space="preserve"> and rule boxes. Try the middle steps before asking for a hint. After a hint, try the next step yourself.</w:t>
       </w:r>
     </w:p>
     <w:tbl>
@@ -1094,7 +1719,13 @@
       </w:tr>
     </w:tbl>
     <w:p>
-      <w:r>
+      <w:pPr>
+        <w:spacing w:line="336" w:lineRule="auto" w:after="180"/>
+      </w:pPr>
+      <w:r>
+        <w:rPr>
+          <w:b w:val="0"/>
+        </w:rPr>
         <w:t>Explain your trace to a partner. Your partner points to one step to check. Swap roles on the next case. Each person writes their own explanation.</w:t>
       </w:r>
     </w:p>
@@ -1107,12 +1738,35 @@
       </w:r>
     </w:p>
     <w:p>
-      <w:r>
-        <w:t>Use the worked case for Running the primary experiment. Proposed explanation: “The worked result establishes every future case”. Decide whether this explanation is supported. Point to the step or supplied fact that decides; explain your repair if needed.</w:t>
-      </w:r>
-    </w:p>
-    <w:p>
-      <w:r>
+      <w:pPr>
+        <w:spacing w:line="336" w:lineRule="auto" w:after="180"/>
+      </w:pPr>
+      <w:r>
+        <w:rPr>
+          <w:b w:val="0"/>
+        </w:rPr>
+        <w:t>Use the worked case for Running the primary experiment. Proposed explanation: “The worked result establishes every future case”. Decide whether this explanation is supported.</w:t>
+      </w:r>
+    </w:p>
+    <w:p>
+      <w:pPr>
+        <w:spacing w:line="336" w:lineRule="auto" w:after="180"/>
+      </w:pPr>
+      <w:r>
+        <w:rPr>
+          <w:b w:val="0"/>
+        </w:rPr>
+        <w:t>Point to the step or supplied fact that decides; explain your repair if needed.</w:t>
+      </w:r>
+    </w:p>
+    <w:p>
+      <w:pPr>
+        <w:spacing w:line="336" w:lineRule="auto" w:after="180"/>
+      </w:pPr>
+      <w:r>
+        <w:rPr>
+          <w:b w:val="0"/>
+        </w:rPr>
         <w:t>Answer on your own before discussion. If you are unsure, say which step you need help with.</w:t>
       </w:r>
     </w:p>
@@ -1125,7 +1779,14 @@
       </w:r>
     </w:p>
     <w:p>
-      <w:r>
+      <w:pPr>
+        <w:spacing w:line="336" w:lineRule="auto" w:after="180"/>
+        <w:shd w:fill="F5F1FB"/>
+      </w:pPr>
+      <w:r>
+        <w:rPr>
+          <w:b w:val="0"/>
+        </w:rPr>
         <w:t>Compute A’s and B’s six-case counts and identify the cases that favour each. How must a B revision tuned on case four be labelled when evaluated again on the same set?</w:t>
       </w:r>
     </w:p>
@@ -1158,7 +1819,13 @@
       </w:r>
     </w:p>
     <w:p>
-      <w:r>
+      <w:pPr>
+        <w:spacing w:line="336" w:lineRule="auto" w:after="180"/>
+      </w:pPr>
+      <w:r>
+        <w:rPr>
+          <w:b w:val="0"/>
+        </w:rPr>
         <w:t>This is supported practice. Keep the separately named independent case for an attempt before feedback.</w:t>
       </w:r>
     </w:p>
@@ -1171,6 +1838,11 @@
       </w:r>
     </w:p>
     <w:p>
+      <w:r>
+        <w:t>Investigate Running the primary experiment. Record the prediction, actual observation or labelled paper trace, explanation and next test separately.</w:t>
+      </w:r>
+    </w:p>
+    <w:p>
       <w:pPr>
         <w:pStyle w:val="Heading3"/>
       </w:pPr>
@@ -1179,7 +1851,13 @@
       </w:r>
     </w:p>
     <w:p>
-      <w:r>
+      <w:pPr>
+        <w:spacing w:line="336" w:lineRule="auto" w:after="180"/>
+      </w:pPr>
+      <w:r>
+        <w:rPr>
+          <w:b w:val="0"/>
+        </w:rPr>
         <w:t>Twenty eligible cases:16 pass, 2 fail, 2 unassessed after outage. Plan reports completed rate plus coverage. Show the intermediate steps and give the conclusion with its scope.</w:t>
       </w:r>
     </w:p>
@@ -1320,7 +1998,13 @@
       </w:tr>
     </w:tbl>
     <w:p>
-      <w:r>
+      <w:pPr>
+        <w:spacing w:line="336" w:lineRule="auto" w:after="180"/>
+      </w:pPr>
+      <w:r>
+        <w:rPr>
+          <w:b w:val="0"/>
+        </w:rPr>
         <w:t>On paper, trace the supplied procedure. If code is provided, predict before running it in a local practice file. Never write an expected answer as though it were an observed run.</w:t>
       </w:r>
     </w:p>
@@ -1333,7 +2017,13 @@
       </w:r>
     </w:p>
     <w:p>
-      <w:r>
+      <w:pPr>
+        <w:spacing w:line="336" w:lineRule="auto" w:after="180"/>
+      </w:pPr>
+      <w:r>
+        <w:rPr>
+          <w:b w:val="0"/>
+        </w:rPr>
         <w:t>Before trying: what do I expect, and why? While trying: which step could first go wrong? Afterwards: what did I actually observe, and what should change? Keep “not run” if you only traced the procedure.</w:t>
       </w:r>
     </w:p>
@@ -1346,6 +2036,11 @@
       </w:r>
     </w:p>
     <w:p>
+      <w:r>
+        <w:t>Move from recall to tracing, diagnosis and transfer in Running the primary experiment. Explain why each step is justified.</w:t>
+      </w:r>
+    </w:p>
+    <w:p>
       <w:pPr>
         <w:pStyle w:val="Heading3"/>
       </w:pPr>
@@ -1354,18 +2049,94 @@
       </w:r>
     </w:p>
     <w:p>
-      <w:r>
-        <w:t>Explain the weekly mechanism in your own words. Use the worked scenario to name its input, decision rule and output.</w:t>
-      </w:r>
-    </w:p>
-    <w:p>
-      <w:r>
-        <w:t>A report omits this qualification: Following the plan and reporting deviations are required even when results contradict the hypothesis. Explain how omitting it could change a reader's interpretation, and write an accurate replacement.</w:t>
-      </w:r>
-    </w:p>
-    <w:p>
-      <w:r>
-        <w:t>For the worked scenario, propose one additional case that could reveal a failure, describe its expected outcome before running it, and explain what would need to remain fixed for a fair comparison. Do not reuse W4 as a new final test after receiving feedback.</w:t>
+      <w:pPr>
+        <w:spacing w:line="336" w:lineRule="auto" w:after="180"/>
+      </w:pPr>
+      <w:r>
+        <w:rPr>
+          <w:b w:val="0"/>
+        </w:rPr>
+        <w:t xml:space="preserve">Explain the weekly </w:t>
+      </w:r>
+      <w:r>
+        <w:rPr>
+          <w:b/>
+        </w:rPr>
+        <w:t>mechanism</w:t>
+      </w:r>
+      <w:r>
+        <w:rPr>
+          <w:b w:val="0"/>
+        </w:rPr>
+        <w:t xml:space="preserve"> in your own words. Use the worked scenario to name its </w:t>
+      </w:r>
+      <w:r>
+        <w:rPr>
+          <w:b/>
+        </w:rPr>
+        <w:t>input</w:t>
+      </w:r>
+      <w:r>
+        <w:rPr>
+          <w:b w:val="0"/>
+        </w:rPr>
+        <w:t xml:space="preserve">, decision rule and </w:t>
+      </w:r>
+      <w:r>
+        <w:rPr>
+          <w:b/>
+        </w:rPr>
+        <w:t>output</w:t>
+      </w:r>
+      <w:r>
+        <w:rPr>
+          <w:b w:val="0"/>
+        </w:rPr>
+        <w:t>.</w:t>
+      </w:r>
+    </w:p>
+    <w:p>
+      <w:pPr>
+        <w:spacing w:line="336" w:lineRule="auto" w:after="180"/>
+      </w:pPr>
+      <w:r>
+        <w:rPr>
+          <w:b w:val="0"/>
+        </w:rPr>
+        <w:t>A report omits this qualification: Following the plan and reporting deviations are required even when results contradict the hypothesis.</w:t>
+      </w:r>
+    </w:p>
+    <w:p>
+      <w:pPr>
+        <w:spacing w:line="336" w:lineRule="auto" w:after="180"/>
+      </w:pPr>
+      <w:r>
+        <w:rPr>
+          <w:b w:val="0"/>
+        </w:rPr>
+        <w:t>Explain how omitting it could change a reader's interpretation, and write an accurate replacement.</w:t>
+      </w:r>
+    </w:p>
+    <w:p>
+      <w:pPr>
+        <w:spacing w:line="336" w:lineRule="auto" w:after="180"/>
+      </w:pPr>
+      <w:r>
+        <w:rPr>
+          <w:b w:val="0"/>
+        </w:rPr>
+        <w:t>For the worked scenario, propose one additional case that could reveal a failure, describe its expected outcome before running it, and explain what would need to remain fixed for a fair comparison.</w:t>
+      </w:r>
+    </w:p>
+    <w:p>
+      <w:pPr>
+        <w:spacing w:line="336" w:lineRule="auto" w:after="180"/>
+      </w:pPr>
+      <w:r>
+        <w:rPr>
+          <w:b w:val="0"/>
+        </w:rPr>
+        <w:t>Do not reuse W4 as a new final test after receiving feedback.</w:t>
       </w:r>
     </w:p>
     <w:p>
@@ -1411,7 +2182,77 @@
     </w:p>
     <w:p>
       <w:r>
-        <w:t>Add a labelled running the primary experiment evidence sheet to Reproducible AI Research Study. Show how you can explain the mechanism and terminology of running the primary experiment. Use the supplied fictional case and keep its inputs, intermediate steps, calculation or prediction, and limitation. Connect this record to last week’s record; a matching answer without a trace is insufficient.</w:t>
+        <w:t>Apply this week’s idea to Reproducible AI Research Study. Keep an annotated decision and the evidence supporting it.</w:t>
+      </w:r>
+    </w:p>
+    <w:p>
+      <w:pPr>
+        <w:spacing w:line="336" w:lineRule="auto" w:after="180"/>
+      </w:pPr>
+      <w:r>
+        <w:rPr>
+          <w:b w:val="0"/>
+        </w:rPr>
+        <w:t xml:space="preserve">Add a labelled running the primary experiment </w:t>
+      </w:r>
+      <w:r>
+        <w:rPr>
+          <w:b/>
+        </w:rPr>
+        <w:t>evidence</w:t>
+      </w:r>
+      <w:r>
+        <w:rPr>
+          <w:b w:val="0"/>
+        </w:rPr>
+        <w:t xml:space="preserve"> sheet to Reproducible AI Research Study. Show how you can explain the </w:t>
+      </w:r>
+      <w:r>
+        <w:rPr>
+          <w:b/>
+        </w:rPr>
+        <w:t>mechanism</w:t>
+      </w:r>
+      <w:r>
+        <w:rPr>
+          <w:b w:val="0"/>
+        </w:rPr>
+        <w:t xml:space="preserve"> and terminology of running the primary experiment.</w:t>
+      </w:r>
+    </w:p>
+    <w:p>
+      <w:pPr>
+        <w:spacing w:line="336" w:lineRule="auto" w:after="180"/>
+      </w:pPr>
+      <w:r>
+        <w:rPr>
+          <w:b w:val="0"/>
+        </w:rPr>
+        <w:t xml:space="preserve">Use the supplied fictional case and keep its </w:t>
+      </w:r>
+      <w:r>
+        <w:rPr>
+          <w:b/>
+        </w:rPr>
+        <w:t>input</w:t>
+      </w:r>
+      <w:r>
+        <w:rPr>
+          <w:b w:val="0"/>
+        </w:rPr>
+        <w:t xml:space="preserve">s, intermediate steps, calculation or </w:t>
+      </w:r>
+      <w:r>
+        <w:rPr>
+          <w:b/>
+        </w:rPr>
+        <w:t>prediction</w:t>
+      </w:r>
+      <w:r>
+        <w:rPr>
+          <w:b w:val="0"/>
+        </w:rPr>
+        <w:t>, and limitation. Connect this record to last week’s record; a matching answer without a trace is insufficient.</w:t>
       </w:r>
     </w:p>
     <w:tbl>
@@ -1539,7 +2380,13 @@
       </w:r>
     </w:p>
     <w:p>
-      <w:r>
+      <w:pPr>
+        <w:spacing w:line="336" w:lineRule="auto" w:after="180"/>
+      </w:pPr>
+      <w:r>
+        <w:rPr>
+          <w:b w:val="0"/>
+        </w:rPr>
         <w:t>For the Reproducible AI Research Study, retain an annotated worked trace and the changed-case reasoning. Connect the claim to its records, units and assumptions so another investigator can challenge or reproduce it.</w:t>
       </w:r>
     </w:p>
@@ -1553,7 +2400,29 @@
     </w:p>
     <w:p>
       <w:r>
-        <w:t>Complete the supported workbook tasks before attempting W4 independently. Record any hints or help used. After feedback, use the teacher's fresh retry rather than copying the earlier answer. For a project, select a relevant new case, predict the outcome from the declared rule and preserve the result alongside any revision.</w:t>
+        <w:t>Use a genuinely new case for independent evidence. Previously discussed examples remain practice; use the separately named independent case before feedback.</w:t>
+      </w:r>
+    </w:p>
+    <w:p>
+      <w:pPr>
+        <w:spacing w:line="336" w:lineRule="auto" w:after="180"/>
+      </w:pPr>
+      <w:r>
+        <w:rPr>
+          <w:b w:val="0"/>
+        </w:rPr>
+        <w:t>Complete the supported workbook tasks before attempting W4 independently. Record any hints or help used. After feedback, use the teacher's fresh retry rather than copying the earlier answer.</w:t>
+      </w:r>
+    </w:p>
+    <w:p>
+      <w:pPr>
+        <w:spacing w:line="336" w:lineRule="auto" w:after="180"/>
+      </w:pPr>
+      <w:r>
+        <w:rPr>
+          <w:b w:val="0"/>
+        </w:rPr>
+        <w:t>For a project, select a relevant new case, predict the outcome from the declared rule and preserve the result alongside any revision.</w:t>
       </w:r>
     </w:p>
     <w:p>
@@ -1590,8 +2459,25 @@
       </w:r>
     </w:p>
     <w:p>
-      <w:r>
-        <w:t>For the worked scenario, propose one additional case that could reveal a failure, describe its expected outcome before running it, and explain what would need to remain fixed for a fair comparison. Do not reuse W4 as a new final test after receiving feedback.</w:t>
+      <w:pPr>
+        <w:spacing w:line="336" w:lineRule="auto" w:after="180"/>
+      </w:pPr>
+      <w:r>
+        <w:rPr>
+          <w:b w:val="0"/>
+        </w:rPr>
+        <w:t>For the worked scenario, propose one additional case that could reveal a failure, describe its expected outcome before running it, and explain what would need to remain fixed for a fair comparison.</w:t>
+      </w:r>
+    </w:p>
+    <w:p>
+      <w:pPr>
+        <w:spacing w:line="336" w:lineRule="auto" w:after="180"/>
+      </w:pPr>
+      <w:r>
+        <w:rPr>
+          <w:b w:val="0"/>
+        </w:rPr>
+        <w:t>Do not reuse W4 as a new final test after receiving feedback.</w:t>
       </w:r>
     </w:p>
     <w:p>
@@ -1628,6 +2514,11 @@
       </w:pPr>
       <w:r>
         <w:t>13. Study a complete case</w:t>
+      </w:r>
+    </w:p>
+    <w:p>
+      <w:r>
+        <w:t>Revisit the complete Running the primary experiment case for supported practice. Repeated examples do not become fresh assessments.</w:t>
       </w:r>
     </w:p>
     <w:p>
@@ -1731,8 +2622,26 @@
       </w:r>
     </w:p>
     <w:p>
-      <w:r>
-        <w:t>Follow the input through the stated procedure to its result. Cover the result first, predict it, then explain every intermediate step. The text/table accompanies the figure so the example can be read without colour.</w:t>
+      <w:pPr>
+        <w:spacing w:line="336" w:lineRule="auto" w:after="180"/>
+      </w:pPr>
+      <w:r>
+        <w:rPr>
+          <w:b w:val="0"/>
+        </w:rPr>
+        <w:t xml:space="preserve">Follow the </w:t>
+      </w:r>
+      <w:r>
+        <w:rPr>
+          <w:b/>
+        </w:rPr>
+        <w:t>input</w:t>
+      </w:r>
+      <w:r>
+        <w:rPr>
+          <w:b w:val="0"/>
+        </w:rPr>
+        <w:t xml:space="preserve"> through the stated procedure to its result. Cover the result first, predict it, then explain every intermediate step. The text/table accompanies the figure so the example can be read without colour.</w:t>
       </w:r>
     </w:p>
     <w:p>
@@ -1782,6 +2691,11 @@
       </w:r>
     </w:p>
     <w:p>
+      <w:r>
+        <w:t>Attempt the reserved new case before feedback. Record support; the earlier examples below remain additional practice.</w:t>
+      </w:r>
+    </w:p>
+    <w:p>
       <w:pPr>
         <w:pStyle w:val="Heading3"/>
       </w:pPr>
@@ -1790,7 +2704,13 @@
       </w:r>
     </w:p>
     <w:p>
-      <w:r>
+      <w:pPr>
+        <w:spacing w:line="336" w:lineRule="auto" w:after="180"/>
+      </w:pPr>
+      <w:r>
+        <w:rPr>
+          <w:b w:val="0"/>
+        </w:rPr>
         <w:t>Twelve cases:9 pass, 1 fail, 2 unassessed. Report same metrics.</w:t>
       </w:r>
     </w:p>
@@ -1838,7 +2758,13 @@
       </w:r>
     </w:p>
     <w:p>
-      <w:r>
+      <w:pPr>
+        <w:spacing w:line="336" w:lineRule="auto" w:after="180"/>
+      </w:pPr>
+      <w:r>
+        <w:rPr>
+          <w:b w:val="0"/>
+        </w:rPr>
         <w:t>Attempt this case before feedback. Record any help. Earlier examples below are further practice; a case already practised with feedback cannot establish fresh transfer.</w:t>
       </w:r>
     </w:p>
@@ -1851,7 +2777,13 @@
       </w:r>
     </w:p>
     <w:p>
-      <w:r>
+      <w:pPr>
+        <w:spacing w:line="336" w:lineRule="auto" w:after="180"/>
+      </w:pPr>
+      <w:r>
+        <w:rPr>
+          <w:b w:val="0"/>
+        </w:rPr>
         <w:t>Twelve cases:9 pass, 1 fail, 2 unassessed. Report same metrics.</w:t>
       </w:r>
     </w:p>
@@ -1904,7 +2836,13 @@
       </w:r>
     </w:p>
     <w:p>
-      <w:r>
+      <w:pPr>
+        <w:spacing w:line="336" w:lineRule="auto" w:after="180"/>
+      </w:pPr>
+      <w:r>
+        <w:rPr>
+          <w:b w:val="0"/>
+        </w:rPr>
         <w:t>Record support used: none, hint or teacher explanation. After feedback, a different case is needed to demonstrate independence.</w:t>
       </w:r>
     </w:p>
@@ -1917,8 +2855,25 @@
       </w:r>
     </w:p>
     <w:p>
-      <w:r>
-        <w:t>Attempt the independent case before hints. Record whether you worked alone, used a hint or followed a model. After feedback, fix the first unsupported step and explain why it changed. A later check uses a changed case, not a copied answer.</w:t>
+      <w:pPr>
+        <w:spacing w:line="336" w:lineRule="auto" w:after="180"/>
+      </w:pPr>
+      <w:r>
+        <w:rPr>
+          <w:b w:val="0"/>
+        </w:rPr>
+        <w:t>Attempt the independent case before hints. Record whether you worked alone, used a hint or followed a model. After feedback, fix the first unsupported step and explain why it changed.</w:t>
+      </w:r>
+    </w:p>
+    <w:p>
+      <w:pPr>
+        <w:spacing w:line="336" w:lineRule="auto" w:after="180"/>
+      </w:pPr>
+      <w:r>
+        <w:rPr>
+          <w:b w:val="0"/>
+        </w:rPr>
+        <w:t>A later check uses a changed case, not a copied answer.</w:t>
       </w:r>
     </w:p>
     <w:p>
@@ -1931,7 +2886,30 @@
     </w:p>
     <w:p>
       <w:r>
-        <w:t>Start with this question: Run the frozen experiment. A research team freezes versions A and B, labels and scoring before a six-case primary run.</w:t>
+        <w:t>Use this map to navigate Running the primary experiment, connect the goals to tasks and keep one evidence record for each attempt.</w:t>
+      </w:r>
+    </w:p>
+    <w:p>
+      <w:pPr>
+        <w:spacing w:line="336" w:lineRule="auto" w:after="180"/>
+      </w:pPr>
+      <w:r>
+        <w:rPr>
+          <w:b w:val="0"/>
+        </w:rPr>
+        <w:t xml:space="preserve">Start with this question: Run the frozen experiment. A research team freezes versions A and B, labels and scoring before a six-case </w:t>
+      </w:r>
+      <w:r>
+        <w:rPr>
+          <w:b/>
+        </w:rPr>
+        <w:t>primary run</w:t>
+      </w:r>
+      <w:r>
+        <w:rPr>
+          <w:b w:val="0"/>
+        </w:rPr>
+        <w:t>.</w:t>
       </w:r>
     </w:p>
     <w:tbl>
@@ -2037,13 +3015,61 @@
       </w:tr>
     </w:tbl>
     <w:p>
-      <w:r>
-        <w:t>Remember → watch and explain → try with help → investigate → try independently → keep project evidence. Your teacher may spread this lesson across several classes.</w:t>
-      </w:r>
-    </w:p>
-    <w:p>
-      <w:r>
-        <w:t>Keep your first prediction. Compare it with what the evidence shows and explain any change.</w:t>
+      <w:pPr>
+        <w:spacing w:line="336" w:lineRule="auto" w:after="180"/>
+      </w:pPr>
+      <w:r>
+        <w:rPr>
+          <w:b w:val="0"/>
+        </w:rPr>
+        <w:t xml:space="preserve">Remember → watch and explain → try with help → investigate → try independently → keep project </w:t>
+      </w:r>
+      <w:r>
+        <w:rPr>
+          <w:b/>
+        </w:rPr>
+        <w:t>evidence</w:t>
+      </w:r>
+      <w:r>
+        <w:rPr>
+          <w:b w:val="0"/>
+        </w:rPr>
+        <w:t>. Your teacher may spread this lesson across several classes.</w:t>
+      </w:r>
+    </w:p>
+    <w:p>
+      <w:pPr>
+        <w:spacing w:line="336" w:lineRule="auto" w:after="180"/>
+      </w:pPr>
+      <w:r>
+        <w:rPr>
+          <w:b w:val="0"/>
+        </w:rPr>
+        <w:t xml:space="preserve">Keep your first </w:t>
+      </w:r>
+      <w:r>
+        <w:rPr>
+          <w:b/>
+        </w:rPr>
+        <w:t>prediction</w:t>
+      </w:r>
+      <w:r>
+        <w:rPr>
+          <w:b w:val="0"/>
+        </w:rPr>
+        <w:t xml:space="preserve">. Compare it with what the </w:t>
+      </w:r>
+      <w:r>
+        <w:rPr>
+          <w:b/>
+        </w:rPr>
+        <w:t>evidence</w:t>
+      </w:r>
+      <w:r>
+        <w:rPr>
+          <w:b w:val="0"/>
+        </w:rPr>
+        <w:t xml:space="preserve"> shows and explain any change.</w:t>
       </w:r>
     </w:p>
     <w:p>
@@ -2056,7 +3082,30 @@
     </w:p>
     <w:p>
       <w:r>
-        <w:t>Close your notes. Explain this goal in your own words: Explain the mechanism and terminology of running the primary experiment</w:t>
+        <w:t>Explain Running the primary experiment without notes, identify a remaining question and plan a later check with a changed case.</w:t>
+      </w:r>
+    </w:p>
+    <w:p>
+      <w:pPr>
+        <w:spacing w:line="336" w:lineRule="auto" w:after="180"/>
+      </w:pPr>
+      <w:r>
+        <w:rPr>
+          <w:b w:val="0"/>
+        </w:rPr>
+        <w:t xml:space="preserve">Close your notes. Explain this goal in your own words: Explain the </w:t>
+      </w:r>
+      <w:r>
+        <w:rPr>
+          <w:b/>
+        </w:rPr>
+        <w:t>mechanism</w:t>
+      </w:r>
+      <w:r>
+        <w:rPr>
+          <w:b w:val="0"/>
+        </w:rPr>
+        <w:t xml:space="preserve"> and terminology of running the primary experiment</w:t>
       </w:r>
     </w:p>
     <w:p>
@@ -2093,13 +3142,61 @@
       </w:r>
     </w:p>
     <w:p>
-      <w:r>
-        <w:t>If you are unsure, return to the worked picture and explain one arrow. If you are ready, change an input or assumption and justify your prediction.</w:t>
-      </w:r>
-    </w:p>
-    <w:p>
-      <w:r>
-        <w:t>Save your workbook evidence. At the next review, try a different case before opening your old answer.</w:t>
+      <w:pPr>
+        <w:spacing w:line="336" w:lineRule="auto" w:after="180"/>
+      </w:pPr>
+      <w:r>
+        <w:rPr>
+          <w:b w:val="0"/>
+        </w:rPr>
+        <w:t xml:space="preserve">If you are unsure, return to the worked picture and explain one arrow. If you are ready, change an </w:t>
+      </w:r>
+      <w:r>
+        <w:rPr>
+          <w:b/>
+        </w:rPr>
+        <w:t>input</w:t>
+      </w:r>
+      <w:r>
+        <w:rPr>
+          <w:b w:val="0"/>
+        </w:rPr>
+        <w:t xml:space="preserve"> or assumption and justify your </w:t>
+      </w:r>
+      <w:r>
+        <w:rPr>
+          <w:b/>
+        </w:rPr>
+        <w:t>prediction</w:t>
+      </w:r>
+      <w:r>
+        <w:rPr>
+          <w:b w:val="0"/>
+        </w:rPr>
+        <w:t>.</w:t>
+      </w:r>
+    </w:p>
+    <w:p>
+      <w:pPr>
+        <w:spacing w:line="336" w:lineRule="auto" w:after="180"/>
+      </w:pPr>
+      <w:r>
+        <w:rPr>
+          <w:b w:val="0"/>
+        </w:rPr>
+        <w:t xml:space="preserve">Save your workbook </w:t>
+      </w:r>
+      <w:r>
+        <w:rPr>
+          <w:b/>
+        </w:rPr>
+        <w:t>evidence</w:t>
+      </w:r>
+      <w:r>
+        <w:rPr>
+          <w:b w:val="0"/>
+        </w:rPr>
+        <w:t>. At the next review, try a different case before opening your old answer.</w:t>
       </w:r>
     </w:p>
     <w:p>
@@ -2112,12 +3209,41 @@
     </w:p>
     <w:p>
       <w:r>
+        <w:t>Attempt supported questions before using hints or feedback. Review a missing building block, then keep the completed work.</w:t>
+      </w:r>
+    </w:p>
+    <w:p>
+      <w:pPr>
+        <w:spacing w:line="336" w:lineRule="auto" w:after="180"/>
+      </w:pPr>
+      <w:r>
+        <w:rPr>
+          <w:b w:val="0"/>
+        </w:rPr>
         <w:t>Use this supported practice once, in the browser or on paper. Keep the reserved independent assessment for a separate first attempt before teacher feedback.</w:t>
       </w:r>
     </w:p>
     <w:p>
-      <w:r>
-        <w:t>Run the frozen experiment. A research team freezes versions A and B, labels and scoring before a six-case primary run.</w:t>
+      <w:pPr>
+        <w:spacing w:line="336" w:lineRule="auto" w:after="180"/>
+      </w:pPr>
+      <w:r>
+        <w:rPr>
+          <w:b w:val="0"/>
+        </w:rPr>
+        <w:t xml:space="preserve">Run the frozen experiment. A research team freezes versions A and B, labels and scoring before a six-case </w:t>
+      </w:r>
+      <w:r>
+        <w:rPr>
+          <w:b/>
+        </w:rPr>
+        <w:t>primary run</w:t>
+      </w:r>
+      <w:r>
+        <w:rPr>
+          <w:b w:val="0"/>
+        </w:rPr>
+        <w:t>.</w:t>
       </w:r>
     </w:p>
     <w:p>
@@ -2129,22 +3255,49 @@
       </w:r>
     </w:p>
     <w:p>
-      <w:r>
+      <w:pPr>
+        <w:spacing w:line="336" w:lineRule="auto" w:after="180"/>
+      </w:pPr>
+      <w:r>
+        <w:rPr>
+          <w:b w:val="0"/>
+        </w:rPr>
         <w:t>Which labelled step matches this detail? Cases two and five favour B; case four favours A.</w:t>
       </w:r>
     </w:p>
     <w:p>
-      <w:r>
+      <w:pPr>
+        <w:spacing w:line="336" w:lineRule="auto" w:after="180"/>
+        <w:shd w:fill="F4F9FC"/>
+      </w:pPr>
+      <w:r>
+        <w:rPr>
+          <w:b w:val="0"/>
+        </w:rPr>
         <w:t>1. Compute results</w:t>
       </w:r>
     </w:p>
     <w:p>
-      <w:r>
+      <w:pPr>
+        <w:spacing w:line="336" w:lineRule="auto" w:after="180"/>
+        <w:shd w:fill="F4F9FC"/>
+      </w:pPr>
+      <w:r>
+        <w:rPr>
+          <w:b w:val="0"/>
+        </w:rPr>
         <w:t>2. Keep versions fixed</w:t>
       </w:r>
     </w:p>
     <w:p>
-      <w:r>
+      <w:pPr>
+        <w:spacing w:line="336" w:lineRule="auto" w:after="180"/>
+        <w:shd w:fill="F4F9FC"/>
+      </w:pPr>
+      <w:r>
+        <w:rPr>
+          <w:b w:val="0"/>
+        </w:rPr>
         <w:t>3. Keep case-level records</w:t>
       </w:r>
     </w:p>
@@ -2182,41 +3335,143 @@
       </w:r>
     </w:p>
     <w:p>
-      <w:r>
+      <w:pPr>
+        <w:pStyle w:val="Heading3"/>
+      </w:pPr>
+      <w:r>
+        <w:t>Hint · try first</w:t>
+      </w:r>
+    </w:p>
+    <w:p>
+      <w:pPr>
+        <w:spacing w:line="336" w:lineRule="auto" w:after="180"/>
+        <w:shd w:fill="F1F6F8"/>
+      </w:pPr>
+      <w:r>
+        <w:rPr>
+          <w:b w:val="0"/>
+        </w:rPr>
         <w:t>Hint if needed: Read the steps in the pictorial case. Match the supplied detail to the stage that performs or records it.</w:t>
       </w:r>
     </w:p>
     <w:p>
-      <w:r>
-        <w:t>After your attempt, compare with the supported explanation: Keep case-level records Cases two and five favour B; case four favours A. Running the primary experiment means following the declared protocol and retaining raw outcomes. Overall scores alone hide different failure patterns.</w:t>
-      </w:r>
-    </w:p>
-    <w:p>
       <w:pPr>
         <w:pStyle w:val="Heading3"/>
       </w:pPr>
       <w:r>
+        <w:t>Feedback · compare after trying</w:t>
+      </w:r>
+    </w:p>
+    <w:p>
+      <w:pPr>
+        <w:spacing w:line="336" w:lineRule="auto" w:after="180"/>
+        <w:shd w:fill="F1F6FC"/>
+      </w:pPr>
+      <w:r>
+        <w:rPr>
+          <w:b w:val="0"/>
+        </w:rPr>
+        <w:t>After your attempt, compare with the supported explanation: Keep case-level records Cases two and five favour B; case four favours A.</w:t>
+      </w:r>
+    </w:p>
+    <w:p>
+      <w:pPr>
+        <w:spacing w:line="336" w:lineRule="auto" w:after="180"/>
+        <w:shd w:fill="F1F6FC"/>
+      </w:pPr>
+      <w:r>
+        <w:rPr>
+          <w:b w:val="0"/>
+        </w:rPr>
+        <w:t>Running the primary experiment means following the declared protocol and retaining raw outcomes. Overall scores alone hide different failure patterns.</w:t>
+      </w:r>
+    </w:p>
+    <w:p>
+      <w:pPr>
+        <w:pStyle w:val="Heading3"/>
+      </w:pPr>
+      <w:r>
         <w:t>Practice 2: explain the deciding evidence</w:t>
       </w:r>
     </w:p>
     <w:p>
-      <w:r>
+      <w:pPr>
+        <w:pStyle w:val="Heading3"/>
+      </w:pPr>
+      <w:r>
+        <w:t>Changed case · predict first</w:t>
+      </w:r>
+    </w:p>
+    <w:p>
+      <w:pPr>
+        <w:spacing w:line="336" w:lineRule="auto" w:after="180"/>
+        <w:shd w:fill="F5F1FB"/>
+      </w:pPr>
+      <w:r>
+        <w:rPr>
+          <w:b w:val="0"/>
+        </w:rPr>
         <w:t>Changed-case practice: Tune B after inspecting its case-four failure, then rescore the same set. Which conclusion is supported by the supplied facts?</w:t>
       </w:r>
     </w:p>
     <w:p>
-      <w:r>
+      <w:pPr>
+        <w:spacing w:line="336" w:lineRule="auto" w:after="180"/>
+        <w:shd w:fill="F4F9FC"/>
+      </w:pPr>
+      <w:r>
+        <w:rPr>
+          <w:b w:val="0"/>
+        </w:rPr>
         <w:t>1. Label the rerun as development on exposed cases, not untouched primary evaluation.</w:t>
       </w:r>
     </w:p>
     <w:p>
-      <w:r>
-        <w:t>2. This one example guarantees correct results for every future input.</w:t>
-      </w:r>
-    </w:p>
-    <w:p>
-      <w:r>
-        <w:t>3. We can decide the result without examining the changed input or the procedure.</w:t>
+      <w:pPr>
+        <w:spacing w:line="336" w:lineRule="auto" w:after="180"/>
+        <w:shd w:fill="F4F9FC"/>
+      </w:pPr>
+      <w:r>
+        <w:rPr>
+          <w:b w:val="0"/>
+        </w:rPr>
+        <w:t xml:space="preserve">2. This one example guarantees correct results for every future </w:t>
+      </w:r>
+      <w:r>
+        <w:rPr>
+          <w:b/>
+        </w:rPr>
+        <w:t>input</w:t>
+      </w:r>
+      <w:r>
+        <w:rPr>
+          <w:b w:val="0"/>
+        </w:rPr>
+        <w:t>.</w:t>
+      </w:r>
+    </w:p>
+    <w:p>
+      <w:pPr>
+        <w:spacing w:line="336" w:lineRule="auto" w:after="180"/>
+        <w:shd w:fill="F4F9FC"/>
+      </w:pPr>
+      <w:r>
+        <w:rPr>
+          <w:b w:val="0"/>
+        </w:rPr>
+        <w:t xml:space="preserve">3. We can decide the result without examining the changed </w:t>
+      </w:r>
+      <w:r>
+        <w:rPr>
+          <w:b/>
+        </w:rPr>
+        <w:t>input</w:t>
+      </w:r>
+      <w:r>
+        <w:rPr>
+          <w:b w:val="0"/>
+        </w:rPr>
+        <w:t xml:space="preserve"> or the procedure.</w:t>
       </w:r>
     </w:p>
     <w:p>
@@ -2253,12 +3508,42 @@
       </w:r>
     </w:p>
     <w:p>
-      <w:r>
+      <w:pPr>
+        <w:pStyle w:val="Heading3"/>
+      </w:pPr>
+      <w:r>
+        <w:t>Hint · try first</w:t>
+      </w:r>
+    </w:p>
+    <w:p>
+      <w:pPr>
+        <w:spacing w:line="336" w:lineRule="auto" w:after="180"/>
+        <w:shd w:fill="F1F6F8"/>
+      </w:pPr>
+      <w:r>
+        <w:rPr>
+          <w:b w:val="0"/>
+        </w:rPr>
         <w:t>Hint if needed: Use the changed condition and the deciding step in the pictorial trace. The answer must say what follows from those facts.</w:t>
       </w:r>
     </w:p>
     <w:p>
-      <w:r>
+      <w:pPr>
+        <w:pStyle w:val="Heading3"/>
+      </w:pPr>
+      <w:r>
+        <w:t>Feedback · compare after trying</w:t>
+      </w:r>
+    </w:p>
+    <w:p>
+      <w:pPr>
+        <w:spacing w:line="336" w:lineRule="auto" w:after="180"/>
+        <w:shd w:fill="F1F6FC"/>
+      </w:pPr>
+      <w:r>
+        <w:rPr>
+          <w:b w:val="0"/>
+        </w:rPr>
         <w:t>After your attempt, compare with the supported explanation: Label the rerun as development on exposed cases, not untouched primary evaluation. The evaluation outcomes have now influenced the version.</w:t>
       </w:r>
     </w:p>
@@ -2271,18 +3556,129 @@
       </w:r>
     </w:p>
     <w:p>
-      <w:r>
-        <w:t>Review Reproducible environment and records (ai-7/24). Goal: Explain the mechanism and terminology of reproducible environment and records. Short practice: Trace the recorded mean for 2,4,6 and its changed result for 2,4,9. Which artefacts must accompany the output so another team can identify the exact run?. Return to this week and explain what you changed.</w:t>
-      </w:r>
-    </w:p>
-    <w:p>
-      <w:r>
-        <w:t>Review Pilot experiments (ai-7/22). Goal: Explain the mechanism and terminology of pilot experiments. Short practice: Calculate reviewer agreement on the four pilot answers. What can the disagreement improve, and why are those revised practice answers not untouched final evidence?. Return to this week and explain what you changed.</w:t>
-      </w:r>
-    </w:p>
-    <w:p>
-      <w:r>
-        <w:t>Review Research ethics and consent (ai-7/19). Goal: Explain the mechanism and terminology of research ethics and consent. Short practice: Identify which uses the drawing consent permits and excludes. Can the unrelated project reuse the drawings under this agreement, and what new authorisation would be needed?. Return to this week and explain what you changed.</w:t>
+      <w:pPr>
+        <w:spacing w:line="336" w:lineRule="auto" w:after="180"/>
+      </w:pPr>
+      <w:r>
+        <w:rPr>
+          <w:b w:val="0"/>
+        </w:rPr>
+        <w:t xml:space="preserve">Review Reproducible environment and records (ai-7/24). Goal: Explain the </w:t>
+      </w:r>
+      <w:r>
+        <w:rPr>
+          <w:b/>
+        </w:rPr>
+        <w:t>mechanism</w:t>
+      </w:r>
+      <w:r>
+        <w:rPr>
+          <w:b w:val="0"/>
+        </w:rPr>
+        <w:t xml:space="preserve"> and terminology of reproducible environment and records. Short practice: Trace the recorded mean for 2,4,6 and its changed result for 2,4,9.</w:t>
+      </w:r>
+    </w:p>
+    <w:p>
+      <w:pPr>
+        <w:spacing w:line="336" w:lineRule="auto" w:after="180"/>
+      </w:pPr>
+      <w:r>
+        <w:rPr>
+          <w:b w:val="0"/>
+        </w:rPr>
+        <w:t xml:space="preserve">Which artefacts must accompany the </w:t>
+      </w:r>
+      <w:r>
+        <w:rPr>
+          <w:b/>
+        </w:rPr>
+        <w:t>output</w:t>
+      </w:r>
+      <w:r>
+        <w:rPr>
+          <w:b w:val="0"/>
+        </w:rPr>
+        <w:t xml:space="preserve"> so another team can identify the exact run?. Return to this week and explain what you changed.</w:t>
+      </w:r>
+    </w:p>
+    <w:p>
+      <w:pPr>
+        <w:spacing w:line="336" w:lineRule="auto" w:after="180"/>
+      </w:pPr>
+      <w:r>
+        <w:rPr>
+          <w:b w:val="0"/>
+        </w:rPr>
+        <w:t xml:space="preserve">Review Pilot experiments (ai-7/22). Goal: Explain the </w:t>
+      </w:r>
+      <w:r>
+        <w:rPr>
+          <w:b/>
+        </w:rPr>
+        <w:t>mechanism</w:t>
+      </w:r>
+      <w:r>
+        <w:rPr>
+          <w:b w:val="0"/>
+        </w:rPr>
+        <w:t xml:space="preserve"> and terminology of pilot experiments. Short practice: Calculate reviewer agreement on the four pilot answers.</w:t>
+      </w:r>
+    </w:p>
+    <w:p>
+      <w:pPr>
+        <w:spacing w:line="336" w:lineRule="auto" w:after="180"/>
+      </w:pPr>
+      <w:r>
+        <w:rPr>
+          <w:b w:val="0"/>
+        </w:rPr>
+        <w:t xml:space="preserve">What can the disagreement improve, and why are those revised practice answers not untouched final </w:t>
+      </w:r>
+      <w:r>
+        <w:rPr>
+          <w:b/>
+        </w:rPr>
+        <w:t>evidence</w:t>
+      </w:r>
+      <w:r>
+        <w:rPr>
+          <w:b w:val="0"/>
+        </w:rPr>
+        <w:t>?. Return to this week and explain what you changed.</w:t>
+      </w:r>
+    </w:p>
+    <w:p>
+      <w:pPr>
+        <w:spacing w:line="336" w:lineRule="auto" w:after="180"/>
+      </w:pPr>
+      <w:r>
+        <w:rPr>
+          <w:b w:val="0"/>
+        </w:rPr>
+        <w:t xml:space="preserve">Review Research ethics and consent (ai-7/19). Goal: Explain the </w:t>
+      </w:r>
+      <w:r>
+        <w:rPr>
+          <w:b/>
+        </w:rPr>
+        <w:t>mechanism</w:t>
+      </w:r>
+      <w:r>
+        <w:rPr>
+          <w:b w:val="0"/>
+        </w:rPr>
+        <w:t xml:space="preserve"> and terminology of research ethics and consent. Short practice: Identify which uses the drawing consent permits and excludes.</w:t>
+      </w:r>
+    </w:p>
+    <w:p>
+      <w:pPr>
+        <w:spacing w:line="336" w:lineRule="auto" w:after="180"/>
+      </w:pPr>
+      <w:r>
+        <w:rPr>
+          <w:b w:val="0"/>
+        </w:rPr>
+        <w:t>Can the unrelated project reuse the drawings under this agreement, and what new authorisation would be needed?. Return to this week and explain what you changed.</w:t>
       </w:r>
     </w:p>
     <w:p>
@@ -2294,8 +3690,555 @@
       </w:r>
     </w:p>
     <w:p>
-      <w:r>
-        <w:t>Use Download completed work in the hosted lesson to export your answers, reflections, practice feedback and code-run evidence. Open the HTML copy to read or print it. Drafts stay in this browser when storage is available; clear drafts on a shared device.</w:t>
+      <w:pPr>
+        <w:spacing w:line="336" w:lineRule="auto" w:after="180"/>
+      </w:pPr>
+      <w:r>
+        <w:rPr>
+          <w:b w:val="0"/>
+        </w:rPr>
+        <w:t xml:space="preserve">Use Download completed work in the hosted lesson to export your answers, reflections, practice feedback and code-run </w:t>
+      </w:r>
+      <w:r>
+        <w:rPr>
+          <w:b/>
+        </w:rPr>
+        <w:t>evidence</w:t>
+      </w:r>
+      <w:r>
+        <w:rPr>
+          <w:b w:val="0"/>
+        </w:rPr>
+        <w:t>. Open the HTML copy to read or print it.</w:t>
+      </w:r>
+    </w:p>
+    <w:p>
+      <w:pPr>
+        <w:spacing w:line="336" w:lineRule="auto" w:after="180"/>
+      </w:pPr>
+      <w:r>
+        <w:rPr>
+          <w:b w:val="0"/>
+        </w:rPr>
+        <w:t>Drafts stay in this browser when storage is available; clear drafts on a shared device.</w:t>
+      </w:r>
+    </w:p>
+    <w:p>
+      <w:pPr>
+        <w:pStyle w:val="Heading1"/>
+      </w:pPr>
+      <w:r>
+        <w:t>18. Visual concept journey</w:t>
+      </w:r>
+    </w:p>
+    <w:p>
+      <w:r>
+        <w:t>Explain each Running the primary experiment graphic using its labels, deciding evidence and relevant limitation.</w:t>
+      </w:r>
+    </w:p>
+    <w:p>
+      <w:pPr>
+        <w:pStyle w:val="Heading3"/>
+      </w:pPr>
+      <w:r>
+        <w:t>01. Running the primary experiment: the case</w:t>
+      </w:r>
+    </w:p>
+    <w:p>
+      <w:r>
+        <w:drawing>
+          <wp:inline xmlns:a="http://schemas.openxmlformats.org/drawingml/2006/main" xmlns:pic="http://schemas.openxmlformats.org/drawingml/2006/picture">
+            <wp:extent cx="5486400" cy="2834640"/>
+            <wp:docPr id="3" name="Picture 3" descr="Run the frozen experiment. A research team freezes versions A and B, labels and scoring before a six-case primary run. Supplied facts: A scores [1,0,1,1,0,1]; B scores [1,1,1,0,1,1]. Both answer the same six cases. Binary entries mean 1=correct and 0=incorrect."/>
+            <wp:cNvGraphicFramePr>
+              <a:graphicFrameLocks noChangeAspect="1"/>
+            </wp:cNvGraphicFramePr>
+            <a:graphic>
+              <a:graphicData uri="http://schemas.openxmlformats.org/drawingml/2006/picture">
+                <pic:pic>
+                  <pic:nvPicPr>
+                    <pic:cNvPr id="0" name="academy-story-ai-7-25-01.png"/>
+                    <pic:cNvPicPr/>
+                  </pic:nvPicPr>
+                  <pic:blipFill>
+                    <a:blip r:embed="rId11"/>
+                    <a:stretch>
+                      <a:fillRect/>
+                    </a:stretch>
+                  </pic:blipFill>
+                  <pic:spPr>
+                    <a:xfrm>
+                      <a:off x="0" y="0"/>
+                      <a:ext cx="5486400" cy="2834640"/>
+                    </a:xfrm>
+                    <a:prstGeom prst="rect"/>
+                  </pic:spPr>
+                </pic:pic>
+              </a:graphicData>
+            </a:graphic>
+          </wp:inline>
+        </w:drawing>
+      </w:r>
+    </w:p>
+    <w:p>
+      <w:pPr>
+        <w:spacing w:line="336" w:lineRule="auto" w:after="180"/>
+      </w:pPr>
+      <w:r>
+        <w:rPr>
+          <w:b w:val="0"/>
+        </w:rPr>
+        <w:t xml:space="preserve">Run the frozen experiment. A research team freezes versions A and B, labels and scoring before a six-case </w:t>
+      </w:r>
+      <w:r>
+        <w:rPr>
+          <w:b/>
+        </w:rPr>
+        <w:t>primary run</w:t>
+      </w:r>
+      <w:r>
+        <w:rPr>
+          <w:b w:val="0"/>
+        </w:rPr>
+        <w:t>. Supplied facts: A scores [1,0,1,1,0,1]; B scores [1,1,1,0,1,1]. Both answer the same six cases.</w:t>
+      </w:r>
+    </w:p>
+    <w:p>
+      <w:pPr>
+        <w:spacing w:line="336" w:lineRule="auto" w:after="180"/>
+      </w:pPr>
+      <w:r>
+        <w:rPr>
+          <w:b w:val="0"/>
+        </w:rPr>
+        <w:t>Binary entries mean 1=correct and 0=incorrect.</w:t>
+      </w:r>
+    </w:p>
+    <w:p>
+      <w:pPr>
+        <w:spacing w:line="336" w:lineRule="auto" w:after="180"/>
+        <w:shd w:fill="F5F1FB"/>
+      </w:pPr>
+      <w:r>
+        <w:rPr>
+          <w:b w:val="0"/>
+        </w:rPr>
+        <w:t>Point to the given fact that matters most. Explain why it matters.</w:t>
+      </w:r>
+    </w:p>
+    <w:p>
+      <w:pPr>
+        <w:pStyle w:val="Heading3"/>
+      </w:pPr>
+      <w:r>
+        <w:t>02. Follow the deciding steps</w:t>
+      </w:r>
+    </w:p>
+    <w:p>
+      <w:r>
+        <w:drawing>
+          <wp:inline xmlns:a="http://schemas.openxmlformats.org/drawingml/2006/main" xmlns:pic="http://schemas.openxmlformats.org/drawingml/2006/picture">
+            <wp:extent cx="5486400" cy="3182112"/>
+            <wp:docPr id="4" name="Picture 4" descr="Keep versions fixed: No case result may trigger tuning during this run. → Compute results: A totals 4/6; B totals 5/6. → Keep case-level records: Cases two and five favour B; case four favours A."/>
+            <wp:cNvGraphicFramePr>
+              <a:graphicFrameLocks noChangeAspect="1"/>
+            </wp:cNvGraphicFramePr>
+            <a:graphic>
+              <a:graphicData uri="http://schemas.openxmlformats.org/drawingml/2006/picture">
+                <pic:pic>
+                  <pic:nvPicPr>
+                    <pic:cNvPr id="0" name="academy-story-ai-7-25-02.png"/>
+                    <pic:cNvPicPr/>
+                  </pic:nvPicPr>
+                  <pic:blipFill>
+                    <a:blip r:embed="rId12"/>
+                    <a:stretch>
+                      <a:fillRect/>
+                    </a:stretch>
+                  </pic:blipFill>
+                  <pic:spPr>
+                    <a:xfrm>
+                      <a:off x="0" y="0"/>
+                      <a:ext cx="5486400" cy="3182112"/>
+                    </a:xfrm>
+                    <a:prstGeom prst="rect"/>
+                  </pic:spPr>
+                </pic:pic>
+              </a:graphicData>
+            </a:graphic>
+          </wp:inline>
+        </w:drawing>
+      </w:r>
+    </w:p>
+    <w:p>
+      <w:pPr>
+        <w:spacing w:line="336" w:lineRule="auto" w:after="180"/>
+      </w:pPr>
+      <w:r>
+        <w:rPr>
+          <w:b w:val="0"/>
+        </w:rPr>
+        <w:t>Keep versions fixed: No case result may trigger tuning during this run. → Compute results: A totals 4/6; B totals 5/6. → Keep case-level records: Cases two and five favour B; case four favours A.</w:t>
+      </w:r>
+    </w:p>
+    <w:p>
+      <w:pPr>
+        <w:spacing w:line="336" w:lineRule="auto" w:after="180"/>
+        <w:shd w:fill="F5F1FB"/>
+      </w:pPr>
+      <w:r>
+        <w:rPr>
+          <w:b w:val="0"/>
+        </w:rPr>
+        <w:t xml:space="preserve">Point to each numbered stage and explain which recorded </w:t>
+      </w:r>
+      <w:r>
+        <w:rPr>
+          <w:b/>
+        </w:rPr>
+        <w:t>input</w:t>
+      </w:r>
+      <w:r>
+        <w:rPr>
+          <w:b w:val="0"/>
+        </w:rPr>
+        <w:t xml:space="preserve"> it uses.</w:t>
+      </w:r>
+    </w:p>
+    <w:p>
+      <w:pPr>
+        <w:pStyle w:val="Heading3"/>
+      </w:pPr>
+      <w:r>
+        <w:t>03. Paired primary case outcomes</w:t>
+      </w:r>
+    </w:p>
+    <w:p>
+      <w:r>
+        <w:drawing>
+          <wp:inline xmlns:a="http://schemas.openxmlformats.org/drawingml/2006/main" xmlns:pic="http://schemas.openxmlformats.org/drawingml/2006/picture">
+            <wp:extent cx="5486400" cy="3096768"/>
+            <wp:docPr id="5" name="Picture 5" descr="Paired primary case outcomes. Version A: Case 1 = 1, Case 2 = 0, Case 3 = 1, Case 4 = 1, Case 5 = 0, Case 6 = 1. Version B: Case 1 = 1, Case 2 = 1, Case 3 = 1, Case 4 = 0, Case 5 = 1, Case 6 = 1."/>
+            <wp:cNvGraphicFramePr>
+              <a:graphicFrameLocks noChangeAspect="1"/>
+            </wp:cNvGraphicFramePr>
+            <a:graphic>
+              <a:graphicData uri="http://schemas.openxmlformats.org/drawingml/2006/picture">
+                <pic:pic>
+                  <pic:nvPicPr>
+                    <pic:cNvPr id="0" name="academy-story-ai-7-25-03.png"/>
+                    <pic:cNvPicPr/>
+                  </pic:nvPicPr>
+                  <pic:blipFill>
+                    <a:blip r:embed="rId13"/>
+                    <a:stretch>
+                      <a:fillRect/>
+                    </a:stretch>
+                  </pic:blipFill>
+                  <pic:spPr>
+                    <a:xfrm>
+                      <a:off x="0" y="0"/>
+                      <a:ext cx="5486400" cy="3096768"/>
+                    </a:xfrm>
+                    <a:prstGeom prst="rect"/>
+                  </pic:spPr>
+                </pic:pic>
+              </a:graphicData>
+            </a:graphic>
+          </wp:inline>
+        </w:drawing>
+      </w:r>
+    </w:p>
+    <w:p>
+      <w:pPr>
+        <w:spacing w:line="336" w:lineRule="auto" w:after="180"/>
+      </w:pPr>
+      <w:r>
+        <w:rPr>
+          <w:b w:val="0"/>
+        </w:rPr>
+        <w:t>Paired primary case outcomes. Version A: Case 1 = 1, Case 2 = 0, Case 3 = 1, Case 4 = 1, Case 5 = 0, Case 6 = 1. Version B: Case 1 = 1, Case 2 = 1, Case 3 = 1, Case 4 = 0, Case 5 = 1, Case 6 = 1.</w:t>
+      </w:r>
+    </w:p>
+    <w:p>
+      <w:pPr>
+        <w:spacing w:line="336" w:lineRule="auto" w:after="180"/>
+        <w:shd w:fill="F5F1FB"/>
+      </w:pPr>
+      <w:r>
+        <w:rPr>
+          <w:b w:val="0"/>
+        </w:rPr>
+        <w:t>Read the labels and values. Explain the relationship the model shows.</w:t>
+      </w:r>
+    </w:p>
+    <w:p>
+      <w:pPr>
+        <w:pStyle w:val="Heading3"/>
+      </w:pPr>
+      <w:r>
+        <w:t>04. Change one thing. Trace what follows.</w:t>
+      </w:r>
+    </w:p>
+    <w:p>
+      <w:r>
+        <w:drawing>
+          <wp:inline xmlns:a="http://schemas.openxmlformats.org/drawingml/2006/main" xmlns:pic="http://schemas.openxmlformats.org/drawingml/2006/picture">
+            <wp:extent cx="5486400" cy="3026664"/>
+            <wp:docPr id="6" name="Picture 6" descr="Original case: Cases two and five favour B; case four favours A. Changed condition: Tune B after inspecting its case-four failure, then rescore the same set. Expected result: Label the rerun as development on exposed cases, not untouched primary evaluation. Reason: The evaluation outcomes have now influenced the version."/>
+            <wp:cNvGraphicFramePr>
+              <a:graphicFrameLocks noChangeAspect="1"/>
+            </wp:cNvGraphicFramePr>
+            <a:graphic>
+              <a:graphicData uri="http://schemas.openxmlformats.org/drawingml/2006/picture">
+                <pic:pic>
+                  <pic:nvPicPr>
+                    <pic:cNvPr id="0" name="academy-story-ai-7-25-04.png"/>
+                    <pic:cNvPicPr/>
+                  </pic:nvPicPr>
+                  <pic:blipFill>
+                    <a:blip r:embed="rId14"/>
+                    <a:stretch>
+                      <a:fillRect/>
+                    </a:stretch>
+                  </pic:blipFill>
+                  <pic:spPr>
+                    <a:xfrm>
+                      <a:off x="0" y="0"/>
+                      <a:ext cx="5486400" cy="3026664"/>
+                    </a:xfrm>
+                    <a:prstGeom prst="rect"/>
+                  </pic:spPr>
+                </pic:pic>
+              </a:graphicData>
+            </a:graphic>
+          </wp:inline>
+        </w:drawing>
+      </w:r>
+    </w:p>
+    <w:p>
+      <w:pPr>
+        <w:spacing w:line="336" w:lineRule="auto" w:after="180"/>
+      </w:pPr>
+      <w:r>
+        <w:rPr>
+          <w:b w:val="0"/>
+        </w:rPr>
+        <w:t>Original case: Cases two and five favour B; case four favours A. Changed condition: Tune B after inspecting its case-four failure, then rescore the same set.</w:t>
+      </w:r>
+    </w:p>
+    <w:p>
+      <w:pPr>
+        <w:spacing w:line="336" w:lineRule="auto" w:after="180"/>
+      </w:pPr>
+      <w:r>
+        <w:rPr>
+          <w:b w:val="0"/>
+        </w:rPr>
+        <w:t>Expected result: Label the rerun as development on exposed cases, not untouched primary evaluation. Reason: The evaluation outcomes have now influenced the version.</w:t>
+      </w:r>
+    </w:p>
+    <w:p>
+      <w:pPr>
+        <w:spacing w:line="336" w:lineRule="auto" w:after="180"/>
+        <w:shd w:fill="F5F1FB"/>
+      </w:pPr>
+      <w:r>
+        <w:rPr>
+          <w:b w:val="0"/>
+        </w:rPr>
+        <w:t>Predict before checking the worked changed-case result. Name what changed and what the supplied facts allow you to conclude.</w:t>
+      </w:r>
+    </w:p>
+    <w:p>
+      <w:pPr>
+        <w:pStyle w:val="Heading3"/>
+      </w:pPr>
+      <w:r>
+        <w:t>05. Connect the explanation to its limit</w:t>
+      </w:r>
+    </w:p>
+    <w:p>
+      <w:r>
+        <w:drawing>
+          <wp:inline xmlns:a="http://schemas.openxmlformats.org/drawingml/2006/main" xmlns:pic="http://schemas.openxmlformats.org/drawingml/2006/picture">
+            <wp:extent cx="5486400" cy="2834640"/>
+            <wp:docPr id="7" name="Picture 7" descr="Running the primary experiment means following the declared protocol and retaining raw outcomes. Overall scores alone hide different failure patterns. Limit: Six illustrative cases do not establish a population advantage or statistical significance."/>
+            <wp:cNvGraphicFramePr>
+              <a:graphicFrameLocks noChangeAspect="1"/>
+            </wp:cNvGraphicFramePr>
+            <a:graphic>
+              <a:graphicData uri="http://schemas.openxmlformats.org/drawingml/2006/picture">
+                <pic:pic>
+                  <pic:nvPicPr>
+                    <pic:cNvPr id="0" name="academy-story-ai-7-25-05.png"/>
+                    <pic:cNvPicPr/>
+                  </pic:nvPicPr>
+                  <pic:blipFill>
+                    <a:blip r:embed="rId15"/>
+                    <a:stretch>
+                      <a:fillRect/>
+                    </a:stretch>
+                  </pic:blipFill>
+                  <pic:spPr>
+                    <a:xfrm>
+                      <a:off x="0" y="0"/>
+                      <a:ext cx="5486400" cy="2834640"/>
+                    </a:xfrm>
+                    <a:prstGeom prst="rect"/>
+                  </pic:spPr>
+                </pic:pic>
+              </a:graphicData>
+            </a:graphic>
+          </wp:inline>
+        </w:drawing>
+      </w:r>
+    </w:p>
+    <w:p>
+      <w:pPr>
+        <w:spacing w:line="336" w:lineRule="auto" w:after="180"/>
+      </w:pPr>
+      <w:r>
+        <w:rPr>
+          <w:b w:val="0"/>
+        </w:rPr>
+        <w:t>Running the primary experiment means following the declared protocol and retaining raw outcomes. Overall scores alone hide different failure patterns.</w:t>
+      </w:r>
+    </w:p>
+    <w:p>
+      <w:pPr>
+        <w:spacing w:line="336" w:lineRule="auto" w:after="180"/>
+      </w:pPr>
+      <w:r>
+        <w:rPr>
+          <w:b w:val="0"/>
+        </w:rPr>
+        <w:t>Limit: Six illustrative cases do not establish a population advantage or statistical significance.</w:t>
+      </w:r>
+    </w:p>
+    <w:p>
+      <w:pPr>
+        <w:spacing w:line="336" w:lineRule="auto" w:after="180"/>
+        <w:shd w:fill="F5F1FB"/>
+      </w:pPr>
+      <w:r>
+        <w:rPr>
+          <w:b w:val="0"/>
+        </w:rPr>
+        <w:t>Explain the case, then point to a limit on the claim.</w:t>
+      </w:r>
+    </w:p>
+    <w:p>
+      <w:pPr>
+        <w:pStyle w:val="Heading3"/>
+      </w:pPr>
+      <w:r>
+        <w:t>06. Make the idea visible in your project</w:t>
+      </w:r>
+    </w:p>
+    <w:p>
+      <w:r>
+        <w:drawing>
+          <wp:inline xmlns:a="http://schemas.openxmlformats.org/drawingml/2006/main" xmlns:pic="http://schemas.openxmlformats.org/drawingml/2006/picture">
+            <wp:extent cx="5486400" cy="3681984"/>
+            <wp:docPr id="8" name="Picture 8" descr="For the Reproducible AI Research Study, retain an annotated worked trace and the changed-case reasoning. Connect the claim to its records, units and assumptions so another investigator can challenge or reproduce it. Draw your input, deciding step, result and limit. Supported question: Compute A’s and B’s six-case counts and identify the cases that favour each. How must a B revision tuned on case four be labelled when evaluated again on the same set?"/>
+            <wp:cNvGraphicFramePr>
+              <a:graphicFrameLocks noChangeAspect="1"/>
+            </wp:cNvGraphicFramePr>
+            <a:graphic>
+              <a:graphicData uri="http://schemas.openxmlformats.org/drawingml/2006/picture">
+                <pic:pic>
+                  <pic:nvPicPr>
+                    <pic:cNvPr id="0" name="academy-story-ai-7-25-06.png"/>
+                    <pic:cNvPicPr/>
+                  </pic:nvPicPr>
+                  <pic:blipFill>
+                    <a:blip r:embed="rId16"/>
+                    <a:stretch>
+                      <a:fillRect/>
+                    </a:stretch>
+                  </pic:blipFill>
+                  <pic:spPr>
+                    <a:xfrm>
+                      <a:off x="0" y="0"/>
+                      <a:ext cx="5486400" cy="3681984"/>
+                    </a:xfrm>
+                    <a:prstGeom prst="rect"/>
+                  </pic:spPr>
+                </pic:pic>
+              </a:graphicData>
+            </a:graphic>
+          </wp:inline>
+        </w:drawing>
+      </w:r>
+    </w:p>
+    <w:p>
+      <w:pPr>
+        <w:spacing w:line="336" w:lineRule="auto" w:after="180"/>
+      </w:pPr>
+      <w:r>
+        <w:rPr>
+          <w:b w:val="0"/>
+        </w:rPr>
+        <w:t>For the Reproducible AI Research Study, retain an annotated worked trace and the changed-case reasoning. Connect the claim to its records, units and assumptions so another investigator can challenge or reproduce it.</w:t>
+      </w:r>
+    </w:p>
+    <w:p>
+      <w:pPr>
+        <w:spacing w:line="336" w:lineRule="auto" w:after="180"/>
+      </w:pPr>
+      <w:r>
+        <w:rPr>
+          <w:b w:val="0"/>
+        </w:rPr>
+        <w:t xml:space="preserve">Draw your </w:t>
+      </w:r>
+      <w:r>
+        <w:rPr>
+          <w:b/>
+        </w:rPr>
+        <w:t>input</w:t>
+      </w:r>
+      <w:r>
+        <w:rPr>
+          <w:b w:val="0"/>
+        </w:rPr>
+        <w:t>, deciding step, result and limit. Supported question: Compute A’s and B’s six-case counts and identify the cases that favour each.</w:t>
+      </w:r>
+    </w:p>
+    <w:p>
+      <w:pPr>
+        <w:spacing w:line="336" w:lineRule="auto" w:after="180"/>
+      </w:pPr>
+      <w:r>
+        <w:rPr>
+          <w:b w:val="0"/>
+        </w:rPr>
+        <w:t>How must a B revision tuned on case four be labelled when evaluated again on the same set?</w:t>
+      </w:r>
+    </w:p>
+    <w:p>
+      <w:pPr>
+        <w:spacing w:line="336" w:lineRule="auto" w:after="180"/>
+        <w:shd w:fill="F5F1FB"/>
+      </w:pPr>
+      <w:r>
+        <w:rPr>
+          <w:b w:val="0"/>
+        </w:rPr>
+        <w:t xml:space="preserve">Draw your project trace and justify the deciding step using </w:t>
+      </w:r>
+      <w:r>
+        <w:rPr>
+          <w:b/>
+        </w:rPr>
+        <w:t>evidence</w:t>
+      </w:r>
+      <w:r>
+        <w:rPr>
+          <w:b w:val="0"/>
+        </w:rPr>
+        <w:t>.</w:t>
       </w:r>
     </w:p>
     <w:sectPr>

--- a/downloads/student/ai-7-week-25.docx
+++ b/downloads/student/ai-7-week-25.docx
@@ -2711,7 +2711,7 @@
         <w:rPr>
           <w:b w:val="0"/>
         </w:rPr>
-        <w:t>Twelve cases:9 pass, 1 fail, 2 unassessed. Report same metrics.</w:t>
+        <w:t>Twelve eligible cases include 9 passes, 1 failure and 2 unassessed cases. Report completed-case pass rate (passes / completed cases), assessment coverage (completed / eligible cases) and the unassessed count.</w:t>
       </w:r>
     </w:p>
     <w:p>
@@ -2784,7 +2784,7 @@
         <w:rPr>
           <w:b w:val="0"/>
         </w:rPr>
-        <w:t>Twelve cases:9 pass, 1 fail, 2 unassessed. Report same metrics.</w:t>
+        <w:t>Twelve eligible cases include 9 passes, 1 failure and 2 unassessed cases. Report completed-case pass rate (passes / completed cases), assessment coverage (completed / eligible cases) and the unassessed count.</w:t>
       </w:r>
     </w:p>
     <w:p>

--- a/downloads/student/ai-7-week-25.docx
+++ b/downloads/student/ai-7-week-25.docx
@@ -25,12 +25,17 @@
         <w:pStyle w:val="Heading1"/>
       </w:pPr>
       <w:r>
-        <w:t>Before you start</w:t>
-      </w:r>
-    </w:p>
-    <w:p>
-      <w:r>
-        <w:t>Recall Reproducible environment and records. Explain why a recorded result needs its input conditions and evidence source before it can support a claim.</w:t>
+        <w:t>Follow the frozen experiment and retain every eligible outcome</w:t>
+      </w:r>
+    </w:p>
+    <w:p>
+      <w:r>
+        <w:t>Report completion coverage, paired failures and later revisions without hiding missing cases.</w:t>
+      </w:r>
+    </w:p>
+    <w:p>
+      <w:r>
+        <w:t>Question and contract → complete main ledger → separate picture → boundary probes → investigation → independent attempt.</w:t>
       </w:r>
     </w:p>
     <w:p>
@@ -38,20 +43,20 @@
         <w:pStyle w:val="Heading1"/>
       </w:pPr>
       <w:r>
-        <w:t>01. Your mission</w:t>
-      </w:r>
-    </w:p>
-    <w:p>
-      <w:r>
-        <w:t>Start with the target: Explain the mechanism and terminology of running the primary experiment. Try the recall before opening notes.</w:t>
-      </w:r>
-    </w:p>
-    <w:p>
-      <w:pPr>
-        <w:pStyle w:val="Heading3"/>
-      </w:pPr>
-      <w:r>
-        <w:t>Your learning target</w:t>
+        <w:t>01. Follow the frozen experiment and retain every eligible outcome</w:t>
+      </w:r>
+    </w:p>
+    <w:p>
+      <w:r>
+        <w:t>Report completion coverage, paired failures and later revisions without hiding missing cases.</w:t>
+      </w:r>
+    </w:p>
+    <w:p>
+      <w:pPr>
+        <w:pStyle w:val="Heading2"/>
+      </w:pPr>
+      <w:r>
+        <w:t>Learning goals</w:t>
       </w:r>
     </w:p>
     <w:p>
@@ -101,10 +106,10 @@
     </w:p>
     <w:p>
       <w:pPr>
-        <w:pStyle w:val="Heading3"/>
-      </w:pPr>
-      <w:r>
-        <w:t>Remember before reading</w:t>
+        <w:pStyle w:val="Heading2"/>
+      </w:pPr>
+      <w:r>
+        <w:t>Retrieve before reading</w:t>
       </w:r>
     </w:p>
     <w:p>
@@ -176,6 +181,88 @@
     </w:p>
     <w:p>
       <w:pPr>
+        <w:pStyle w:val="Heading2"/>
+      </w:pPr>
+      <w:r>
+        <w:t>Starting explanation</w:t>
+      </w:r>
+    </w:p>
+    <w:p>
+      <w:pPr>
+        <w:pStyle w:val="ListBullet"/>
+      </w:pPr>
+      <w:r>
+        <w:t>Recall Reproducible environment and records. Explain why a recorded result needs its input conditions and evidence source before it can support a claim.</w:t>
+      </w:r>
+    </w:p>
+    <w:p>
+      <w:pPr>
+        <w:pStyle w:val="Heading3"/>
+      </w:pPr>
+      <w:r>
+        <w:t>My starting explanation</w:t>
+      </w:r>
+    </w:p>
+    <w:p>
+      <w:r>
+        <w:t>________________________________________________________________</w:t>
+      </w:r>
+    </w:p>
+    <w:p>
+      <w:r>
+        <w:t>________________________________________________________________</w:t>
+      </w:r>
+    </w:p>
+    <w:p>
+      <w:r>
+        <w:t>________________________________________________________________</w:t>
+      </w:r>
+    </w:p>
+    <w:p>
+      <w:pPr>
+        <w:pStyle w:val="Heading2"/>
+      </w:pPr>
+      <w:r>
+        <w:t>End goal</w:t>
+      </w:r>
+    </w:p>
+    <w:p>
+      <w:pPr>
+        <w:spacing w:line="336" w:lineRule="auto" w:after="180"/>
+      </w:pPr>
+      <w:r>
+        <w:rPr>
+          <w:b w:val="0"/>
+        </w:rPr>
+        <w:t>Explain running the primary experiment using the records and boundaries of this fictional investigation.</w:t>
+      </w:r>
+    </w:p>
+    <w:p>
+      <w:pPr>
+        <w:pStyle w:val="Heading2"/>
+      </w:pPr>
+      <w:r>
+        <w:t>Earlier wording, alternatives and picture transcripts · reference / check after trying</w:t>
+      </w:r>
+    </w:p>
+    <w:p>
+      <w:pPr>
+        <w:pStyle w:val="Heading3"/>
+      </w:pPr>
+      <w:r>
+        <w:t>Your learning target</w:t>
+      </w:r>
+    </w:p>
+    <w:p>
+      <w:pPr>
+        <w:pStyle w:val="Heading3"/>
+      </w:pPr>
+      <w:r>
+        <w:t>Remember before reading</w:t>
+      </w:r>
+    </w:p>
+    <w:p>
+      <w:pPr>
         <w:spacing w:line="336" w:lineRule="auto" w:after="180"/>
       </w:pPr>
       <w:r>
@@ -240,13 +327,683 @@
     </w:p>
     <w:p>
       <w:pPr>
+        <w:pStyle w:val="Heading3"/>
+      </w:pPr>
+      <w:r>
+        <w:t>This week’s end goal</w:t>
+      </w:r>
+    </w:p>
+    <w:p>
+      <w:pPr>
+        <w:pStyle w:val="Heading1"/>
+      </w:pPr>
+      <w:r>
+        <w:t>02. Understand the question and evidence contract</w:t>
+      </w:r>
+    </w:p>
+    <w:p>
+      <w:r>
+        <w:t>Report completion coverage, paired failures and later revisions without hiding missing cases.</w:t>
+      </w:r>
+    </w:p>
+    <w:p>
+      <w:pPr>
+        <w:pStyle w:val="Heading2"/>
+      </w:pPr>
+      <w:r>
+        <w:t>Start with the research problem</w:t>
+      </w:r>
+    </w:p>
+    <w:p>
+      <w:pPr>
         <w:spacing w:line="336" w:lineRule="auto" w:after="180"/>
       </w:pPr>
       <w:r>
         <w:rPr>
           <w:b w:val="0"/>
         </w:rPr>
-        <w:t xml:space="preserve">Recall Reproducible environment and records. Explain why a recorded result needs its </w:t>
+        <w:t>The primary run follows the recorded plan rather than changing rules to favor the result. Capture correct, incorrect and unassessed outcomes separately. When the plan reports a completed-case rate, show the completed denominator and coverage of all eligible cases. Unassessed cases are not silently successes or failures.</w:t>
+      </w:r>
+    </w:p>
+    <w:p>
+      <w:pPr>
+        <w:spacing w:line="336" w:lineRule="auto" w:after="180"/>
+      </w:pPr>
+      <w:r>
+        <w:rPr>
+          <w:b w:val="0"/>
+        </w:rPr>
+        <w:t>If inspecting a failure leads to a revised model, preserve the frozen result and label same-set revision results as development evidence.</w:t>
+      </w:r>
+    </w:p>
+    <w:p>
+      <w:pPr>
+        <w:pStyle w:val="Heading2"/>
+      </w:pPr>
+      <w:r>
+        <w:t>Original concept explanation</w:t>
+      </w:r>
+    </w:p>
+    <w:p>
+      <w:pPr>
+        <w:spacing w:line="336" w:lineRule="auto" w:after="180"/>
+      </w:pPr>
+      <w:r>
+        <w:rPr>
+          <w:b w:val="0"/>
+        </w:rPr>
+        <w:t>The primary experiment follows the frozen plan and captures every eligible outcome. Unexpected failures are recorded rather than silently retried away.</w:t>
+      </w:r>
+    </w:p>
+    <w:p>
+      <w:pPr>
+        <w:pStyle w:val="Heading2"/>
+      </w:pPr>
+      <w:r>
+        <w:t>Complete case inputs, rules and limits</w:t>
+      </w:r>
+    </w:p>
+    <w:tbl>
+      <w:tblPr>
+        <w:tblStyle w:val="LightShading-Accent1"/>
+        <w:tblW w:type="auto" w:w="0"/>
+        <w:tblLook w:firstColumn="1" w:firstRow="1" w:lastColumn="0" w:lastRow="0" w:noHBand="0" w:noVBand="1" w:val="04A0"/>
+      </w:tblPr>
+      <w:tblGrid>
+        <w:gridCol w:w="5112"/>
+        <w:gridCol w:w="5112"/>
+      </w:tblGrid>
+      <w:tr>
+        <w:trPr>
+          <w:tblHeader/>
+        </w:trPr>
+        <w:tc>
+          <w:tcPr>
+            <w:tcW w:type="dxa" w:w="5112"/>
+          </w:tcPr>
+          <w:p>
+            <w:r>
+              <w:t>Primary-run item</w:t>
+            </w:r>
+          </w:p>
+        </w:tc>
+        <w:tc>
+          <w:tcPr>
+            <w:tcW w:type="dxa" w:w="5112"/>
+          </w:tcPr>
+          <w:p>
+            <w:r>
+              <w:t>Complete supplied exercise contract</w:t>
+            </w:r>
+          </w:p>
+        </w:tc>
+      </w:tr>
+      <w:tr>
+        <w:tc>
+          <w:tcPr>
+            <w:tcW w:type="dxa" w:w="5112"/>
+          </w:tcPr>
+          <w:p>
+            <w:r>
+              <w:t>Main eligible cases</w:t>
+            </w:r>
+          </w:p>
+        </w:tc>
+        <w:tc>
+          <w:tcPr>
+            <w:tcW w:type="dxa" w:w="5112"/>
+          </w:tcPr>
+          <w:p>
+            <w:r>
+              <w:t>Twenty</w:t>
+            </w:r>
+          </w:p>
+        </w:tc>
+      </w:tr>
+      <w:tr>
+        <w:tc>
+          <w:tcPr>
+            <w:tcW w:type="dxa" w:w="5112"/>
+          </w:tcPr>
+          <w:p>
+            <w:r>
+              <w:t>Observed categories</w:t>
+            </w:r>
+          </w:p>
+        </w:tc>
+        <w:tc>
+          <w:tcPr>
+            <w:tcW w:type="dxa" w:w="5112"/>
+          </w:tcPr>
+          <w:p>
+            <w:r>
+              <w:t>Sixteen pass, two fail, two unassessed after outage</w:t>
+            </w:r>
+          </w:p>
+        </w:tc>
+      </w:tr>
+      <w:tr>
+        <w:tc>
+          <w:tcPr>
+            <w:tcW w:type="dxa" w:w="5112"/>
+          </w:tcPr>
+          <w:p>
+            <w:r>
+              <w:t>Planned performance metric</w:t>
+            </w:r>
+          </w:p>
+        </w:tc>
+        <w:tc>
+          <w:tcPr>
+            <w:tcW w:type="dxa" w:w="5112"/>
+          </w:tcPr>
+          <w:p>
+            <w:r>
+              <w:t>Passes divided by completed cases</w:t>
+            </w:r>
+          </w:p>
+        </w:tc>
+      </w:tr>
+      <w:tr>
+        <w:tc>
+          <w:tcPr>
+            <w:tcW w:type="dxa" w:w="5112"/>
+          </w:tcPr>
+          <w:p>
+            <w:r>
+              <w:t>Planned coverage metric</w:t>
+            </w:r>
+          </w:p>
+        </w:tc>
+        <w:tc>
+          <w:tcPr>
+            <w:tcW w:type="dxa" w:w="5112"/>
+          </w:tcPr>
+          <w:p>
+            <w:r>
+              <w:t>Completed divided by eligible cases</w:t>
+            </w:r>
+          </w:p>
+        </w:tc>
+      </w:tr>
+      <w:tr>
+        <w:tc>
+          <w:tcPr>
+            <w:tcW w:type="dxa" w:w="5112"/>
+          </w:tcPr>
+          <w:p>
+            <w:r>
+              <w:t>Retries and stopping</w:t>
+            </w:r>
+          </w:p>
+        </w:tc>
+        <w:tc>
+          <w:tcPr>
+            <w:tcW w:type="dxa" w:w="5112"/>
+          </w:tcPr>
+          <w:p>
+            <w:r>
+              <w:t>Follow the stated rule; no extra retry policy supplied here</w:t>
+            </w:r>
+          </w:p>
+        </w:tc>
+      </w:tr>
+      <w:tr>
+        <w:tc>
+          <w:tcPr>
+            <w:tcW w:type="dxa" w:w="5112"/>
+          </w:tcPr>
+          <w:p>
+            <w:r>
+              <w:t>Separate picture</w:t>
+            </w:r>
+          </w:p>
+        </w:tc>
+        <w:tc>
+          <w:tcPr>
+            <w:tcW w:type="dxa" w:w="5112"/>
+          </w:tcPr>
+          <w:p>
+            <w:r>
+              <w:t>Frozen A and B on the same six cases, binary correctness supplied</w:t>
+            </w:r>
+          </w:p>
+        </w:tc>
+      </w:tr>
+      <w:tr>
+        <w:tc>
+          <w:tcPr>
+            <w:tcW w:type="dxa" w:w="5112"/>
+          </w:tcPr>
+          <w:p>
+            <w:r>
+              <w:t>After inspecting case four</w:t>
+            </w:r>
+          </w:p>
+        </w:tc>
+        <w:tc>
+          <w:tcPr>
+            <w:tcW w:type="dxa" w:w="5112"/>
+          </w:tcPr>
+          <w:p>
+            <w:r>
+              <w:t>Tuning B creates a later revision; new outputs are not supplied</w:t>
+            </w:r>
+          </w:p>
+        </w:tc>
+      </w:tr>
+      <w:tr>
+        <w:tc>
+          <w:tcPr>
+            <w:tcW w:type="dxa" w:w="5112"/>
+          </w:tcPr>
+          <w:p>
+            <w:r>
+              <w:t>Scope</w:t>
+            </w:r>
+          </w:p>
+        </w:tc>
+        <w:tc>
+          <w:tcPr>
+            <w:tcW w:type="dxa" w:w="5112"/>
+          </w:tcPr>
+          <w:p>
+            <w:r>
+              <w:t>Supplied fictional records, not a new model run or population-advantage claim</w:t>
+            </w:r>
+          </w:p>
+        </w:tc>
+      </w:tr>
+    </w:tbl>
+    <w:p>
+      <w:pPr>
+        <w:pStyle w:val="Heading2"/>
+      </w:pPr>
+      <w:r>
+        <w:t>Name given and missing evidence</w:t>
+      </w:r>
+    </w:p>
+    <w:p>
+      <w:pPr>
+        <w:pStyle w:val="Heading3"/>
+      </w:pPr>
+      <w:r>
+        <w:t>List the given facts and one fact that is not supplied.</w:t>
+      </w:r>
+    </w:p>
+    <w:p>
+      <w:r>
+        <w:t>________________________________________________________________</w:t>
+      </w:r>
+    </w:p>
+    <w:p>
+      <w:r>
+        <w:t>________________________________________________________________</w:t>
+      </w:r>
+    </w:p>
+    <w:p>
+      <w:r>
+        <w:t>________________________________________________________________</w:t>
+      </w:r>
+    </w:p>
+    <w:p>
+      <w:pPr>
+        <w:pStyle w:val="Heading2"/>
+      </w:pPr>
+      <w:r>
+        <w:t>Earlier wording, alternatives and picture transcripts · reference / check after trying</w:t>
+      </w:r>
+    </w:p>
+    <w:p>
+      <w:pPr>
+        <w:spacing w:line="336" w:lineRule="auto" w:after="180"/>
+      </w:pPr>
+      <w:r>
+        <w:rPr>
+          <w:b w:val="0"/>
+        </w:rPr>
+        <w:t>Begin by writing the question the procedure is intended to answer. Identify the information already supplied, the information it will produce and the information still missing.</w:t>
+      </w:r>
+    </w:p>
+    <w:p>
+      <w:pPr>
+        <w:spacing w:line="336" w:lineRule="auto" w:after="180"/>
+      </w:pPr>
+      <w:r>
+        <w:rPr>
+          <w:b w:val="0"/>
+        </w:rPr>
+        <w:t>These are constructed classroom examples; they do not require live accounts, private records or an external service. Do not treat a plausible explanation as a measured outcome.</w:t>
+      </w:r>
+    </w:p>
+    <w:p>
+      <w:pPr>
+        <w:pStyle w:val="Heading1"/>
+      </w:pPr>
+      <w:r>
+        <w:t>03. Trace the complete main case before interpreting it</w:t>
+      </w:r>
+    </w:p>
+    <w:p>
+      <w:r>
+        <w:t>Follow each evidence-to-conclusion step and retain unknown quantities.</w:t>
+      </w:r>
+    </w:p>
+    <w:p>
+      <w:pPr>
+        <w:pStyle w:val="Heading2"/>
+      </w:pPr>
+      <w:r>
+        <w:t>Original declared procedure</w:t>
+      </w:r>
+    </w:p>
+    <w:p>
+      <w:pPr>
+        <w:spacing w:line="336" w:lineRule="auto" w:after="180"/>
+      </w:pPr>
+      <w:r>
+        <w:rPr>
+          <w:b w:val="0"/>
+        </w:rPr>
+        <w:t>Run declared cases, store raw paired results and deviations, and keep primary analysis separate from exploratory repairs. Stop or escalate only according to the stated rule.</w:t>
+      </w:r>
+    </w:p>
+    <w:p>
+      <w:pPr>
+        <w:pStyle w:val="Heading2"/>
+      </w:pPr>
+      <w:r>
+        <w:t>Complete main-case evidence ledger</w:t>
+      </w:r>
+    </w:p>
+    <w:tbl>
+      <w:tblPr>
+        <w:tblStyle w:val="LightShading-Accent1"/>
+        <w:tblW w:type="auto" w:w="0"/>
+        <w:tblLook w:firstColumn="1" w:firstRow="1" w:lastColumn="0" w:lastRow="0" w:noHBand="0" w:noVBand="1" w:val="04A0"/>
+      </w:tblPr>
+      <w:tblGrid>
+        <w:gridCol w:w="3408"/>
+        <w:gridCol w:w="3408"/>
+        <w:gridCol w:w="3408"/>
+      </w:tblGrid>
+      <w:tr>
+        <w:trPr>
+          <w:tblHeader/>
+        </w:trPr>
+        <w:tc>
+          <w:tcPr>
+            <w:tcW w:type="dxa" w:w="3408"/>
+          </w:tcPr>
+          <w:p>
+            <w:r>
+              <w:t>Main quantity</w:t>
+            </w:r>
+          </w:p>
+        </w:tc>
+        <w:tc>
+          <w:tcPr>
+            <w:tcW w:type="dxa" w:w="3408"/>
+          </w:tcPr>
+          <w:p>
+            <w:r>
+              <w:t>Calculation</w:t>
+            </w:r>
+          </w:p>
+        </w:tc>
+        <w:tc>
+          <w:tcPr>
+            <w:tcW w:type="dxa" w:w="3408"/>
+          </w:tcPr>
+          <w:p>
+            <w:r>
+              <w:t>Interpretation</w:t>
+            </w:r>
+          </w:p>
+        </w:tc>
+      </w:tr>
+      <w:tr>
+        <w:tc>
+          <w:tcPr>
+            <w:tcW w:type="dxa" w:w="3408"/>
+          </w:tcPr>
+          <w:p>
+            <w:r>
+              <w:t>Eligible</w:t>
+            </w:r>
+          </w:p>
+        </w:tc>
+        <w:tc>
+          <w:tcPr>
+            <w:tcW w:type="dxa" w:w="3408"/>
+          </w:tcPr>
+          <w:p>
+            <w:r>
+              <w:t>16 + 2 + 2 = 20</w:t>
+            </w:r>
+          </w:p>
+        </w:tc>
+        <w:tc>
+          <w:tcPr>
+            <w:tcW w:type="dxa" w:w="3408"/>
+          </w:tcPr>
+          <w:p>
+            <w:r>
+              <w:t>All planned eligible cases</w:t>
+            </w:r>
+          </w:p>
+        </w:tc>
+      </w:tr>
+      <w:tr>
+        <w:tc>
+          <w:tcPr>
+            <w:tcW w:type="dxa" w:w="3408"/>
+          </w:tcPr>
+          <w:p>
+            <w:r>
+              <w:t>Completed</w:t>
+            </w:r>
+          </w:p>
+        </w:tc>
+        <w:tc>
+          <w:tcPr>
+            <w:tcW w:type="dxa" w:w="3408"/>
+          </w:tcPr>
+          <w:p>
+            <w:r>
+              <w:t>16 + 2 = 18</w:t>
+            </w:r>
+          </w:p>
+        </w:tc>
+        <w:tc>
+          <w:tcPr>
+            <w:tcW w:type="dxa" w:w="3408"/>
+          </w:tcPr>
+          <w:p>
+            <w:r>
+              <w:t>Assessed pass/fail outcomes</w:t>
+            </w:r>
+          </w:p>
+        </w:tc>
+      </w:tr>
+      <w:tr>
+        <w:tc>
+          <w:tcPr>
+            <w:tcW w:type="dxa" w:w="3408"/>
+          </w:tcPr>
+          <w:p>
+            <w:r>
+              <w:t>Completed-case pass rate</w:t>
+            </w:r>
+          </w:p>
+        </w:tc>
+        <w:tc>
+          <w:tcPr>
+            <w:tcW w:type="dxa" w:w="3408"/>
+          </w:tcPr>
+          <w:p>
+            <w:r>
+              <w:t>16/18 = 8/9 ≈ 88.889%</w:t>
+            </w:r>
+          </w:p>
+        </w:tc>
+        <w:tc>
+          <w:tcPr>
+            <w:tcW w:type="dxa" w:w="3408"/>
+          </w:tcPr>
+          <w:p>
+            <w:r>
+              <w:t>Rate among completed cases</w:t>
+            </w:r>
+          </w:p>
+        </w:tc>
+      </w:tr>
+      <w:tr>
+        <w:tc>
+          <w:tcPr>
+            <w:tcW w:type="dxa" w:w="3408"/>
+          </w:tcPr>
+          <w:p>
+            <w:r>
+              <w:t>Coverage</w:t>
+            </w:r>
+          </w:p>
+        </w:tc>
+        <w:tc>
+          <w:tcPr>
+            <w:tcW w:type="dxa" w:w="3408"/>
+          </w:tcPr>
+          <w:p>
+            <w:r>
+              <w:t>18/20 = 90%</w:t>
+            </w:r>
+          </w:p>
+        </w:tc>
+        <w:tc>
+          <w:tcPr>
+            <w:tcW w:type="dxa" w:w="3408"/>
+          </w:tcPr>
+          <w:p>
+            <w:r>
+              <w:t>Two of twenty remain unassessed</w:t>
+            </w:r>
+          </w:p>
+        </w:tc>
+      </w:tr>
+      <w:tr>
+        <w:tc>
+          <w:tcPr>
+            <w:tcW w:type="dxa" w:w="3408"/>
+          </w:tcPr>
+          <w:p>
+            <w:r>
+              <w:t>Unassessed</w:t>
+            </w:r>
+          </w:p>
+        </w:tc>
+        <w:tc>
+          <w:tcPr>
+            <w:tcW w:type="dxa" w:w="3408"/>
+          </w:tcPr>
+          <w:p>
+            <w:r>
+              <w:t>2</w:t>
+            </w:r>
+          </w:p>
+        </w:tc>
+        <w:tc>
+          <w:tcPr>
+            <w:tcW w:type="dxa" w:w="3408"/>
+          </w:tcPr>
+          <w:p>
+            <w:r>
+              <w:t>Retain as unknown outcomes</w:t>
+            </w:r>
+          </w:p>
+        </w:tc>
+      </w:tr>
+      <w:tr>
+        <w:tc>
+          <w:tcPr>
+            <w:tcW w:type="dxa" w:w="3408"/>
+          </w:tcPr>
+          <w:p>
+            <w:r>
+              <w:t>Different possible metric</w:t>
+            </w:r>
+          </w:p>
+        </w:tc>
+        <w:tc>
+          <w:tcPr>
+            <w:tcW w:type="dxa" w:w="3408"/>
+          </w:tcPr>
+          <w:p>
+            <w:r>
+              <w:t>16/20 = 80% known passes among all eligible</w:t>
+            </w:r>
+          </w:p>
+        </w:tc>
+        <w:tc>
+          <w:tcPr>
+            <w:tcW w:type="dxa" w:w="3408"/>
+          </w:tcPr>
+          <w:p>
+            <w:r>
+              <w:t>Not the planned completed-case rate</w:t>
+            </w:r>
+          </w:p>
+        </w:tc>
+      </w:tr>
+      <w:tr>
+        <w:tc>
+          <w:tcPr>
+            <w:tcW w:type="dxa" w:w="3408"/>
+          </w:tcPr>
+          <w:p>
+            <w:r>
+              <w:t>Inference limit</w:t>
+            </w:r>
+          </w:p>
+        </w:tc>
+        <w:tc>
+          <w:tcPr>
+            <w:tcW w:type="dxa" w:w="3408"/>
+          </w:tcPr>
+          <w:p>
+            <w:r>
+              <w:t>Missingness may matter</w:t>
+            </w:r>
+          </w:p>
+        </w:tc>
+        <w:tc>
+          <w:tcPr>
+            <w:tcW w:type="dxa" w:w="3408"/>
+          </w:tcPr>
+          <w:p>
+            <w:r>
+              <w:t>Do not assume unassessed outcomes resemble completed cases</w:t>
+            </w:r>
+          </w:p>
+        </w:tc>
+      </w:tr>
+    </w:tbl>
+    <w:p>
+      <w:pPr>
+        <w:pStyle w:val="Heading2"/>
+      </w:pPr>
+      <w:r>
+        <w:t>State the scope and explain the visual</w:t>
+      </w:r>
+    </w:p>
+    <w:p>
+      <w:pPr>
+        <w:spacing w:line="336" w:lineRule="auto" w:after="180"/>
+      </w:pPr>
+      <w:r>
+        <w:rPr>
+          <w:b w:val="0"/>
+        </w:rPr>
+        <w:t xml:space="preserve">Before applying the procedure, write its units, denominator or decision boundary where relevant. A partner should be able to repeat each step using the same </w:t>
       </w:r>
       <w:r>
         <w:rPr>
@@ -258,50 +1015,30 @@
         <w:rPr>
           <w:b w:val="0"/>
         </w:rPr>
-        <w:t xml:space="preserve"> conditions and </w:t>
+        <w:t>s.</w:t>
+      </w:r>
+    </w:p>
+    <w:p>
+      <w:pPr>
+        <w:spacing w:line="336" w:lineRule="auto" w:after="180"/>
+      </w:pPr>
+      <w:r>
+        <w:rPr>
+          <w:b w:val="0"/>
+        </w:rPr>
+        <w:t xml:space="preserve">If a required </w:t>
       </w:r>
       <w:r>
         <w:rPr>
           <w:b/>
         </w:rPr>
-        <w:t>evidence</w:t>
+        <w:t>input</w:t>
       </w:r>
       <w:r>
         <w:rPr>
           <w:b w:val="0"/>
         </w:rPr>
-        <w:t xml:space="preserve"> source before it can support a claim.</w:t>
-      </w:r>
-    </w:p>
-    <w:p>
-      <w:pPr>
-        <w:pStyle w:val="Heading3"/>
-      </w:pPr>
-      <w:r>
-        <w:t>My starting explanation</w:t>
-      </w:r>
-    </w:p>
-    <w:p>
-      <w:r>
-        <w:t>________________________________________________________________</w:t>
-      </w:r>
-    </w:p>
-    <w:p>
-      <w:r>
-        <w:t>________________________________________________________________</w:t>
-      </w:r>
-    </w:p>
-    <w:p>
-      <w:r>
-        <w:t>________________________________________________________________</w:t>
-      </w:r>
-    </w:p>
-    <w:p>
-      <w:pPr>
-        <w:pStyle w:val="Heading3"/>
-      </w:pPr>
-      <w:r>
-        <w:t>This week’s end goal</w:t>
+        <w:t xml:space="preserve"> is absent or violates the stated contract, record that condition explicitly instead of quietly replacing it with a convenient value.</w:t>
       </w:r>
     </w:p>
     <w:p>
@@ -312,100 +1049,27 @@
         <w:rPr>
           <w:b w:val="0"/>
         </w:rPr>
-        <w:t>Explain running the primary experiment using the records and boundaries of this fictional investigation.</w:t>
-      </w:r>
-    </w:p>
-    <w:p>
-      <w:pPr>
-        <w:pStyle w:val="Heading1"/>
-      </w:pPr>
-      <w:r>
-        <w:t>02. Notice the evidence</w:t>
-      </w:r>
-    </w:p>
-    <w:p>
-      <w:r>
-        <w:t>Investigate the supplied Running the primary experiment case. Separate observations, given facts and assumptions before choosing an explanation.</w:t>
-      </w:r>
-    </w:p>
-    <w:p>
-      <w:pPr>
-        <w:spacing w:line="336" w:lineRule="auto" w:after="180"/>
-      </w:pPr>
+        <w:t xml:space="preserve">Point to the </w:t>
+      </w:r>
+      <w:r>
+        <w:rPr>
+          <w:b/>
+        </w:rPr>
+        <w:t>input</w:t>
+      </w:r>
       <w:r>
         <w:rPr>
           <w:b w:val="0"/>
         </w:rPr>
-        <w:t>The primary experiment follows the frozen plan and captures every eligible outcome. Unexpected failures are recorded rather than silently retried away.</w:t>
-      </w:r>
-    </w:p>
-    <w:p>
-      <w:pPr>
-        <w:spacing w:line="336" w:lineRule="auto" w:after="180"/>
-      </w:pPr>
-      <w:r>
-        <w:rPr>
-          <w:b w:val="0"/>
-        </w:rPr>
-        <w:t>Begin by writing the question the procedure is intended to answer. Identify the information already supplied, the information it will produce and the information still missing.</w:t>
-      </w:r>
-    </w:p>
-    <w:p>
-      <w:pPr>
-        <w:spacing w:line="336" w:lineRule="auto" w:after="180"/>
-      </w:pPr>
-      <w:r>
-        <w:rPr>
-          <w:b w:val="0"/>
-        </w:rPr>
-        <w:t>These are constructed classroom examples; they do not require live accounts, private records or an external service. Do not treat a plausible explanation as a measured outcome.</w:t>
-      </w:r>
-    </w:p>
-    <w:p>
-      <w:pPr>
-        <w:pStyle w:val="Heading3"/>
-      </w:pPr>
-      <w:r>
-        <w:t>List the given facts and one fact that is not supplied.</w:t>
-      </w:r>
-    </w:p>
-    <w:p>
-      <w:r>
-        <w:t>________________________________________________________________</w:t>
-      </w:r>
-    </w:p>
-    <w:p>
-      <w:r>
-        <w:t>________________________________________________________________</w:t>
-      </w:r>
-    </w:p>
-    <w:p>
-      <w:r>
-        <w:t>________________________________________________________________</w:t>
-      </w:r>
-    </w:p>
-    <w:p>
-      <w:pPr>
-        <w:pStyle w:val="Heading1"/>
-      </w:pPr>
-      <w:r>
-        <w:t>03. See how it works</w:t>
-      </w:r>
-    </w:p>
-    <w:p>
-      <w:r>
-        <w:t>Follow the mechanism for Running the primary experiment. Connect each labelled input, deciding step and result.</w:t>
-      </w:r>
-    </w:p>
-    <w:p>
-      <w:pPr>
-        <w:spacing w:line="336" w:lineRule="auto" w:after="180"/>
-      </w:pPr>
-      <w:r>
-        <w:rPr>
-          <w:b w:val="0"/>
-        </w:rPr>
-        <w:t>Run declared cases, store raw paired results and deviations, and keep primary analysis separate from exploratory repairs. Stop or escalate only according to the stated rule.</w:t>
+        <w:t>, the deciding step and the result in this week’s visual. Explain the same step in ordinary words. A picture helps when you can say what each part represents.</w:t>
+      </w:r>
+    </w:p>
+    <w:p>
+      <w:pPr>
+        <w:pStyle w:val="Heading2"/>
+      </w:pPr>
+      <w:r>
+        <w:t>Earlier wording, alternatives and picture transcripts · reference / check after trying</w:t>
       </w:r>
     </w:p>
     <w:p>
@@ -469,7 +1133,7 @@
           </w:tcPr>
           <w:p>
             <w:r>
-              <w:t>Twenty eligible cases:16 pass, 2 fail, 2 unassessed after outage. Plan reports completed rate plus coverage.</w:t>
+              <w:t>Twenty eligible cases: 16 pass, 2 fail, 2 unassessed after outage. Plan reports completed rate plus coverage.</w:t>
             </w:r>
           </w:p>
         </w:tc>
@@ -489,7 +1153,7 @@
           </w:tcPr>
           <w:p>
             <w:r>
-              <w:t>16/18≈88.889% completed pass; coverage18/20=90%; two unassessed remain. No20/20 assessment claim.</w:t>
+              <w:t>16/18≈88.889% completed pass; coverage 18/20=90%; two unassessed remain. No 20/20 assessment claim.</w:t>
             </w:r>
           </w:p>
         </w:tc>
@@ -502,13 +1166,214 @@
     </w:p>
     <w:p>
       <w:pPr>
+        <w:pStyle w:val="Heading3"/>
+      </w:pPr>
+      <w:r>
+        <w:t>Connect the picture and the explanation</w:t>
+      </w:r>
+    </w:p>
+    <w:p>
+      <w:pPr>
+        <w:pStyle w:val="Heading1"/>
+      </w:pPr>
+      <w:r>
+        <w:t>04. Predict the changed case before reading the explanation</w:t>
+      </w:r>
+    </w:p>
+    <w:p>
+      <w:r>
+        <w:t>Keep the rule and evidence boundary visible.</w:t>
+      </w:r>
+    </w:p>
+    <w:p>
+      <w:pPr>
+        <w:pStyle w:val="Heading2"/>
+      </w:pPr>
+      <w:r>
+        <w:t>Main task and response</w:t>
+      </w:r>
+    </w:p>
+    <w:p>
+      <w:pPr>
+        <w:pStyle w:val="ListBullet"/>
+      </w:pPr>
+      <w:r>
+        <w:t>Twenty eligible cases: 16 pass, 2 fail, 2 unassessed after outage. Plan reports completed rate plus coverage. Show the intermediate steps and give the conclusion with its scope.</w:t>
+      </w:r>
+    </w:p>
+    <w:p>
+      <w:pPr>
+        <w:pStyle w:val="Heading3"/>
+      </w:pPr>
+      <w:r>
+        <w:t>Keep the procedure fixed. Explain what changed in the inputs and result.</w:t>
+      </w:r>
+    </w:p>
+    <w:p>
+      <w:r>
+        <w:t>________________________________________________________________</w:t>
+      </w:r>
+    </w:p>
+    <w:p>
+      <w:r>
+        <w:t>________________________________________________________________</w:t>
+      </w:r>
+    </w:p>
+    <w:p>
+      <w:r>
+        <w:t>________________________________________________________________</w:t>
+      </w:r>
+    </w:p>
+    <w:p>
+      <w:r>
+        <w:t>________________________________________________________________</w:t>
+      </w:r>
+    </w:p>
+    <w:p>
+      <w:r>
+        <w:t>________________________________________________________________</w:t>
+      </w:r>
+    </w:p>
+    <w:p>
+      <w:pPr>
+        <w:pStyle w:val="Heading2"/>
+      </w:pPr>
+      <w:r>
+        <w:t>Predict the pictured change</w:t>
+      </w:r>
+    </w:p>
+    <w:p>
+      <w:pPr>
+        <w:pStyle w:val="ListBullet"/>
+      </w:pPr>
+      <w:r>
+        <w:t>Change: Tune B after inspecting its case-four failure, then rescore the same set.</w:t>
+      </w:r>
+    </w:p>
+    <w:p>
+      <w:pPr>
+        <w:pStyle w:val="Heading2"/>
+      </w:pPr>
+      <w:r>
+        <w:t>Check after predicting · reference / check after trying</w:t>
+      </w:r>
+    </w:p>
+    <w:p>
+      <w:pPr>
         <w:spacing w:line="336" w:lineRule="auto" w:after="180"/>
       </w:pPr>
+      <w:r>
+        <w:rPr>
+          <w:b/>
+        </w:rPr>
+        <w:t>Prediction</w:t>
+      </w:r>
       <w:r>
         <w:rPr>
           <w:b w:val="0"/>
         </w:rPr>
-        <w:t xml:space="preserve">Before applying the procedure, write its units, denominator or decision boundary where relevant. A partner should be able to repeat each step using the same </w:t>
+        <w:t>: Label the rerun as development on exposed cases, not untouched primary evaluation.</w:t>
+      </w:r>
+    </w:p>
+    <w:p>
+      <w:pPr>
+        <w:spacing w:line="336" w:lineRule="auto" w:after="180"/>
+      </w:pPr>
+      <w:r>
+        <w:rPr>
+          <w:b w:val="0"/>
+        </w:rPr>
+        <w:t>Reason: The evaluation outcomes have now influenced the version.</w:t>
+      </w:r>
+    </w:p>
+    <w:p>
+      <w:pPr>
+        <w:pStyle w:val="Heading2"/>
+      </w:pPr>
+      <w:r>
+        <w:t>Earlier wording, alternatives and picture transcripts · reference / check after trying</w:t>
+      </w:r>
+    </w:p>
+    <w:p>
+      <w:pPr>
+        <w:pStyle w:val="Heading3"/>
+      </w:pPr>
+      <w:r>
+        <w:t>Compare a familiar case with a changed case</w:t>
+      </w:r>
+    </w:p>
+    <w:p>
+      <w:pPr>
+        <w:pStyle w:val="Heading3"/>
+      </w:pPr>
+      <w:r>
+        <w:t>Change one thing in the pictured case</w:t>
+      </w:r>
+    </w:p>
+    <w:p>
+      <w:pPr>
+        <w:pStyle w:val="Heading1"/>
+      </w:pPr>
+      <w:r>
+        <w:t>06. Connect the main result with the separate pictured case</w:t>
+      </w:r>
+    </w:p>
+    <w:p>
+      <w:r>
+        <w:t>Keep the two scenarios and their supplied evidence distinct.</w:t>
+      </w:r>
+    </w:p>
+    <w:p>
+      <w:pPr>
+        <w:pStyle w:val="Heading2"/>
+      </w:pPr>
+      <w:r>
+        <w:t>Main case and original checked reasoning</w:t>
+      </w:r>
+    </w:p>
+    <w:p>
+      <w:pPr>
+        <w:spacing w:line="336" w:lineRule="auto" w:after="180"/>
+      </w:pPr>
+      <w:r>
+        <w:rPr>
+          <w:b w:val="0"/>
+        </w:rPr>
+        <w:t>Twenty eligible cases: 16 pass, 2 fail, 2 unassessed after outage. Plan reports completed rate plus coverage.</w:t>
+      </w:r>
+    </w:p>
+    <w:p>
+      <w:pPr>
+        <w:spacing w:line="336" w:lineRule="auto" w:after="180"/>
+      </w:pPr>
+      <w:r>
+        <w:rPr>
+          <w:b w:val="0"/>
+        </w:rPr>
+        <w:t>16/18≈88.889% completed pass; coverage 18/20=90%; two unassessed remain. No 20/20 assessment claim.</w:t>
+      </w:r>
+    </w:p>
+    <w:p>
+      <w:pPr>
+        <w:spacing w:line="336" w:lineRule="auto" w:after="180"/>
+      </w:pPr>
+      <w:r>
+        <w:rPr>
+          <w:b w:val="0"/>
+        </w:rPr>
+        <w:t xml:space="preserve">Compare the intermediate </w:t>
+      </w:r>
+      <w:r>
+        <w:rPr>
+          <w:b/>
+        </w:rPr>
+        <w:t>evidence</w:t>
+      </w:r>
+      <w:r>
+        <w:rPr>
+          <w:b w:val="0"/>
+        </w:rPr>
+        <w:t xml:space="preserve"> with the final statement. Explain why each number or decision follows from the stated </w:t>
       </w:r>
       <w:r>
         <w:rPr>
@@ -531,7 +1396,7 @@
         <w:rPr>
           <w:b w:val="0"/>
         </w:rPr>
-        <w:t xml:space="preserve">If a required </w:t>
+        <w:t xml:space="preserve">The conclusion belongs to this scenario and procedure; changing the </w:t>
       </w:r>
       <w:r>
         <w:rPr>
@@ -543,445 +1408,15 @@
         <w:rPr>
           <w:b w:val="0"/>
         </w:rPr>
-        <w:t xml:space="preserve"> is absent or violates the stated contract, record that condition explicitly instead of quietly replacing it with a convenient value.</w:t>
-      </w:r>
-    </w:p>
-    <w:p>
-      <w:pPr>
-        <w:pStyle w:val="Heading3"/>
-      </w:pPr>
-      <w:r>
-        <w:t>Connect the picture and the explanation</w:t>
-      </w:r>
-    </w:p>
-    <w:p>
-      <w:pPr>
-        <w:spacing w:line="336" w:lineRule="auto" w:after="180"/>
-      </w:pPr>
-      <w:r>
-        <w:rPr>
-          <w:b w:val="0"/>
-        </w:rPr>
-        <w:t xml:space="preserve">Point to the </w:t>
-      </w:r>
-      <w:r>
-        <w:rPr>
-          <w:b/>
-        </w:rPr>
-        <w:t>input</w:t>
-      </w:r>
-      <w:r>
-        <w:rPr>
-          <w:b w:val="0"/>
-        </w:rPr>
-        <w:t>, the deciding step and the result in this week’s visual. Explain the same step in ordinary words. A picture helps when you can say what each part represents.</w:t>
-      </w:r>
-    </w:p>
-    <w:p>
-      <w:pPr>
-        <w:pStyle w:val="Heading1"/>
-      </w:pPr>
-      <w:r>
-        <w:t>04. Compare the cases</w:t>
-      </w:r>
-    </w:p>
-    <w:p>
-      <w:r>
-        <w:t>Compare the supplied cases for Running the primary experiment. Identify the detail that changes the conclusion.</w:t>
-      </w:r>
-    </w:p>
-    <w:p>
-      <w:pPr>
-        <w:pStyle w:val="Heading3"/>
-      </w:pPr>
-      <w:r>
-        <w:t>Compare a familiar case with a changed case</w:t>
-      </w:r>
-    </w:p>
-    <w:p>
-      <w:pPr>
-        <w:spacing w:line="336" w:lineRule="auto" w:after="180"/>
-      </w:pPr>
-      <w:r>
-        <w:rPr>
-          <w:b w:val="0"/>
-        </w:rPr>
-        <w:t>Twenty eligible cases:16 pass, 2 fail, 2 unassessed after outage. Plan reports completed rate plus coverage. Show the intermediate steps and give the conclusion with its scope.</w:t>
-      </w:r>
-    </w:p>
-    <w:p>
-      <w:pPr>
-        <w:pStyle w:val="Heading3"/>
-      </w:pPr>
-      <w:r>
-        <w:t>Keep the procedure fixed. Explain what changed in the inputs and result.</w:t>
-      </w:r>
-    </w:p>
-    <w:p>
-      <w:r>
-        <w:t>________________________________________________________________</w:t>
-      </w:r>
-    </w:p>
-    <w:p>
-      <w:r>
-        <w:t>________________________________________________________________</w:t>
-      </w:r>
-    </w:p>
-    <w:p>
-      <w:r>
-        <w:t>________________________________________________________________</w:t>
-      </w:r>
-    </w:p>
-    <w:p>
-      <w:r>
-        <w:t>________________________________________________________________</w:t>
-      </w:r>
-    </w:p>
-    <w:p>
-      <w:r>
-        <w:t>________________________________________________________________</w:t>
-      </w:r>
-    </w:p>
-    <w:p>
-      <w:pPr>
-        <w:pStyle w:val="Heading3"/>
-      </w:pPr>
-      <w:r>
-        <w:t>Change one thing in the pictured case</w:t>
-      </w:r>
-    </w:p>
-    <w:p>
-      <w:pPr>
-        <w:pStyle w:val="Heading3"/>
-      </w:pPr>
-      <w:r>
-        <w:t>Change one thing</w:t>
-      </w:r>
-    </w:p>
-    <w:p>
-      <w:pPr>
-        <w:spacing w:line="336" w:lineRule="auto" w:after="180"/>
-        <w:shd w:fill="F5F1FB"/>
-      </w:pPr>
-      <w:r>
-        <w:rPr>
-          <w:b w:val="0"/>
-        </w:rPr>
-        <w:t>Change: Tune B after inspecting its case-four failure, then rescore the same set.</w:t>
-      </w:r>
-    </w:p>
-    <w:p>
-      <w:pPr>
-        <w:pStyle w:val="Heading3"/>
-      </w:pPr>
-      <w:r>
-        <w:t>Predicted result</w:t>
-      </w:r>
-    </w:p>
-    <w:p>
-      <w:pPr>
-        <w:spacing w:line="336" w:lineRule="auto" w:after="180"/>
-        <w:shd w:fill="F1F6FC"/>
-      </w:pPr>
-      <w:r>
-        <w:rPr>
-          <w:b/>
-        </w:rPr>
-        <w:t>Prediction</w:t>
-      </w:r>
-      <w:r>
-        <w:rPr>
-          <w:b w:val="0"/>
-        </w:rPr>
-        <w:t>: Label the rerun as development on exposed cases, not untouched primary evaluation.</w:t>
-      </w:r>
-    </w:p>
-    <w:p>
-      <w:pPr>
-        <w:pStyle w:val="Heading3"/>
-      </w:pPr>
-      <w:r>
-        <w:t>Why the result follows</w:t>
-      </w:r>
-    </w:p>
-    <w:p>
-      <w:pPr>
-        <w:spacing w:line="336" w:lineRule="auto" w:after="180"/>
-        <w:shd w:fill="F1F6FC"/>
-      </w:pPr>
-      <w:r>
-        <w:rPr>
-          <w:b w:val="0"/>
-        </w:rPr>
-        <w:t>Reason: The evaluation outcomes have now influenced the version.</w:t>
-      </w:r>
-    </w:p>
-    <w:p>
-      <w:pPr>
-        <w:pStyle w:val="Heading1"/>
-      </w:pPr>
-      <w:r>
-        <w:t>05. Words that unlock the idea</w:t>
-      </w:r>
-    </w:p>
-    <w:p>
-      <w:r>
-        <w:t>Use the vocabulary of Running the primary experiment to explain a concrete decision, rather than only memorising definitions.</w:t>
-      </w:r>
-    </w:p>
-    <w:tbl>
-      <w:tblPr>
-        <w:tblStyle w:val="LightShading-Accent1"/>
-        <w:tblW w:type="auto" w:w="0"/>
-        <w:tblLook w:firstColumn="1" w:firstRow="1" w:lastColumn="0" w:lastRow="0" w:noHBand="0" w:noVBand="1" w:val="04A0"/>
-      </w:tblPr>
-      <w:tblGrid>
-        <w:gridCol w:w="5112"/>
-        <w:gridCol w:w="5112"/>
-      </w:tblGrid>
-      <w:tr>
-        <w:trPr>
-          <w:tblHeader/>
-        </w:trPr>
-        <w:tc>
-          <w:tcPr>
-            <w:tcW w:type="dxa" w:w="5112"/>
-          </w:tcPr>
-          <w:p>
-            <w:r>
-              <w:t>Word</w:t>
-            </w:r>
-          </w:p>
-        </w:tc>
-        <w:tc>
-          <w:tcPr>
-            <w:tcW w:type="dxa" w:w="5112"/>
-          </w:tcPr>
-          <w:p>
-            <w:r>
-              <w:t>Meaning</w:t>
-            </w:r>
-          </w:p>
-        </w:tc>
-      </w:tr>
-      <w:tr>
-        <w:tc>
-          <w:tcPr>
-            <w:tcW w:type="dxa" w:w="5112"/>
-          </w:tcPr>
-          <w:p>
-            <w:r>
-              <w:t>Primary run</w:t>
-            </w:r>
-          </w:p>
-        </w:tc>
-        <w:tc>
-          <w:tcPr>
-            <w:tcW w:type="dxa" w:w="5112"/>
-          </w:tcPr>
-          <w:p>
-            <w:r>
-              <w:t>The experiment under the declared main plan</w:t>
-            </w:r>
-          </w:p>
-        </w:tc>
-      </w:tr>
-      <w:tr>
-        <w:tc>
-          <w:tcPr>
-            <w:tcW w:type="dxa" w:w="5112"/>
-          </w:tcPr>
-          <w:p>
-            <w:r>
-              <w:t>Unassessed case</w:t>
-            </w:r>
-          </w:p>
-        </w:tc>
-        <w:tc>
-          <w:tcPr>
-            <w:tcW w:type="dxa" w:w="5112"/>
-          </w:tcPr>
-          <w:p>
-            <w:r>
-              <w:t>An eligible case without the required outcome evidence</w:t>
-            </w:r>
-          </w:p>
-        </w:tc>
-      </w:tr>
-      <w:tr>
-        <w:tc>
-          <w:tcPr>
-            <w:tcW w:type="dxa" w:w="5112"/>
-          </w:tcPr>
-          <w:p>
-            <w:r>
-              <w:t>Deviation log</w:t>
-            </w:r>
-          </w:p>
-        </w:tc>
-        <w:tc>
-          <w:tcPr>
-            <w:tcW w:type="dxa" w:w="5112"/>
-          </w:tcPr>
-          <w:p>
-            <w:r>
-              <w:t>A record of changes or interruptions</w:t>
-            </w:r>
-          </w:p>
-        </w:tc>
-      </w:tr>
-    </w:tbl>
-    <w:p>
-      <w:pPr>
-        <w:pStyle w:val="Heading3"/>
-      </w:pPr>
-      <w:r>
-        <w:t>Use two terms to explain a step in this week’s example.</w:t>
-      </w:r>
-    </w:p>
-    <w:p>
-      <w:r>
-        <w:t>________________________________________________________________</w:t>
-      </w:r>
-    </w:p>
-    <w:p>
-      <w:r>
-        <w:t>________________________________________________________________</w:t>
-      </w:r>
-    </w:p>
-    <w:p>
-      <w:r>
-        <w:t>________________________________________________________________</w:t>
-      </w:r>
-    </w:p>
-    <w:p>
-      <w:pPr>
-        <w:pStyle w:val="Heading1"/>
-      </w:pPr>
-      <w:r>
-        <w:t>06. Follow a worked example</w:t>
-      </w:r>
-    </w:p>
-    <w:p>
-      <w:r>
-        <w:t>Follow the worked trace for Running the primary experiment, predict a step, then compare with its explanation.</w:t>
-      </w:r>
-    </w:p>
-    <w:p>
-      <w:pPr>
-        <w:spacing w:line="336" w:lineRule="auto" w:after="180"/>
-      </w:pPr>
-      <w:r>
-        <w:rPr>
-          <w:b w:val="0"/>
-        </w:rPr>
-        <w:t>Twenty eligible cases:16 pass, 2 fail, 2 unassessed after outage. Plan reports completed rate plus coverage.</w:t>
-      </w:r>
-    </w:p>
-    <w:p>
-      <w:pPr>
-        <w:spacing w:line="336" w:lineRule="auto" w:after="180"/>
-      </w:pPr>
-      <w:r>
-        <w:rPr>
-          <w:b w:val="0"/>
-        </w:rPr>
-        <w:t>16/18≈88.889% completed pass; coverage18/20=90%; two unassessed remain. No20/20 assessment claim.</w:t>
-      </w:r>
-    </w:p>
-    <w:p>
-      <w:pPr>
-        <w:pStyle w:val="Heading3"/>
-      </w:pPr>
-      <w:r>
-        <w:t>Worked explanation · Running the primary experiment</w:t>
-      </w:r>
-    </w:p>
-    <w:p>
-      <w:pPr>
-        <w:spacing w:line="336" w:lineRule="auto" w:after="180"/>
-        <w:shd w:fill="F1F6FC"/>
-      </w:pPr>
-      <w:r>
-        <w:rPr>
-          <w:b w:val="0"/>
-        </w:rPr>
-        <w:t xml:space="preserve">Compare the intermediate </w:t>
-      </w:r>
-      <w:r>
-        <w:rPr>
-          <w:b/>
-        </w:rPr>
-        <w:t>evidence</w:t>
-      </w:r>
-      <w:r>
-        <w:rPr>
-          <w:b w:val="0"/>
-        </w:rPr>
-        <w:t xml:space="preserve"> with the final statement. Explain why each number or decision follows from the stated </w:t>
-      </w:r>
-      <w:r>
-        <w:rPr>
-          <w:b/>
-        </w:rPr>
-        <w:t>input</w:t>
-      </w:r>
-      <w:r>
-        <w:rPr>
-          <w:b w:val="0"/>
-        </w:rPr>
-        <w:t>s.</w:t>
-      </w:r>
-    </w:p>
-    <w:p>
-      <w:pPr>
-        <w:spacing w:line="336" w:lineRule="auto" w:after="180"/>
-        <w:shd w:fill="F1F6FC"/>
-      </w:pPr>
-      <w:r>
-        <w:rPr>
-          <w:b w:val="0"/>
-        </w:rPr>
-        <w:t xml:space="preserve">The conclusion belongs to this scenario and procedure; changing the </w:t>
-      </w:r>
-      <w:r>
-        <w:rPr>
-          <w:b/>
-        </w:rPr>
-        <w:t>input</w:t>
-      </w:r>
-      <w:r>
-        <w:rPr>
-          <w:b w:val="0"/>
-        </w:rPr>
         <w:t>s, evaluation population or authority can change what it establishes. Retain the raw record so a later revision can be compared honestly.</w:t>
       </w:r>
     </w:p>
     <w:p>
       <w:pPr>
-        <w:pStyle w:val="Heading3"/>
-      </w:pPr>
-      <w:r>
-        <w:t>Learn from the worked case</w:t>
-      </w:r>
-    </w:p>
-    <w:p>
-      <w:pPr>
-        <w:spacing w:line="336" w:lineRule="auto" w:after="180"/>
-      </w:pPr>
-      <w:r>
-        <w:rPr>
-          <w:b w:val="0"/>
-        </w:rPr>
-        <w:t>Cover the result before checking it. Say what is given, choose the procedure, and follow one step at a time. Then uncover the result and explain your first mismatch. Ask why a step is allowed, not only what number it produces.</w:t>
-      </w:r>
-    </w:p>
-    <w:p>
-      <w:pPr>
-        <w:pStyle w:val="Heading3"/>
-      </w:pPr>
-      <w:r>
-        <w:t>A pictorial worked case: Running the primary experiment</w:t>
+        <w:pStyle w:val="Heading2"/>
+      </w:pPr>
+      <w:r>
+        <w:t>Separate pictured inputs and complete explanation</w:t>
       </w:r>
     </w:p>
     <w:p>
@@ -1009,24 +1444,7 @@
     </w:p>
     <w:p>
       <w:pPr>
-        <w:pStyle w:val="Heading3"/>
-      </w:pPr>
-      <w:r>
-        <w:t>The facts we will use</w:t>
-      </w:r>
-    </w:p>
-    <w:p>
-      <w:pPr>
-        <w:pStyle w:val="Heading3"/>
-      </w:pPr>
-      <w:r>
-        <w:t>Supplied facts</w:t>
-      </w:r>
-    </w:p>
-    <w:p>
-      <w:pPr>
         <w:spacing w:line="336" w:lineRule="auto" w:after="180"/>
-        <w:shd w:fill="F1F6FC"/>
       </w:pPr>
       <w:r>
         <w:rPr>
@@ -1036,11 +1454,41 @@
       </w:r>
     </w:p>
     <w:p>
+      <w:pPr>
+        <w:spacing w:line="336" w:lineRule="auto" w:after="180"/>
+      </w:pPr>
+      <w:r>
+        <w:rPr>
+          <w:b w:val="0"/>
+        </w:rPr>
+        <w:t>The separate six-case picture supplies A = [1, 0, 1, 1, 0, 1] and B = [1, 1, 1, 0, 1, 1], where one means correct. A has four correct and B five. Cases C2 and C5 favor B; C4 favors A; C1, C3 and C6 are ties. Thus the net gain of one correct hides three changed case outcomes. Tuning B after inspecting C4 creates a post-inspection version.</w:t>
+      </w:r>
+    </w:p>
+    <w:p>
+      <w:pPr>
+        <w:spacing w:line="336" w:lineRule="auto" w:after="180"/>
+      </w:pPr>
+      <w:r>
+        <w:rPr>
+          <w:b w:val="0"/>
+        </w:rPr>
+        <w:t>Rescoring that version on the same set is development evidence, not untouched primary confirmation. No revised outputs, statistical significance or population advantage are supplied.</w:t>
+      </w:r>
+    </w:p>
+    <w:p>
+      <w:pPr>
+        <w:pStyle w:val="Heading2"/>
+      </w:pPr>
+      <w:r>
+        <w:t>Read the labelled representation</w:t>
+      </w:r>
+    </w:p>
+    <w:p>
       <w:r>
         <w:drawing>
           <wp:inline xmlns:a="http://schemas.openxmlformats.org/drawingml/2006/main" xmlns:pic="http://schemas.openxmlformats.org/drawingml/2006/picture">
-            <wp:extent cx="5486400" cy="3077029"/>
-            <wp:docPr id="1" name="Picture 1" descr="Paired primary case outcomes"/>
+            <wp:extent cx="5486400" cy="3029913"/>
+            <wp:docPr id="1" name="Picture 1" descr="Frozen paired correctness flags for six cases. A has four correct; B five. B alone is correct on C2 and C5, while A alone is correct on C4. Net gain is one correct, but three case outcomes differ. Tuning after seeing C4 changes the role of later same-set results."/>
             <wp:cNvGraphicFramePr>
               <a:graphicFrameLocks noChangeAspect="1"/>
             </wp:cNvGraphicFramePr>
@@ -1048,7 +1496,7 @@
               <a:graphicData uri="http://schemas.openxmlformats.org/drawingml/2006/picture">
                 <pic:pic>
                   <pic:nvPicPr>
-                    <pic:cNvPr id="0" name="academy-detail-ai-7-25.png"/>
+                    <pic:cNvPr id="0" name="ai-7-25-paired-grid.png"/>
                     <pic:cNvPicPr/>
                   </pic:nvPicPr>
                   <pic:blipFill>
@@ -1060,7 +1508,7 @@
                   <pic:spPr>
                     <a:xfrm>
                       <a:off x="0" y="0"/>
-                      <a:ext cx="5486400" cy="3077029"/>
+                      <a:ext cx="5486400" cy="3029913"/>
                     </a:xfrm>
                     <a:prstGeom prst="rect"/>
                   </pic:spPr>
@@ -1075,8 +1523,8 @@
       <w:r>
         <w:drawing>
           <wp:inline xmlns:a="http://schemas.openxmlformats.org/drawingml/2006/main" xmlns:pic="http://schemas.openxmlformats.org/drawingml/2006/picture">
-            <wp:extent cx="5486400" cy="5145314"/>
-            <wp:docPr id="2" name="Picture 2" descr="Running the primary experiment. Keep versions fixed: No case result may trigger tuning during this run.. Compute results: A totals 4/6; B totals 5/6.. Keep case-level records: Cases two and five favour B; case four favours A."/>
+            <wp:extent cx="5486400" cy="3182112"/>
+            <wp:docPr id="2" name="Picture 2" descr="Keep versions fixed: No case result may trigger tuning during this run. → Compute results: A totals 4/6; B totals 5/6. → Keep case-level records: Cases two and five favour B; case four favours A."/>
             <wp:cNvGraphicFramePr>
               <a:graphicFrameLocks noChangeAspect="1"/>
             </wp:cNvGraphicFramePr>
@@ -1084,7 +1532,7 @@
               <a:graphicData uri="http://schemas.openxmlformats.org/drawingml/2006/picture">
                 <pic:pic>
                   <pic:nvPicPr>
-                    <pic:cNvPr id="0" name="academy-visual-ai-7-25.png"/>
+                    <pic:cNvPr id="0" name="academy-story-ai-7-25-02.png"/>
                     <pic:cNvPicPr/>
                   </pic:nvPicPr>
                   <pic:blipFill>
@@ -1096,7 +1544,7 @@
                   <pic:spPr>
                     <a:xfrm>
                       <a:off x="0" y="0"/>
-                      <a:ext cx="5486400" cy="5145314"/>
+                      <a:ext cx="5486400" cy="3182112"/>
                     </a:xfrm>
                     <a:prstGeom prst="rect"/>
                   </pic:spPr>
@@ -1224,24 +1672,7 @@
     </w:p>
     <w:p>
       <w:pPr>
-        <w:pStyle w:val="Heading3"/>
-      </w:pPr>
-      <w:r>
-        <w:t>Why this result follows</w:t>
-      </w:r>
-    </w:p>
-    <w:p>
-      <w:pPr>
-        <w:pStyle w:val="Heading3"/>
-      </w:pPr>
-      <w:r>
-        <w:t>Why the result follows</w:t>
-      </w:r>
-    </w:p>
-    <w:p>
-      <w:pPr>
         <w:spacing w:line="336" w:lineRule="auto" w:after="180"/>
-        <w:shd w:fill="F1F6FC"/>
       </w:pPr>
       <w:r>
         <w:rPr>
@@ -1252,30 +1683,515 @@
     </w:p>
     <w:p>
       <w:pPr>
+        <w:pStyle w:val="Heading2"/>
+      </w:pPr>
+      <w:r>
+        <w:t>Complete picture evidence and limits</w:t>
+      </w:r>
+    </w:p>
+    <w:tbl>
+      <w:tblPr>
+        <w:tblStyle w:val="LightShading-Accent1"/>
+        <w:tblW w:type="auto" w:w="0"/>
+        <w:tblLook w:firstColumn="1" w:firstRow="1" w:lastColumn="0" w:lastRow="0" w:noHBand="0" w:noVBand="1" w:val="04A0"/>
+      </w:tblPr>
+      <w:tblGrid>
+        <w:gridCol w:w="2556"/>
+        <w:gridCol w:w="2556"/>
+        <w:gridCol w:w="2556"/>
+        <w:gridCol w:w="2556"/>
+      </w:tblGrid>
+      <w:tr>
+        <w:trPr>
+          <w:tblHeader/>
+        </w:trPr>
+        <w:tc>
+          <w:tcPr>
+            <w:tcW w:type="dxa" w:w="2556"/>
+          </w:tcPr>
+          <w:p>
+            <w:r>
+              <w:t>Paired case</w:t>
+            </w:r>
+          </w:p>
+        </w:tc>
+        <w:tc>
+          <w:tcPr>
+            <w:tcW w:type="dxa" w:w="2556"/>
+          </w:tcPr>
+          <w:p>
+            <w:r>
+              <w:t>A correct flag</w:t>
+            </w:r>
+          </w:p>
+        </w:tc>
+        <w:tc>
+          <w:tcPr>
+            <w:tcW w:type="dxa" w:w="2556"/>
+          </w:tcPr>
+          <w:p>
+            <w:r>
+              <w:t>B correct flag</w:t>
+            </w:r>
+          </w:p>
+        </w:tc>
+        <w:tc>
+          <w:tcPr>
+            <w:tcW w:type="dxa" w:w="2556"/>
+          </w:tcPr>
+          <w:p>
+            <w:r>
+              <w:t>B − A</w:t>
+            </w:r>
+          </w:p>
+        </w:tc>
+      </w:tr>
+      <w:tr>
+        <w:tc>
+          <w:tcPr>
+            <w:tcW w:type="dxa" w:w="2556"/>
+          </w:tcPr>
+          <w:p>
+            <w:r>
+              <w:t>C1</w:t>
+            </w:r>
+          </w:p>
+        </w:tc>
+        <w:tc>
+          <w:tcPr>
+            <w:tcW w:type="dxa" w:w="2556"/>
+          </w:tcPr>
+          <w:p>
+            <w:r>
+              <w:t>1</w:t>
+            </w:r>
+          </w:p>
+        </w:tc>
+        <w:tc>
+          <w:tcPr>
+            <w:tcW w:type="dxa" w:w="2556"/>
+          </w:tcPr>
+          <w:p>
+            <w:r>
+              <w:t>1</w:t>
+            </w:r>
+          </w:p>
+        </w:tc>
+        <w:tc>
+          <w:tcPr>
+            <w:tcW w:type="dxa" w:w="2556"/>
+          </w:tcPr>
+          <w:p>
+            <w:r>
+              <w:t>0</w:t>
+            </w:r>
+          </w:p>
+        </w:tc>
+      </w:tr>
+      <w:tr>
+        <w:tc>
+          <w:tcPr>
+            <w:tcW w:type="dxa" w:w="2556"/>
+          </w:tcPr>
+          <w:p>
+            <w:r>
+              <w:t>C2</w:t>
+            </w:r>
+          </w:p>
+        </w:tc>
+        <w:tc>
+          <w:tcPr>
+            <w:tcW w:type="dxa" w:w="2556"/>
+          </w:tcPr>
+          <w:p>
+            <w:r>
+              <w:t>0</w:t>
+            </w:r>
+          </w:p>
+        </w:tc>
+        <w:tc>
+          <w:tcPr>
+            <w:tcW w:type="dxa" w:w="2556"/>
+          </w:tcPr>
+          <w:p>
+            <w:r>
+              <w:t>1</w:t>
+            </w:r>
+          </w:p>
+        </w:tc>
+        <w:tc>
+          <w:tcPr>
+            <w:tcW w:type="dxa" w:w="2556"/>
+          </w:tcPr>
+          <w:p>
+            <w:r>
+              <w:t>1</w:t>
+            </w:r>
+          </w:p>
+        </w:tc>
+      </w:tr>
+      <w:tr>
+        <w:tc>
+          <w:tcPr>
+            <w:tcW w:type="dxa" w:w="2556"/>
+          </w:tcPr>
+          <w:p>
+            <w:r>
+              <w:t>C3</w:t>
+            </w:r>
+          </w:p>
+        </w:tc>
+        <w:tc>
+          <w:tcPr>
+            <w:tcW w:type="dxa" w:w="2556"/>
+          </w:tcPr>
+          <w:p>
+            <w:r>
+              <w:t>1</w:t>
+            </w:r>
+          </w:p>
+        </w:tc>
+        <w:tc>
+          <w:tcPr>
+            <w:tcW w:type="dxa" w:w="2556"/>
+          </w:tcPr>
+          <w:p>
+            <w:r>
+              <w:t>1</w:t>
+            </w:r>
+          </w:p>
+        </w:tc>
+        <w:tc>
+          <w:tcPr>
+            <w:tcW w:type="dxa" w:w="2556"/>
+          </w:tcPr>
+          <w:p>
+            <w:r>
+              <w:t>0</w:t>
+            </w:r>
+          </w:p>
+        </w:tc>
+      </w:tr>
+      <w:tr>
+        <w:tc>
+          <w:tcPr>
+            <w:tcW w:type="dxa" w:w="2556"/>
+          </w:tcPr>
+          <w:p>
+            <w:r>
+              <w:t>C4</w:t>
+            </w:r>
+          </w:p>
+        </w:tc>
+        <w:tc>
+          <w:tcPr>
+            <w:tcW w:type="dxa" w:w="2556"/>
+          </w:tcPr>
+          <w:p>
+            <w:r>
+              <w:t>1</w:t>
+            </w:r>
+          </w:p>
+        </w:tc>
+        <w:tc>
+          <w:tcPr>
+            <w:tcW w:type="dxa" w:w="2556"/>
+          </w:tcPr>
+          <w:p>
+            <w:r>
+              <w:t>0</w:t>
+            </w:r>
+          </w:p>
+        </w:tc>
+        <w:tc>
+          <w:tcPr>
+            <w:tcW w:type="dxa" w:w="2556"/>
+          </w:tcPr>
+          <w:p>
+            <w:r>
+              <w:t>-1</w:t>
+            </w:r>
+          </w:p>
+        </w:tc>
+      </w:tr>
+      <w:tr>
+        <w:tc>
+          <w:tcPr>
+            <w:tcW w:type="dxa" w:w="2556"/>
+          </w:tcPr>
+          <w:p>
+            <w:r>
+              <w:t>C5</w:t>
+            </w:r>
+          </w:p>
+        </w:tc>
+        <w:tc>
+          <w:tcPr>
+            <w:tcW w:type="dxa" w:w="2556"/>
+          </w:tcPr>
+          <w:p>
+            <w:r>
+              <w:t>0</w:t>
+            </w:r>
+          </w:p>
+        </w:tc>
+        <w:tc>
+          <w:tcPr>
+            <w:tcW w:type="dxa" w:w="2556"/>
+          </w:tcPr>
+          <w:p>
+            <w:r>
+              <w:t>1</w:t>
+            </w:r>
+          </w:p>
+        </w:tc>
+        <w:tc>
+          <w:tcPr>
+            <w:tcW w:type="dxa" w:w="2556"/>
+          </w:tcPr>
+          <w:p>
+            <w:r>
+              <w:t>1</w:t>
+            </w:r>
+          </w:p>
+        </w:tc>
+      </w:tr>
+      <w:tr>
+        <w:tc>
+          <w:tcPr>
+            <w:tcW w:type="dxa" w:w="2556"/>
+          </w:tcPr>
+          <w:p>
+            <w:r>
+              <w:t>C6</w:t>
+            </w:r>
+          </w:p>
+        </w:tc>
+        <w:tc>
+          <w:tcPr>
+            <w:tcW w:type="dxa" w:w="2556"/>
+          </w:tcPr>
+          <w:p>
+            <w:r>
+              <w:t>1</w:t>
+            </w:r>
+          </w:p>
+        </w:tc>
+        <w:tc>
+          <w:tcPr>
+            <w:tcW w:type="dxa" w:w="2556"/>
+          </w:tcPr>
+          <w:p>
+            <w:r>
+              <w:t>1</w:t>
+            </w:r>
+          </w:p>
+        </w:tc>
+        <w:tc>
+          <w:tcPr>
+            <w:tcW w:type="dxa" w:w="2556"/>
+          </w:tcPr>
+          <w:p>
+            <w:r>
+              <w:t>0</w:t>
+            </w:r>
+          </w:p>
+        </w:tc>
+      </w:tr>
+      <w:tr>
+        <w:tc>
+          <w:tcPr>
+            <w:tcW w:type="dxa" w:w="2556"/>
+          </w:tcPr>
+          <w:p>
+            <w:r>
+              <w:t>Total</w:t>
+            </w:r>
+          </w:p>
+        </w:tc>
+        <w:tc>
+          <w:tcPr>
+            <w:tcW w:type="dxa" w:w="2556"/>
+          </w:tcPr>
+          <w:p>
+            <w:r>
+              <w:t>4/6</w:t>
+            </w:r>
+          </w:p>
+        </w:tc>
+        <w:tc>
+          <w:tcPr>
+            <w:tcW w:type="dxa" w:w="2556"/>
+          </w:tcPr>
+          <w:p>
+            <w:r>
+              <w:t>5/6</w:t>
+            </w:r>
+          </w:p>
+        </w:tc>
+        <w:tc>
+          <w:tcPr>
+            <w:tcW w:type="dxa" w:w="2556"/>
+          </w:tcPr>
+          <w:p>
+            <w:r>
+              <w:t>Net +1; three cases differ</w:t>
+            </w:r>
+          </w:p>
+        </w:tc>
+      </w:tr>
+      <w:tr>
+        <w:tc>
+          <w:tcPr>
+            <w:tcW w:type="dxa" w:w="2556"/>
+          </w:tcPr>
+          <w:p>
+            <w:r>
+              <w:t>B tuned after C4</w:t>
+            </w:r>
+          </w:p>
+        </w:tc>
+        <w:tc>
+          <w:tcPr>
+            <w:tcW w:type="dxa" w:w="2556"/>
+          </w:tcPr>
+          <w:p>
+            <w:r>
+              <w:t>Frozen original retained</w:t>
+            </w:r>
+          </w:p>
+        </w:tc>
+        <w:tc>
+          <w:tcPr>
+            <w:tcW w:type="dxa" w:w="2556"/>
+          </w:tcPr>
+          <w:p>
+            <w:r>
+              <w:t>Revised score unknown</w:t>
+            </w:r>
+          </w:p>
+        </w:tc>
+        <w:tc>
+          <w:tcPr>
+            <w:tcW w:type="dxa" w:w="2556"/>
+          </w:tcPr>
+          <w:p>
+            <w:r>
+              <w:t>Same-set revision is development evidence</w:t>
+            </w:r>
+          </w:p>
+        </w:tc>
+      </w:tr>
+    </w:tbl>
+    <w:p>
+      <w:pPr>
+        <w:pStyle w:val="Heading2"/>
+      </w:pPr>
+      <w:r>
+        <w:t>Predict the changed condition</w:t>
+      </w:r>
+    </w:p>
+    <w:p>
+      <w:pPr>
+        <w:pStyle w:val="ListBullet"/>
+      </w:pPr>
+      <w:r>
+        <w:t>Change one thing: Tune B after inspecting its case-four failure, then rescore the same set. Predict the result before checking the explanation. What remains the same?</w:t>
+      </w:r>
+    </w:p>
+    <w:p>
+      <w:pPr>
+        <w:pStyle w:val="Heading2"/>
+      </w:pPr>
+      <w:r>
+        <w:t>Check after predicting · reference / check after trying</w:t>
+      </w:r>
+    </w:p>
+    <w:p>
+      <w:r>
+        <w:drawing>
+          <wp:inline xmlns:a="http://schemas.openxmlformats.org/drawingml/2006/main" xmlns:pic="http://schemas.openxmlformats.org/drawingml/2006/picture">
+            <wp:extent cx="5486400" cy="3026664"/>
+            <wp:docPr id="3" name="Picture 3" descr="Original case: Cases two and five favour B; case four favours A. Changed condition: Tune B after inspecting its case-four failure, then rescore the same set. Expected result: Label the rerun as development on exposed cases, not untouched primary evaluation. Reason: The evaluation outcomes have now influenced the version."/>
+            <wp:cNvGraphicFramePr>
+              <a:graphicFrameLocks noChangeAspect="1"/>
+            </wp:cNvGraphicFramePr>
+            <a:graphic>
+              <a:graphicData uri="http://schemas.openxmlformats.org/drawingml/2006/picture">
+                <pic:pic>
+                  <pic:nvPicPr>
+                    <pic:cNvPr id="0" name="academy-story-ai-7-25-04.png"/>
+                    <pic:cNvPicPr/>
+                  </pic:nvPicPr>
+                  <pic:blipFill>
+                    <a:blip r:embed="rId11"/>
+                    <a:stretch>
+                      <a:fillRect/>
+                    </a:stretch>
+                  </pic:blipFill>
+                  <pic:spPr>
+                    <a:xfrm>
+                      <a:off x="0" y="0"/>
+                      <a:ext cx="5486400" cy="3026664"/>
+                    </a:xfrm>
+                    <a:prstGeom prst="rect"/>
+                  </pic:spPr>
+                </pic:pic>
+              </a:graphicData>
+            </a:graphic>
+          </wp:inline>
+        </w:drawing>
+      </w:r>
+    </w:p>
+    <w:p>
+      <w:pPr>
+        <w:pStyle w:val="Heading2"/>
+      </w:pPr>
+      <w:r>
+        <w:t>Explain what remains unknown</w:t>
+      </w:r>
+    </w:p>
+    <w:p>
+      <w:pPr>
+        <w:pStyle w:val="ListBullet"/>
+      </w:pPr>
+      <w:r>
+        <w:t>Six illustrative cases do not establish a population advantage or statistical significance.</w:t>
+      </w:r>
+    </w:p>
+    <w:p>
+      <w:pPr>
+        <w:pStyle w:val="ListBullet"/>
+      </w:pPr>
+      <w:r>
+        <w:t>Read the labelled picture: Compute A’s and B’s six-case counts and identify the cases that favour each. How must a B revision tuned on case four be labelled when evaluated again on the same set?</w:t>
+      </w:r>
+    </w:p>
+    <w:p>
+      <w:pPr>
+        <w:pStyle w:val="Heading2"/>
+      </w:pPr>
+      <w:r>
+        <w:t>Earlier wording, alternatives and picture transcripts · reference / check after trying</w:t>
+      </w:r>
+    </w:p>
+    <w:p>
+      <w:pPr>
         <w:pStyle w:val="Heading3"/>
       </w:pPr>
       <w:r>
-        <w:t>What this example does not establish</w:t>
-      </w:r>
-    </w:p>
-    <w:p>
-      <w:pPr>
-        <w:pStyle w:val="Heading3"/>
-      </w:pPr>
-      <w:r>
-        <w:t>Keep the stated limit</w:t>
+        <w:t>Learn from the worked case</w:t>
       </w:r>
     </w:p>
     <w:p>
       <w:pPr>
         <w:spacing w:line="336" w:lineRule="auto" w:after="180"/>
-        <w:shd w:fill="FFF5E6"/>
       </w:pPr>
       <w:r>
         <w:rPr>
           <w:b w:val="0"/>
         </w:rPr>
-        <w:t>Six illustrative cases do not establish a population advantage or statistical significance.</w:t>
+        <w:t>Cover the result before checking it. Say what is given, choose the procedure, and follow one step at a time. Then uncover the result and explain your first mismatch. Ask why a step is allowed, not only what number it produces.</w:t>
       </w:r>
     </w:p>
     <w:p>
@@ -1283,19 +2199,7 @@
         <w:pStyle w:val="Heading3"/>
       </w:pPr>
       <w:r>
-        <w:t>Keep the stated limit</w:t>
-      </w:r>
-    </w:p>
-    <w:p>
-      <w:pPr>
-        <w:spacing w:line="336" w:lineRule="auto" w:after="180"/>
-        <w:shd w:fill="FFF5E6"/>
-      </w:pPr>
-      <w:r>
-        <w:rPr>
-          <w:b w:val="0"/>
-        </w:rPr>
-        <w:t>Read the labelled picture: Compute A’s and B’s six-case counts and identify the cases that favour each. How must a B revision tuned on case four be labelled when evaluated again on the same set?</w:t>
+        <w:t>A pictorial worked case: Running the primary experiment</w:t>
       </w:r>
     </w:p>
     <w:p>
@@ -1303,19 +2207,95 @@
         <w:pStyle w:val="Heading3"/>
       </w:pPr>
       <w:r>
-        <w:t>Keep the stated limit</w:t>
-      </w:r>
-    </w:p>
-    <w:p>
-      <w:pPr>
-        <w:spacing w:line="336" w:lineRule="auto" w:after="180"/>
-        <w:shd w:fill="FFF5E6"/>
-      </w:pPr>
-      <w:r>
-        <w:rPr>
-          <w:b w:val="0"/>
-        </w:rPr>
-        <w:t>Change one thing: Tune B after inspecting its case-four failure, then rescore the same set. Predict the result before checking the explanation. What remains the same?</w:t>
+        <w:t>The facts we will use</w:t>
+      </w:r>
+    </w:p>
+    <w:p>
+      <w:r>
+        <w:drawing>
+          <wp:inline xmlns:a="http://schemas.openxmlformats.org/drawingml/2006/main" xmlns:pic="http://schemas.openxmlformats.org/drawingml/2006/picture">
+            <wp:extent cx="5486400" cy="3077029"/>
+            <wp:docPr id="4" name="Picture 4" descr="Paired primary case outcomes"/>
+            <wp:cNvGraphicFramePr>
+              <a:graphicFrameLocks noChangeAspect="1"/>
+            </wp:cNvGraphicFramePr>
+            <a:graphic>
+              <a:graphicData uri="http://schemas.openxmlformats.org/drawingml/2006/picture">
+                <pic:pic>
+                  <pic:nvPicPr>
+                    <pic:cNvPr id="0" name="academy-detail-ai-7-25.png"/>
+                    <pic:cNvPicPr/>
+                  </pic:nvPicPr>
+                  <pic:blipFill>
+                    <a:blip r:embed="rId12"/>
+                    <a:stretch>
+                      <a:fillRect/>
+                    </a:stretch>
+                  </pic:blipFill>
+                  <pic:spPr>
+                    <a:xfrm>
+                      <a:off x="0" y="0"/>
+                      <a:ext cx="5486400" cy="3077029"/>
+                    </a:xfrm>
+                    <a:prstGeom prst="rect"/>
+                  </pic:spPr>
+                </pic:pic>
+              </a:graphicData>
+            </a:graphic>
+          </wp:inline>
+        </w:drawing>
+      </w:r>
+    </w:p>
+    <w:p>
+      <w:r>
+        <w:drawing>
+          <wp:inline xmlns:a="http://schemas.openxmlformats.org/drawingml/2006/main" xmlns:pic="http://schemas.openxmlformats.org/drawingml/2006/picture">
+            <wp:extent cx="5486400" cy="5145314"/>
+            <wp:docPr id="5" name="Picture 5" descr="Running the primary experiment. Keep versions fixed: No case result may trigger tuning during this run.. Compute results: A totals 4/6; B totals 5/6.. Keep case-level records: Cases two and five favour B; case four favours A."/>
+            <wp:cNvGraphicFramePr>
+              <a:graphicFrameLocks noChangeAspect="1"/>
+            </wp:cNvGraphicFramePr>
+            <a:graphic>
+              <a:graphicData uri="http://schemas.openxmlformats.org/drawingml/2006/picture">
+                <pic:pic>
+                  <pic:nvPicPr>
+                    <pic:cNvPr id="0" name="academy-visual-ai-7-25.png"/>
+                    <pic:cNvPicPr/>
+                  </pic:nvPicPr>
+                  <pic:blipFill>
+                    <a:blip r:embed="rId13"/>
+                    <a:stretch>
+                      <a:fillRect/>
+                    </a:stretch>
+                  </pic:blipFill>
+                  <pic:spPr>
+                    <a:xfrm>
+                      <a:off x="0" y="0"/>
+                      <a:ext cx="5486400" cy="5145314"/>
+                    </a:xfrm>
+                    <a:prstGeom prst="rect"/>
+                  </pic:spPr>
+                </pic:pic>
+              </a:graphicData>
+            </a:graphic>
+          </wp:inline>
+        </w:drawing>
+      </w:r>
+    </w:p>
+    <w:p>
+      <w:pPr>
+        <w:pStyle w:val="Heading3"/>
+      </w:pPr>
+      <w:r>
+        <w:t>Why this result follows</w:t>
+      </w:r>
+    </w:p>
+    <w:p>
+      <w:pPr>
+        <w:pStyle w:val="Heading3"/>
+      </w:pPr>
+      <w:r>
+        <w:t>What this example does not establish</w:t>
       </w:r>
     </w:p>
     <w:p>
@@ -1323,12 +2303,20 @@
         <w:pStyle w:val="Heading1"/>
       </w:pPr>
       <w:r>
-        <w:t>07. Find and repair a mistake</w:t>
-      </w:r>
-    </w:p>
-    <w:p>
-      <w:r>
-        <w:t>Find the unsupported step in the Running the primary experiment claim and explain a repair using the supplied evidence.</w:t>
+        <w:t>07. Find the first unsupported inference and repair it</w:t>
+      </w:r>
+    </w:p>
+    <w:p>
+      <w:r>
+        <w:t>Use the supplied conditions rather than inventing missing evidence.</w:t>
+      </w:r>
+    </w:p>
+    <w:p>
+      <w:pPr>
+        <w:pStyle w:val="Heading2"/>
+      </w:pPr>
+      <w:r>
+        <w:t>Original qualification and repair setup</w:t>
       </w:r>
     </w:p>
     <w:p>
@@ -1344,16 +2332,7 @@
     </w:p>
     <w:p>
       <w:pPr>
-        <w:pStyle w:val="Heading3"/>
-      </w:pPr>
-      <w:r>
-        <w:t>Check the claim against the facts</w:t>
-      </w:r>
-    </w:p>
-    <w:p>
-      <w:pPr>
         <w:spacing w:line="336" w:lineRule="auto" w:after="180"/>
-        <w:shd w:fill="FFF5E6"/>
       </w:pPr>
       <w:r>
         <w:rPr>
@@ -1365,7 +2344,6 @@
     <w:p>
       <w:pPr>
         <w:spacing w:line="336" w:lineRule="auto" w:after="180"/>
-        <w:shd w:fill="FFF5E6"/>
       </w:pPr>
       <w:r>
         <w:rPr>
@@ -1388,6 +2366,234 @@
     </w:p>
     <w:p>
       <w:pPr>
+        <w:pStyle w:val="Heading2"/>
+      </w:pPr>
+      <w:r>
+        <w:t>Complete boundary and misconception probes</w:t>
+      </w:r>
+    </w:p>
+    <w:tbl>
+      <w:tblPr>
+        <w:tblStyle w:val="LightShading-Accent1"/>
+        <w:tblW w:type="auto" w:w="0"/>
+        <w:tblLook w:firstColumn="1" w:firstRow="1" w:lastColumn="0" w:lastRow="0" w:noHBand="0" w:noVBand="1" w:val="04A0"/>
+      </w:tblPr>
+      <w:tblGrid>
+        <w:gridCol w:w="5112"/>
+        <w:gridCol w:w="5112"/>
+      </w:tblGrid>
+      <w:tr>
+        <w:trPr>
+          <w:tblHeader/>
+        </w:trPr>
+        <w:tc>
+          <w:tcPr>
+            <w:tcW w:type="dxa" w:w="5112"/>
+          </w:tcPr>
+          <w:p>
+            <w:r>
+              <w:t>Primary-report audit</w:t>
+            </w:r>
+          </w:p>
+        </w:tc>
+        <w:tc>
+          <w:tcPr>
+            <w:tcW w:type="dxa" w:w="5112"/>
+          </w:tcPr>
+          <w:p>
+            <w:r>
+              <w:t>Checked interpretation</w:t>
+            </w:r>
+          </w:p>
+        </w:tc>
+      </w:tr>
+      <w:tr>
+        <w:tc>
+          <w:tcPr>
+            <w:tcW w:type="dxa" w:w="5112"/>
+          </w:tcPr>
+          <w:p>
+            <w:r>
+              <w:t>Two unassessed cases</w:t>
+            </w:r>
+          </w:p>
+        </w:tc>
+        <w:tc>
+          <w:tcPr>
+            <w:tcW w:type="dxa" w:w="5112"/>
+          </w:tcPr>
+          <w:p>
+            <w:r>
+              <w:t>Keep count explicit and outcomes unknown</w:t>
+            </w:r>
+          </w:p>
+        </w:tc>
+      </w:tr>
+      <w:tr>
+        <w:tc>
+          <w:tcPr>
+            <w:tcW w:type="dxa" w:w="5112"/>
+          </w:tcPr>
+          <w:p>
+            <w:r>
+              <w:t>Completed rate 16/18</w:t>
+            </w:r>
+          </w:p>
+        </w:tc>
+        <w:tc>
+          <w:tcPr>
+            <w:tcW w:type="dxa" w:w="5112"/>
+          </w:tcPr>
+          <w:p>
+            <w:r>
+              <w:t>Not a claim all twenty were assessed</w:t>
+            </w:r>
+          </w:p>
+        </w:tc>
+      </w:tr>
+      <w:tr>
+        <w:tc>
+          <w:tcPr>
+            <w:tcW w:type="dxa" w:w="5112"/>
+          </w:tcPr>
+          <w:p>
+            <w:r>
+              <w:t>Known-pass/all-eligible rate 16/20</w:t>
+            </w:r>
+          </w:p>
+        </w:tc>
+        <w:tc>
+          <w:tcPr>
+            <w:tcW w:type="dxa" w:w="5112"/>
+          </w:tcPr>
+          <w:p>
+            <w:r>
+              <w:t>A different denominator and metric</w:t>
+            </w:r>
+          </w:p>
+        </w:tc>
+      </w:tr>
+      <w:tr>
+        <w:tc>
+          <w:tcPr>
+            <w:tcW w:type="dxa" w:w="5112"/>
+          </w:tcPr>
+          <w:p>
+            <w:r>
+              <w:t>Net picture gain of one</w:t>
+            </w:r>
+          </w:p>
+        </w:tc>
+        <w:tc>
+          <w:tcPr>
+            <w:tcW w:type="dxa" w:w="5112"/>
+          </w:tcPr>
+          <w:p>
+            <w:r>
+              <w:t>Three paired outcomes differ</w:t>
+            </w:r>
+          </w:p>
+        </w:tc>
+      </w:tr>
+      <w:tr>
+        <w:tc>
+          <w:tcPr>
+            <w:tcW w:type="dxa" w:w="5112"/>
+          </w:tcPr>
+          <w:p>
+            <w:r>
+              <w:t>B correct count is higher</w:t>
+            </w:r>
+          </w:p>
+        </w:tc>
+        <w:tc>
+          <w:tcPr>
+            <w:tcW w:type="dxa" w:w="5112"/>
+          </w:tcPr>
+          <w:p>
+            <w:r>
+              <w:t>No population or significance claim follows from six cases alone</w:t>
+            </w:r>
+          </w:p>
+        </w:tc>
+      </w:tr>
+      <w:tr>
+        <w:tc>
+          <w:tcPr>
+            <w:tcW w:type="dxa" w:w="5112"/>
+          </w:tcPr>
+          <w:p>
+            <w:r>
+              <w:t>Inspect failure then tune B</w:t>
+            </w:r>
+          </w:p>
+        </w:tc>
+        <w:tc>
+          <w:tcPr>
+            <w:tcW w:type="dxa" w:w="5112"/>
+          </w:tcPr>
+          <w:p>
+            <w:r>
+              <w:t>Preserve frozen run and label revision separately</w:t>
+            </w:r>
+          </w:p>
+        </w:tc>
+      </w:tr>
+      <w:tr>
+        <w:tc>
+          <w:tcPr>
+            <w:tcW w:type="dxa" w:w="5112"/>
+          </w:tcPr>
+          <w:p>
+            <w:r>
+              <w:t>Same-set rescoring</w:t>
+            </w:r>
+          </w:p>
+        </w:tc>
+        <w:tc>
+          <w:tcPr>
+            <w:tcW w:type="dxa" w:w="5112"/>
+          </w:tcPr>
+          <w:p>
+            <w:r>
+              <w:t>Development evidence after tuning, not untouched confirmation</w:t>
+            </w:r>
+          </w:p>
+        </w:tc>
+      </w:tr>
+      <w:tr>
+        <w:tc>
+          <w:tcPr>
+            <w:tcW w:type="dxa" w:w="5112"/>
+          </w:tcPr>
+          <w:p>
+            <w:r>
+              <w:t>Retry until successful</w:t>
+            </w:r>
+          </w:p>
+        </w:tc>
+        <w:tc>
+          <w:tcPr>
+            <w:tcW w:type="dxa" w:w="5112"/>
+          </w:tcPr>
+          <w:p>
+            <w:r>
+              <w:t>Cannot silently replace original failures; retain attempts under the plan</w:t>
+            </w:r>
+          </w:p>
+        </w:tc>
+      </w:tr>
+    </w:tbl>
+    <w:p>
+      <w:pPr>
+        <w:pStyle w:val="Heading2"/>
+      </w:pPr>
+      <w:r>
+        <w:t>Write and justify the repair</w:t>
+      </w:r>
+    </w:p>
+    <w:p>
+      <w:pPr>
         <w:pStyle w:val="Heading3"/>
       </w:pPr>
       <w:r>
@@ -1421,32 +2627,93 @@
     </w:p>
     <w:p>
       <w:pPr>
+        <w:pStyle w:val="ListBullet"/>
+      </w:pPr>
+      <w:r>
+        <w:t>A report omits this qualification: Following the plan and reporting deviations are required even when results contradict the hypothesis. Explain how omitting it could change a reader's interpretation, and write an accurate replacement.</w:t>
+      </w:r>
+    </w:p>
+    <w:p>
+      <w:pPr>
         <w:pStyle w:val="Heading3"/>
       </w:pPr>
       <w:r>
+        <w:t>State one repair and the checks you would rerun.</w:t>
+      </w:r>
+    </w:p>
+    <w:p>
+      <w:r>
+        <w:t>________________________________________________________________</w:t>
+      </w:r>
+    </w:p>
+    <w:p>
+      <w:r>
+        <w:t>________________________________________________________________</w:t>
+      </w:r>
+    </w:p>
+    <w:p>
+      <w:r>
+        <w:t>________________________________________________________________</w:t>
+      </w:r>
+    </w:p>
+    <w:p>
+      <w:r>
+        <w:t>________________________________________________________________</w:t>
+      </w:r>
+    </w:p>
+    <w:p>
+      <w:r>
+        <w:t>________________________________________________________________</w:t>
+      </w:r>
+    </w:p>
+    <w:p>
+      <w:r>
+        <w:t>________________________________________________________________</w:t>
+      </w:r>
+    </w:p>
+    <w:p>
+      <w:pPr>
+        <w:pStyle w:val="Heading2"/>
+      </w:pPr>
+      <w:r>
+        <w:t>Earlier wording, alternatives and picture transcripts · reference / check after trying</w:t>
+      </w:r>
+    </w:p>
+    <w:p>
+      <w:pPr>
+        <w:pStyle w:val="Heading3"/>
+      </w:pPr>
+      <w:r>
         <w:t>Locate the earliest unsupported step</w:t>
       </w:r>
     </w:p>
     <w:p>
       <w:pPr>
-        <w:spacing w:line="336" w:lineRule="auto" w:after="180"/>
-      </w:pPr>
-      <w:r>
-        <w:rPr>
-          <w:b w:val="0"/>
-        </w:rPr>
-        <w:t>A report omits this qualification: Following the plan and reporting deviations are required even when results contradict the hypothesis.</w:t>
-      </w:r>
-    </w:p>
-    <w:p>
-      <w:pPr>
-        <w:spacing w:line="336" w:lineRule="auto" w:after="180"/>
-      </w:pPr>
-      <w:r>
-        <w:rPr>
-          <w:b w:val="0"/>
-        </w:rPr>
-        <w:t>Explain how omitting it could change a reader's interpretation, and write an accurate replacement.</w:t>
+        <w:pStyle w:val="Heading1"/>
+      </w:pPr>
+      <w:r>
+        <w:t>08. Practise the mechanism with progressively less help</w:t>
+      </w:r>
+    </w:p>
+    <w:p>
+      <w:r>
+        <w:t>Keep the selected independent case for a first attempt.</w:t>
+      </w:r>
+    </w:p>
+    <w:p>
+      <w:pPr>
+        <w:pStyle w:val="Heading2"/>
+      </w:pPr>
+      <w:r>
+        <w:t>Shared explanation</w:t>
+      </w:r>
+    </w:p>
+    <w:p>
+      <w:pPr>
+        <w:pStyle w:val="ListBullet"/>
+      </w:pPr>
+      <w:r>
+        <w:t>Explain the weekly mechanism in your own words. Use the worked scenario to name its input, decision rule and output.</w:t>
       </w:r>
     </w:p>
     <w:p>
@@ -1454,7 +2721,7 @@
         <w:pStyle w:val="Heading3"/>
       </w:pPr>
       <w:r>
-        <w:t>State one repair and the checks you would rerun.</w:t>
+        <w:t>Guided: restate the worked result, then name the assumption or limitation that prevents a broader conclusion.</w:t>
       </w:r>
     </w:p>
     <w:p>
@@ -1483,79 +2750,19 @@
       </w:r>
     </w:p>
     <w:p>
+      <w:pPr>
+        <w:pStyle w:val="Heading3"/>
+      </w:pPr>
+      <w:r>
+        <w:t>Explain your prediction to a partner before comparing results.</w:t>
+      </w:r>
+    </w:p>
+    <w:p>
       <w:r>
         <w:t>________________________________________________________________</w:t>
       </w:r>
     </w:p>
     <w:p>
-      <w:pPr>
-        <w:pStyle w:val="Heading1"/>
-      </w:pPr>
-      <w:r>
-        <w:t>08. Practise together</w:t>
-      </w:r>
-    </w:p>
-    <w:p>
-      <w:r>
-        <w:t>Practise Running the primary experiment with support, then explain the deciding step in your own words.</w:t>
-      </w:r>
-    </w:p>
-    <w:p>
-      <w:pPr>
-        <w:spacing w:line="336" w:lineRule="auto" w:after="180"/>
-      </w:pPr>
-      <w:r>
-        <w:rPr>
-          <w:b w:val="0"/>
-        </w:rPr>
-        <w:t xml:space="preserve">Explain the weekly </w:t>
-      </w:r>
-      <w:r>
-        <w:rPr>
-          <w:b/>
-        </w:rPr>
-        <w:t>mechanism</w:t>
-      </w:r>
-      <w:r>
-        <w:rPr>
-          <w:b w:val="0"/>
-        </w:rPr>
-        <w:t xml:space="preserve"> in your own words. Use the worked scenario to name its </w:t>
-      </w:r>
-      <w:r>
-        <w:rPr>
-          <w:b/>
-        </w:rPr>
-        <w:t>input</w:t>
-      </w:r>
-      <w:r>
-        <w:rPr>
-          <w:b w:val="0"/>
-        </w:rPr>
-        <w:t xml:space="preserve">, decision rule and </w:t>
-      </w:r>
-      <w:r>
-        <w:rPr>
-          <w:b/>
-        </w:rPr>
-        <w:t>output</w:t>
-      </w:r>
-      <w:r>
-        <w:rPr>
-          <w:b w:val="0"/>
-        </w:rPr>
-        <w:t>.</w:t>
-      </w:r>
-    </w:p>
-    <w:p>
-      <w:pPr>
-        <w:pStyle w:val="Heading3"/>
-      </w:pPr>
-      <w:r>
-        <w:t>Guided: restate the worked result, then name the assumption or limitation that prevents a broader conclusion.</w:t>
-      </w:r>
-    </w:p>
-    <w:p>
       <w:r>
         <w:t>________________________________________________________________</w:t>
       </w:r>
@@ -1571,49 +2778,11 @@
       </w:r>
     </w:p>
     <w:p>
-      <w:r>
-        <w:t>________________________________________________________________</w:t>
-      </w:r>
-    </w:p>
-    <w:p>
-      <w:r>
-        <w:t>________________________________________________________________</w:t>
-      </w:r>
-    </w:p>
-    <w:p>
-      <w:pPr>
-        <w:pStyle w:val="Heading3"/>
-      </w:pPr>
-      <w:r>
-        <w:t>Explain your prediction to a partner before comparing results.</w:t>
-      </w:r>
-    </w:p>
-    <w:p>
-      <w:r>
-        <w:t>________________________________________________________________</w:t>
-      </w:r>
-    </w:p>
-    <w:p>
-      <w:r>
-        <w:t>________________________________________________________________</w:t>
-      </w:r>
-    </w:p>
-    <w:p>
-      <w:r>
-        <w:t>________________________________________________________________</w:t>
-      </w:r>
-    </w:p>
-    <w:p>
-      <w:r>
-        <w:t>________________________________________________________________</w:t>
-      </w:r>
-    </w:p>
-    <w:p>
-      <w:pPr>
-        <w:pStyle w:val="Heading3"/>
-      </w:pPr>
-      <w:r>
-        <w:t>Practise with less help: Trace the worked case</w:t>
+      <w:pPr>
+        <w:pStyle w:val="Heading2"/>
+      </w:pPr>
+      <w:r>
+        <w:t>Supported workbook trace</w:t>
       </w:r>
     </w:p>
     <w:p>
@@ -1731,70 +2900,49 @@
     </w:p>
     <w:p>
       <w:pPr>
+        <w:pStyle w:val="Heading2"/>
+      </w:pPr>
+      <w:r>
+        <w:t>Individual scope check</w:t>
+      </w:r>
+    </w:p>
+    <w:p>
+      <w:pPr>
+        <w:pStyle w:val="ListBullet"/>
+      </w:pPr>
+      <w:r>
+        <w:t>Use the worked case for Running the primary experiment. Proposed explanation: “The worked result establishes every future case”. Decide whether this explanation is supported. Point to the step or supplied fact that decides; explain your repair if needed.</w:t>
+      </w:r>
+    </w:p>
+    <w:p>
+      <w:pPr>
+        <w:pStyle w:val="ListBullet"/>
+      </w:pPr>
+      <w:r>
+        <w:t>Answer on your own before discussion. If you are unsure, say which step you need help with.</w:t>
+      </w:r>
+    </w:p>
+    <w:p>
+      <w:pPr>
+        <w:pStyle w:val="Heading2"/>
+      </w:pPr>
+      <w:r>
+        <w:t>Picture response</w:t>
+      </w:r>
+    </w:p>
+    <w:p>
+      <w:pPr>
+        <w:pStyle w:val="ListBullet"/>
+      </w:pPr>
+      <w:r>
+        <w:t>Compute A’s and B’s six-case counts and identify the cases that favour each. How must a B revision tuned on case four be labelled when evaluated again on the same set?</w:t>
+      </w:r>
+    </w:p>
+    <w:p>
+      <w:pPr>
         <w:pStyle w:val="Heading3"/>
       </w:pPr>
       <w:r>
-        <w:t>Check your reasoning</w:t>
-      </w:r>
-    </w:p>
-    <w:p>
-      <w:pPr>
-        <w:spacing w:line="336" w:lineRule="auto" w:after="180"/>
-      </w:pPr>
-      <w:r>
-        <w:rPr>
-          <w:b w:val="0"/>
-        </w:rPr>
-        <w:t>Use the worked case for Running the primary experiment. Proposed explanation: “The worked result establishes every future case”. Decide whether this explanation is supported.</w:t>
-      </w:r>
-    </w:p>
-    <w:p>
-      <w:pPr>
-        <w:spacing w:line="336" w:lineRule="auto" w:after="180"/>
-      </w:pPr>
-      <w:r>
-        <w:rPr>
-          <w:b w:val="0"/>
-        </w:rPr>
-        <w:t>Point to the step or supplied fact that decides; explain your repair if needed.</w:t>
-      </w:r>
-    </w:p>
-    <w:p>
-      <w:pPr>
-        <w:spacing w:line="336" w:lineRule="auto" w:after="180"/>
-      </w:pPr>
-      <w:r>
-        <w:rPr>
-          <w:b w:val="0"/>
-        </w:rPr>
-        <w:t>Answer on your own before discussion. If you are unsure, say which step you need help with.</w:t>
-      </w:r>
-    </w:p>
-    <w:p>
-      <w:pPr>
-        <w:pStyle w:val="Heading3"/>
-      </w:pPr>
-      <w:r>
-        <w:t>Explain the picture</w:t>
-      </w:r>
-    </w:p>
-    <w:p>
-      <w:pPr>
-        <w:spacing w:line="336" w:lineRule="auto" w:after="180"/>
-        <w:shd w:fill="F5F1FB"/>
-      </w:pPr>
-      <w:r>
-        <w:rPr>
-          <w:b w:val="0"/>
-        </w:rPr>
-        <w:t>Compute A’s and B’s six-case counts and identify the cases that favour each. How must a B revision tuned on case four be labelled when evaluated again on the same set?</w:t>
-      </w:r>
-    </w:p>
-    <w:p>
-      <w:pPr>
-        <w:pStyle w:val="Heading3"/>
-      </w:pPr>
-      <w:r>
         <w:t>My explanation using a pictured step and the given facts</w:t>
       </w:r>
     </w:p>
@@ -1816,6 +2964,14 @@
     <w:p>
       <w:r>
         <w:t>________________________________________________________________</w:t>
+      </w:r>
+    </w:p>
+    <w:p>
+      <w:pPr>
+        <w:pStyle w:val="Heading2"/>
+      </w:pPr>
+      <w:r>
+        <w:t>Reserve the independent task</w:t>
       </w:r>
     </w:p>
     <w:p>
@@ -1831,23 +2987,55 @@
     </w:p>
     <w:p>
       <w:pPr>
+        <w:pStyle w:val="Heading2"/>
+      </w:pPr>
+      <w:r>
+        <w:t>Earlier wording, alternatives and picture transcripts · reference / check after trying</w:t>
+      </w:r>
+    </w:p>
+    <w:p>
+      <w:pPr>
+        <w:pStyle w:val="Heading3"/>
+      </w:pPr>
+      <w:r>
+        <w:t>Practise with less help: Trace the worked case</w:t>
+      </w:r>
+    </w:p>
+    <w:p>
+      <w:pPr>
+        <w:pStyle w:val="Heading3"/>
+      </w:pPr>
+      <w:r>
+        <w:t>Check your reasoning</w:t>
+      </w:r>
+    </w:p>
+    <w:p>
+      <w:pPr>
+        <w:pStyle w:val="Heading3"/>
+      </w:pPr>
+      <w:r>
+        <w:t>Explain the picture</w:t>
+      </w:r>
+    </w:p>
+    <w:p>
+      <w:pPr>
         <w:pStyle w:val="Heading1"/>
       </w:pPr>
       <w:r>
-        <w:t>09. Run the investigation</w:t>
-      </w:r>
-    </w:p>
-    <w:p>
-      <w:r>
-        <w:t>Investigate Running the primary experiment. Record the prediction, actual observation or labelled paper trace, explanation and next test separately.</w:t>
-      </w:r>
-    </w:p>
-    <w:p>
-      <w:pPr>
-        <w:pStyle w:val="Heading3"/>
-      </w:pPr>
-      <w:r>
-        <w:t>Predict, investigate and preserve the evidence</w:t>
+        <w:t>09. Investigate, record the evidence and check the limits</w:t>
+      </w:r>
+    </w:p>
+    <w:p>
+      <w:r>
+        <w:t>Distinguish a prediction, a paper trace and an actual local execution.</w:t>
+      </w:r>
+    </w:p>
+    <w:p>
+      <w:pPr>
+        <w:pStyle w:val="Heading2"/>
+      </w:pPr>
+      <w:r>
+        <w:t>Current investigation</w:t>
       </w:r>
     </w:p>
     <w:p>
@@ -1858,7 +3046,86 @@
         <w:rPr>
           <w:b w:val="0"/>
         </w:rPr>
-        <w:t>Twenty eligible cases:16 pass, 2 fail, 2 unassessed after outage. Plan reports completed rate plus coverage. Show the intermediate steps and give the conclusion with its scope.</w:t>
+        <w:t>Twenty eligible cases: 16 pass, 2 fail, 2 unassessed after outage. Plan reports completed rate plus coverage. Show the intermediate steps and give the conclusion with its scope.</w:t>
+      </w:r>
+    </w:p>
+    <w:p>
+      <w:pPr>
+        <w:pStyle w:val="Heading2"/>
+      </w:pPr>
+      <w:r>
+        <w:t>Complete investigation instructions</w:t>
+      </w:r>
+    </w:p>
+    <w:p>
+      <w:r>
+        <w:rPr>
+          <w:rFonts w:ascii="Courier New" w:hAnsi="Courier New"/>
+          <w:sz w:val="18"/>
+        </w:rPr>
+        <w:t>"""Analyze stipulated primary-study records; no actual model experiment."""</w:t>
+        <w:br/>
+        <w:t>from fractions import Fraction</w:t>
+        <w:br/>
+        <w:br/>
+        <w:t>def completion_summary(passes,failures,unassessed):</w:t>
+        <w:br/>
+        <w:t xml:space="preserve"> values=(passes,failures,unassessed)</w:t>
+        <w:br/>
+        <w:t xml:space="preserve"> if any(type(x) is not int or x&lt;0 for x in values) or sum(values)==0:raise ValueError('nonnegative integer counts and positive eligible total required')</w:t>
+        <w:br/>
+        <w:t xml:space="preserve"> completed=passes+failures;eligible=completed+unassessed</w:t>
+        <w:br/>
+        <w:t xml:space="preserve"> return {'passes':passes,'failures':failures,'unassessed':unassessed,'completed':completed,'eligible':eligible,</w:t>
+        <w:br/>
+        <w:t xml:space="preserve">         'completed_pass_rate':Fraction(passes,completed) if completed else None,</w:t>
+        <w:br/>
+        <w:t xml:space="preserve">         'coverage':Fraction(completed,eligible)}</w:t>
+        <w:br/>
+        <w:t>main=completion_summary(16,2,2)</w:t>
+        <w:br/>
+        <w:t>assert main['completed_pass_rate']==Fraction(8,9) and main['coverage']==Fraction(9,10)</w:t>
+        <w:br/>
+        <w:t>A=[1,0,1,1,0,1];B=[1,1,1,0,1,1]</w:t>
+        <w:br/>
+        <w:t>paired=[{'case_id':f'C{i+1}','A':a,'B':b,'B_minus_A':b-a} for i,(a,b) in enumerate(zip(A,B))]</w:t>
+        <w:br/>
+        <w:t>a_only=[r['case_id'] for r in paired if r['A']==1 and r['B']==0]</w:t>
+        <w:br/>
+        <w:t>b_only=[r['case_id'] for r in paired if r['A']==0 and r['B']==1]</w:t>
+        <w:br/>
+        <w:t>assert sum(A)==4 and sum(B)==5 and a_only==['C4'] and b_only==['C2','C5']</w:t>
+        <w:br/>
+        <w:t>assert completion_summary(0,0,2)['completed_pass_rate'] is None</w:t>
+        <w:br/>
+        <w:t>print('Main supplied completion summary:',main)</w:t>
+        <w:br/>
+        <w:t>print('Separate frozen six-case picture:',paired)</w:t>
+        <w:br/>
+        <w:t>print('A-only correct:',a_only,'B-only correct:',b_only,'net B-A:',sum(B)-sum(A))</w:t>
+        <w:br/>
+        <w:t>print('Net one extra correct is not one changed case: three paired cases differ. Unassessed cases remain unknown.')</w:t>
+        <w:br/>
+        <w:t>print('A version tuned after inspecting C4 is a post-inspection revision. Same-set rescoring is development evidence; its new outputs are not supplied.')</w:t>
+        <w:br/>
+        <w:t>print('No model is run, no outage is induced, no significance or population advantage is established, and a revised score is not invented.')</w:t>
+        <w:br/>
+      </w:r>
+    </w:p>
+    <w:p>
+      <w:pPr>
+        <w:pStyle w:val="ListNumber"/>
+      </w:pPr>
+      <w:r>
+        <w:t>Predict the completed-case pass rate and coverage from the supplied 16/2/2 counts. The complete code checks nonnegative count totals and keeps zero-completion rates unknown rather than dividing by zero. Then trace all six paired picture rows, identifying C2/C5 for B and C4 for A. No model is run and no outage is induced. Preserve the original B result and leave revised results unknown because they were not supplied. Keep the twelve-case independent completion task for a first attempt.</w:t>
+      </w:r>
+    </w:p>
+    <w:p>
+      <w:pPr>
+        <w:pStyle w:val="Heading2"/>
+      </w:pPr>
+      <w:r>
+        <w:t>Evidence record and reflection</w:t>
       </w:r>
     </w:p>
     <w:tbl>
@@ -2010,14 +3277,6 @@
     </w:p>
     <w:p>
       <w:pPr>
-        <w:pStyle w:val="Heading3"/>
-      </w:pPr>
-      <w:r>
-        <w:t>Plan → try → check</w:t>
-      </w:r>
-    </w:p>
-    <w:p>
-      <w:pPr>
         <w:spacing w:line="336" w:lineRule="auto" w:after="180"/>
       </w:pPr>
       <w:r>
@@ -2029,23 +3288,47 @@
     </w:p>
     <w:p>
       <w:pPr>
+        <w:pStyle w:val="Heading2"/>
+      </w:pPr>
+      <w:r>
+        <w:t>Earlier wording, alternatives and picture transcripts · reference / check after trying</w:t>
+      </w:r>
+    </w:p>
+    <w:p>
+      <w:pPr>
+        <w:pStyle w:val="Heading3"/>
+      </w:pPr>
+      <w:r>
+        <w:t>Predict, investigate and preserve the evidence</w:t>
+      </w:r>
+    </w:p>
+    <w:p>
+      <w:pPr>
+        <w:pStyle w:val="Heading3"/>
+      </w:pPr>
+      <w:r>
+        <w:t>Plan → try → check</w:t>
+      </w:r>
+    </w:p>
+    <w:p>
+      <w:pPr>
         <w:pStyle w:val="Heading1"/>
       </w:pPr>
       <w:r>
-        <w:t>10. Build your understanding</w:t>
-      </w:r>
-    </w:p>
-    <w:p>
-      <w:r>
-        <w:t>Move from recall to tracing, diagnosis and transfer in Running the primary experiment. Explain why each step is justified.</w:t>
-      </w:r>
-    </w:p>
-    <w:p>
-      <w:pPr>
-        <w:pStyle w:val="Heading3"/>
-      </w:pPr>
-      <w:r>
-        <w:t>Explain → apply → challenge</w:t>
+        <w:t>14. Try the selected new case independently</w:t>
+      </w:r>
+    </w:p>
+    <w:p>
+      <w:r>
+        <w:t>Show completed-case performance, assessment coverage and the unassessed count with their different denominators.</w:t>
+      </w:r>
+    </w:p>
+    <w:p>
+      <w:pPr>
+        <w:pStyle w:val="Heading2"/>
+      </w:pPr>
+      <w:r>
+        <w:t>Complete independent task</w:t>
       </w:r>
     </w:p>
     <w:p>
@@ -2056,43 +3339,123 @@
         <w:rPr>
           <w:b w:val="0"/>
         </w:rPr>
-        <w:t xml:space="preserve">Explain the weekly </w:t>
-      </w:r>
-      <w:r>
-        <w:rPr>
-          <w:b/>
-        </w:rPr>
-        <w:t>mechanism</w:t>
-      </w:r>
+        <w:t>Twelve eligible cases include 9 passes, 1 failure and 2 unassessed cases. Report completed-case pass rate (passes / completed cases), assessment coverage (completed / eligible cases) and the unassessed count.</w:t>
+      </w:r>
+    </w:p>
+    <w:p>
+      <w:pPr>
+        <w:pStyle w:val="Heading2"/>
+      </w:pPr>
+      <w:r>
+        <w:t>First attempt and support record</w:t>
+      </w:r>
+    </w:p>
+    <w:p>
+      <w:pPr>
+        <w:pStyle w:val="Heading3"/>
+      </w:pPr>
+      <w:r>
+        <w:t>My independent explanation, trace and limits</w:t>
+      </w:r>
+    </w:p>
+    <w:p>
+      <w:r>
+        <w:t>________________________________________________________________</w:t>
+      </w:r>
+    </w:p>
+    <w:p>
+      <w:r>
+        <w:t>________________________________________________________________</w:t>
+      </w:r>
+    </w:p>
+    <w:p>
+      <w:r>
+        <w:t>________________________________________________________________</w:t>
+      </w:r>
+    </w:p>
+    <w:p>
+      <w:r>
+        <w:t>________________________________________________________________</w:t>
+      </w:r>
+    </w:p>
+    <w:p>
+      <w:r>
+        <w:t>________________________________________________________________</w:t>
+      </w:r>
+    </w:p>
+    <w:p>
+      <w:r>
+        <w:t>________________________________________________________________</w:t>
+      </w:r>
+    </w:p>
+    <w:p>
+      <w:r>
+        <w:t>________________________________________________________________</w:t>
+      </w:r>
+    </w:p>
+    <w:p>
+      <w:pPr>
+        <w:spacing w:line="336" w:lineRule="auto" w:after="180"/>
+      </w:pPr>
       <w:r>
         <w:rPr>
           <w:b w:val="0"/>
         </w:rPr>
-        <w:t xml:space="preserve"> in your own words. Use the worked scenario to name its </w:t>
-      </w:r>
-      <w:r>
-        <w:rPr>
-          <w:b/>
-        </w:rPr>
-        <w:t>input</w:t>
-      </w:r>
+        <w:t>Attempt this case before feedback. Record any help. Earlier examples below are further practice; a case already practised with feedback cannot establish fresh transfer.</w:t>
+      </w:r>
+    </w:p>
+    <w:p>
+      <w:pPr>
+        <w:pStyle w:val="Heading2"/>
+      </w:pPr>
+      <w:r>
+        <w:t>Feedback after trying</w:t>
+      </w:r>
+    </w:p>
+    <w:p>
+      <w:pPr>
+        <w:spacing w:line="336" w:lineRule="auto" w:after="180"/>
+      </w:pPr>
       <w:r>
         <w:rPr>
           <w:b w:val="0"/>
         </w:rPr>
-        <w:t xml:space="preserve">, decision rule and </w:t>
-      </w:r>
-      <w:r>
-        <w:rPr>
-          <w:b/>
-        </w:rPr>
-        <w:t>output</w:t>
-      </w:r>
+        <w:t>Attempt the independent case before hints. Record whether you worked alone, used a hint or followed a model. After feedback, fix the first unsupported step and explain why it changed.</w:t>
+      </w:r>
+    </w:p>
+    <w:p>
+      <w:pPr>
+        <w:spacing w:line="336" w:lineRule="auto" w:after="180"/>
+      </w:pPr>
       <w:r>
         <w:rPr>
           <w:b w:val="0"/>
         </w:rPr>
-        <w:t>.</w:t>
+        <w:t>A later check uses a changed case, not a copied answer.</w:t>
+      </w:r>
+    </w:p>
+    <w:p>
+      <w:pPr>
+        <w:pStyle w:val="Heading2"/>
+      </w:pPr>
+      <w:r>
+        <w:t>Earlier wording, alternatives and picture transcripts · reference / check after trying</w:t>
+      </w:r>
+    </w:p>
+    <w:p>
+      <w:pPr>
+        <w:pStyle w:val="Heading3"/>
+      </w:pPr>
+      <w:r>
+        <w:t>Independent case: Apply a new case independently</w:t>
+      </w:r>
+    </w:p>
+    <w:p>
+      <w:pPr>
+        <w:pStyle w:val="Heading3"/>
+      </w:pPr>
+      <w:r>
+        <w:t>Attempt this without hints</w:t>
       </w:r>
     </w:p>
     <w:p>
@@ -2103,7 +3466,55 @@
         <w:rPr>
           <w:b w:val="0"/>
         </w:rPr>
-        <w:t>A report omits this qualification: Following the plan and reporting deviations are required even when results contradict the hypothesis.</w:t>
+        <w:t>Twelve eligible cases include 9 passes, 1 failure and 2 unassessed cases. Report completed-case pass rate (passes / completed cases), assessment coverage (completed / eligible cases) and the unassessed count.</w:t>
+      </w:r>
+    </w:p>
+    <w:p>
+      <w:pPr>
+        <w:pStyle w:val="Heading3"/>
+      </w:pPr>
+      <w:r>
+        <w:t>My independent procedure, result and limitation</w:t>
+      </w:r>
+    </w:p>
+    <w:p>
+      <w:r>
+        <w:t>________________________________________________________________</w:t>
+      </w:r>
+    </w:p>
+    <w:p>
+      <w:r>
+        <w:t>________________________________________________________________</w:t>
+      </w:r>
+    </w:p>
+    <w:p>
+      <w:r>
+        <w:t>________________________________________________________________</w:t>
+      </w:r>
+    </w:p>
+    <w:p>
+      <w:r>
+        <w:t>________________________________________________________________</w:t>
+      </w:r>
+    </w:p>
+    <w:p>
+      <w:r>
+        <w:t>________________________________________________________________</w:t>
+      </w:r>
+    </w:p>
+    <w:p>
+      <w:r>
+        <w:t>________________________________________________________________</w:t>
+      </w:r>
+    </w:p>
+    <w:p>
+      <w:r>
+        <w:t>________________________________________________________________</w:t>
+      </w:r>
+    </w:p>
+    <w:p>
+      <w:r>
+        <w:t>________________________________________________________________</w:t>
       </w:r>
     </w:p>
     <w:p>
@@ -2114,29 +3525,7 @@
         <w:rPr>
           <w:b w:val="0"/>
         </w:rPr>
-        <w:t>Explain how omitting it could change a reader's interpretation, and write an accurate replacement.</w:t>
-      </w:r>
-    </w:p>
-    <w:p>
-      <w:pPr>
-        <w:spacing w:line="336" w:lineRule="auto" w:after="180"/>
-      </w:pPr>
-      <w:r>
-        <w:rPr>
-          <w:b w:val="0"/>
-        </w:rPr>
-        <w:t>For the worked scenario, propose one additional case that could reveal a failure, describe its expected outcome before running it, and explain what would need to remain fixed for a fair comparison.</w:t>
-      </w:r>
-    </w:p>
-    <w:p>
-      <w:pPr>
-        <w:spacing w:line="336" w:lineRule="auto" w:after="180"/>
-      </w:pPr>
-      <w:r>
-        <w:rPr>
-          <w:b w:val="0"/>
-        </w:rPr>
-        <w:t>Do not reuse W4 as a new final test after receiving feedback.</w:t>
+        <w:t>Record support used: none, hint or teacher explanation. After feedback, a different case is needed to demonstrate independence.</w:t>
       </w:r>
     </w:p>
     <w:p>
@@ -2144,32 +3533,7 @@
         <w:pStyle w:val="Heading3"/>
       </w:pPr>
       <w:r>
-        <w:t>Explain which evidence supports your conclusion and which claim remains unproved.</w:t>
-      </w:r>
-    </w:p>
-    <w:p>
-      <w:r>
-        <w:t>________________________________________________________________</w:t>
-      </w:r>
-    </w:p>
-    <w:p>
-      <w:r>
-        <w:t>________________________________________________________________</w:t>
-      </w:r>
-    </w:p>
-    <w:p>
-      <w:r>
-        <w:t>________________________________________________________________</w:t>
-      </w:r>
-    </w:p>
-    <w:p>
-      <w:r>
-        <w:t>________________________________________________________________</w:t>
-      </w:r>
-    </w:p>
-    <w:p>
-      <w:r>
-        <w:t>________________________________________________________________</w:t>
+        <w:t>Use feedback to improve</w:t>
       </w:r>
     </w:p>
     <w:p>
@@ -2177,12 +3541,20 @@
         <w:pStyle w:val="Heading1"/>
       </w:pPr>
       <w:r>
-        <w:t>11. Connect your project</w:t>
-      </w:r>
-    </w:p>
-    <w:p>
-      <w:r>
-        <w:t>Apply this week’s idea to Reproducible AI Research Study. Keep an annotated decision and the evidence supporting it.</w:t>
+        <w:t>11. Save the research artifact and unresolved conditions</w:t>
+      </w:r>
+    </w:p>
+    <w:p>
+      <w:r>
+        <w:t>Keep supplied evidence, proposed revisions and actual work distinct.</w:t>
+      </w:r>
+    </w:p>
+    <w:p>
+      <w:pPr>
+        <w:pStyle w:val="Heading2"/>
+      </w:pPr>
+      <w:r>
+        <w:t>Project task and artifact</w:t>
       </w:r>
     </w:p>
     <w:p>
@@ -2373,10 +3745,10 @@
     </w:tbl>
     <w:p>
       <w:pPr>
-        <w:pStyle w:val="Heading3"/>
-      </w:pPr>
-      <w:r>
-        <w:t>Evidence for your project</w:t>
+        <w:pStyle w:val="Heading2"/>
+      </w:pPr>
+      <w:r>
+        <w:t>Evidence and limitations</w:t>
       </w:r>
     </w:p>
     <w:p>
@@ -2392,15 +3764,88 @@
     </w:p>
     <w:p>
       <w:pPr>
+        <w:pStyle w:val="Heading2"/>
+      </w:pPr>
+      <w:r>
+        <w:t>Earlier wording, alternatives and picture transcripts · reference / check after trying</w:t>
+      </w:r>
+    </w:p>
+    <w:p>
+      <w:pPr>
+        <w:pStyle w:val="Heading3"/>
+      </w:pPr>
+      <w:r>
+        <w:t>Evidence for your project</w:t>
+      </w:r>
+    </w:p>
+    <w:p>
+      <w:pPr>
         <w:pStyle w:val="Heading1"/>
       </w:pPr>
       <w:r>
-        <w:t>12. Show what you know</w:t>
-      </w:r>
-    </w:p>
-    <w:p>
-      <w:r>
-        <w:t>Use a genuinely new case for independent evidence. Previously discussed examples remain practice; use the separately named independent case before feedback.</w:t>
+        <w:t>16. Retrieve the mechanism and state the evidence boundary</w:t>
+      </w:r>
+    </w:p>
+    <w:p>
+      <w:r>
+        <w:t>Explain what follows and what would require new evidence.</w:t>
+      </w:r>
+    </w:p>
+    <w:p>
+      <w:pPr>
+        <w:pStyle w:val="Heading2"/>
+      </w:pPr>
+      <w:r>
+        <w:t>Retrieve and explain</w:t>
+      </w:r>
+    </w:p>
+    <w:p>
+      <w:pPr>
+        <w:pStyle w:val="ListBullet"/>
+      </w:pPr>
+      <w:r>
+        <w:t>Close your notes. Explain this goal in your own words: Explain the mechanism and terminology of running the primary experiment</w:t>
+      </w:r>
+    </w:p>
+    <w:p>
+      <w:pPr>
+        <w:pStyle w:val="Heading3"/>
+      </w:pPr>
+      <w:r>
+        <w:t>My deciding step, evidence and one remaining question</w:t>
+      </w:r>
+    </w:p>
+    <w:p>
+      <w:r>
+        <w:t>________________________________________________________________</w:t>
+      </w:r>
+    </w:p>
+    <w:p>
+      <w:r>
+        <w:t>________________________________________________________________</w:t>
+      </w:r>
+    </w:p>
+    <w:p>
+      <w:r>
+        <w:t>________________________________________________________________</w:t>
+      </w:r>
+    </w:p>
+    <w:p>
+      <w:r>
+        <w:t>________________________________________________________________</w:t>
+      </w:r>
+    </w:p>
+    <w:p>
+      <w:r>
+        <w:t>________________________________________________________________</w:t>
+      </w:r>
+    </w:p>
+    <w:p>
+      <w:pPr>
+        <w:pStyle w:val="Heading2"/>
+      </w:pPr>
+      <w:r>
+        <w:t>Plan a changed-case return</w:t>
       </w:r>
     </w:p>
     <w:p>
@@ -2411,62 +3856,31 @@
         <w:rPr>
           <w:b w:val="0"/>
         </w:rPr>
-        <w:t>Complete the supported workbook tasks before attempting W4 independently. Record any hints or help used. After feedback, use the teacher's fresh retry rather than copying the earlier answer.</w:t>
-      </w:r>
-    </w:p>
-    <w:p>
-      <w:pPr>
-        <w:spacing w:line="336" w:lineRule="auto" w:after="180"/>
-      </w:pPr>
+        <w:t xml:space="preserve">If you are unsure, return to the worked picture and explain one arrow. If you are ready, change an </w:t>
+      </w:r>
+      <w:r>
+        <w:rPr>
+          <w:b/>
+        </w:rPr>
+        <w:t>input</w:t>
+      </w:r>
       <w:r>
         <w:rPr>
           <w:b w:val="0"/>
         </w:rPr>
-        <w:t>For a project, select a relevant new case, predict the outcome from the declared rule and preserve the result alongside any revision.</w:t>
-      </w:r>
-    </w:p>
-    <w:p>
-      <w:pPr>
-        <w:pStyle w:val="Heading3"/>
-      </w:pPr>
-      <w:r>
-        <w:t>Exit: propose one revealing change to the worked scenario. State the expected outcome and the evidence that would make you revise your explanation.</w:t>
-      </w:r>
-    </w:p>
-    <w:p>
-      <w:r>
-        <w:t>________________________________________________________________</w:t>
-      </w:r>
-    </w:p>
-    <w:p>
-      <w:r>
-        <w:t>________________________________________________________________</w:t>
-      </w:r>
-    </w:p>
-    <w:p>
-      <w:r>
-        <w:t>________________________________________________________________</w:t>
-      </w:r>
-    </w:p>
-    <w:p>
-      <w:r>
-        <w:t>________________________________________________________________</w:t>
-      </w:r>
-    </w:p>
-    <w:p>
-      <w:r>
-        <w:t>________________________________________________________________</w:t>
-      </w:r>
-    </w:p>
-    <w:p>
-      <w:pPr>
-        <w:spacing w:line="336" w:lineRule="auto" w:after="180"/>
-      </w:pPr>
+        <w:t xml:space="preserve"> or assumption and justify your </w:t>
+      </w:r>
+      <w:r>
+        <w:rPr>
+          <w:b/>
+        </w:rPr>
+        <w:t>prediction</w:t>
+      </w:r>
       <w:r>
         <w:rPr>
           <w:b w:val="0"/>
         </w:rPr>
-        <w:t>For the worked scenario, propose one additional case that could reveal a failure, describe its expected outcome before running it, and explain what would need to remain fixed for a fair comparison.</w:t>
+        <w:t>.</w:t>
       </w:r>
     </w:p>
     <w:p>
@@ -2477,14 +3891,336 @@
         <w:rPr>
           <w:b w:val="0"/>
         </w:rPr>
-        <w:t>Do not reuse W4 as a new final test after receiving feedback.</w:t>
-      </w:r>
-    </w:p>
+        <w:t xml:space="preserve">Save your workbook </w:t>
+      </w:r>
+      <w:r>
+        <w:rPr>
+          <w:b/>
+        </w:rPr>
+        <w:t>evidence</w:t>
+      </w:r>
+      <w:r>
+        <w:rPr>
+          <w:b w:val="0"/>
+        </w:rPr>
+        <w:t>. At the next review, try a different case before opening your old answer.</w:t>
+      </w:r>
+    </w:p>
+    <w:p>
+      <w:pPr>
+        <w:pStyle w:val="Heading1"/>
+      </w:pPr>
+      <w:r>
+        <w:t>Reference bank and extra practice</w:t>
+      </w:r>
+    </w:p>
+    <w:p>
+      <w:pPr>
+        <w:pStyle w:val="Heading1"/>
+      </w:pPr>
+      <w:r>
+        <w:t>05. Reference · Use research vocabulary precisely</w:t>
+      </w:r>
+    </w:p>
+    <w:p>
+      <w:r>
+        <w:t>Connect each term to the question, comparison, measurement or evidence.</w:t>
+      </w:r>
+    </w:p>
+    <w:p>
+      <w:pPr>
+        <w:pStyle w:val="Heading2"/>
+      </w:pPr>
+      <w:r>
+        <w:t>Vocabulary and your explanation</w:t>
+      </w:r>
+    </w:p>
+    <w:tbl>
+      <w:tblPr>
+        <w:tblStyle w:val="LightShading-Accent1"/>
+        <w:tblW w:type="auto" w:w="0"/>
+        <w:tblLook w:firstColumn="1" w:firstRow="1" w:lastColumn="0" w:lastRow="0" w:noHBand="0" w:noVBand="1" w:val="04A0"/>
+      </w:tblPr>
+      <w:tblGrid>
+        <w:gridCol w:w="5112"/>
+        <w:gridCol w:w="5112"/>
+      </w:tblGrid>
+      <w:tr>
+        <w:trPr>
+          <w:tblHeader/>
+        </w:trPr>
+        <w:tc>
+          <w:tcPr>
+            <w:tcW w:type="dxa" w:w="5112"/>
+          </w:tcPr>
+          <w:p>
+            <w:r>
+              <w:t>Word</w:t>
+            </w:r>
+          </w:p>
+        </w:tc>
+        <w:tc>
+          <w:tcPr>
+            <w:tcW w:type="dxa" w:w="5112"/>
+          </w:tcPr>
+          <w:p>
+            <w:r>
+              <w:t>Meaning</w:t>
+            </w:r>
+          </w:p>
+        </w:tc>
+      </w:tr>
+      <w:tr>
+        <w:tc>
+          <w:tcPr>
+            <w:tcW w:type="dxa" w:w="5112"/>
+          </w:tcPr>
+          <w:p>
+            <w:r>
+              <w:t>Primary run</w:t>
+            </w:r>
+          </w:p>
+        </w:tc>
+        <w:tc>
+          <w:tcPr>
+            <w:tcW w:type="dxa" w:w="5112"/>
+          </w:tcPr>
+          <w:p>
+            <w:r>
+              <w:t>The experiment under the declared main plan</w:t>
+            </w:r>
+          </w:p>
+        </w:tc>
+      </w:tr>
+      <w:tr>
+        <w:tc>
+          <w:tcPr>
+            <w:tcW w:type="dxa" w:w="5112"/>
+          </w:tcPr>
+          <w:p>
+            <w:r>
+              <w:t>Unassessed case</w:t>
+            </w:r>
+          </w:p>
+        </w:tc>
+        <w:tc>
+          <w:tcPr>
+            <w:tcW w:type="dxa" w:w="5112"/>
+          </w:tcPr>
+          <w:p>
+            <w:r>
+              <w:t>An eligible case without the required outcome evidence</w:t>
+            </w:r>
+          </w:p>
+        </w:tc>
+      </w:tr>
+      <w:tr>
+        <w:tc>
+          <w:tcPr>
+            <w:tcW w:type="dxa" w:w="5112"/>
+          </w:tcPr>
+          <w:p>
+            <w:r>
+              <w:t>Deviation log</w:t>
+            </w:r>
+          </w:p>
+        </w:tc>
+        <w:tc>
+          <w:tcPr>
+            <w:tcW w:type="dxa" w:w="5112"/>
+          </w:tcPr>
+          <w:p>
+            <w:r>
+              <w:t>A record of changes or interruptions</w:t>
+            </w:r>
+          </w:p>
+        </w:tc>
+      </w:tr>
+    </w:tbl>
     <w:p>
       <w:pPr>
         <w:pStyle w:val="Heading3"/>
       </w:pPr>
       <w:r>
+        <w:t>Use two terms to explain a step in this week’s example.</w:t>
+      </w:r>
+    </w:p>
+    <w:p>
+      <w:r>
+        <w:t>________________________________________________________________</w:t>
+      </w:r>
+    </w:p>
+    <w:p>
+      <w:r>
+        <w:t>________________________________________________________________</w:t>
+      </w:r>
+    </w:p>
+    <w:p>
+      <w:r>
+        <w:t>________________________________________________________________</w:t>
+      </w:r>
+    </w:p>
+    <w:p>
+      <w:pPr>
+        <w:pStyle w:val="Heading1"/>
+      </w:pPr>
+      <w:r>
+        <w:t>10. Extra challenge · Explain a stronger case</w:t>
+      </w:r>
+    </w:p>
+    <w:p>
+      <w:r>
+        <w:t>Choose the next challenge after the main route.</w:t>
+      </w:r>
+    </w:p>
+    <w:p>
+      <w:pPr>
+        <w:pStyle w:val="Heading2"/>
+      </w:pPr>
+      <w:r>
+        <w:t>Explain,repair and extend</w:t>
+      </w:r>
+    </w:p>
+    <w:p>
+      <w:pPr>
+        <w:pStyle w:val="Heading3"/>
+      </w:pPr>
+      <w:r>
+        <w:t>Explain → apply → challenge</w:t>
+      </w:r>
+    </w:p>
+    <w:p>
+      <w:pPr>
+        <w:pStyle w:val="ListBullet"/>
+      </w:pPr>
+      <w:r>
+        <w:t>Explain the weekly mechanism in your own words. Use the worked scenario to name its input, decision rule and output.</w:t>
+      </w:r>
+    </w:p>
+    <w:p>
+      <w:pPr>
+        <w:pStyle w:val="ListBullet"/>
+      </w:pPr>
+      <w:r>
+        <w:t>A report omits this qualification: Following the plan and reporting deviations are required even when results contradict the hypothesis. Explain how omitting it could change a reader's interpretation, and write an accurate replacement.</w:t>
+      </w:r>
+    </w:p>
+    <w:p>
+      <w:pPr>
+        <w:pStyle w:val="ListBullet"/>
+      </w:pPr>
+      <w:r>
+        <w:t>For the worked scenario, propose one additional case that could reveal a failure, describe its expected outcome before running it, and explain what would need to remain fixed for a fair comparison. Do not reuse W4 as a new final test after receiving feedback.</w:t>
+      </w:r>
+    </w:p>
+    <w:p>
+      <w:pPr>
+        <w:pStyle w:val="Heading3"/>
+      </w:pPr>
+      <w:r>
+        <w:t>Explain which evidence supports your conclusion and which claim remains unproved.</w:t>
+      </w:r>
+    </w:p>
+    <w:p>
+      <w:r>
+        <w:t>________________________________________________________________</w:t>
+      </w:r>
+    </w:p>
+    <w:p>
+      <w:r>
+        <w:t>________________________________________________________________</w:t>
+      </w:r>
+    </w:p>
+    <w:p>
+      <w:r>
+        <w:t>________________________________________________________________</w:t>
+      </w:r>
+    </w:p>
+    <w:p>
+      <w:r>
+        <w:t>________________________________________________________________</w:t>
+      </w:r>
+    </w:p>
+    <w:p>
+      <w:r>
+        <w:t>________________________________________________________________</w:t>
+      </w:r>
+    </w:p>
+    <w:p>
+      <w:pPr>
+        <w:pStyle w:val="Heading1"/>
+      </w:pPr>
+      <w:r>
+        <w:t>12. Reference · Check the research reasoning and its limits</w:t>
+      </w:r>
+    </w:p>
+    <w:p>
+      <w:r>
+        <w:t>Use after practice; reserve the selected independent case for its first attempt.</w:t>
+      </w:r>
+    </w:p>
+    <w:p>
+      <w:pPr>
+        <w:pStyle w:val="Heading2"/>
+      </w:pPr>
+      <w:r>
+        <w:t>Current explanation and response</w:t>
+      </w:r>
+    </w:p>
+    <w:p>
+      <w:pPr>
+        <w:pStyle w:val="ListBullet"/>
+      </w:pPr>
+      <w:r>
+        <w:t>Complete the supported workbook tasks before attempting W4 independently. Record any hints or help used. After feedback, use the teacher's fresh retry rather than copying the earlier answer. For a project, select a relevant new case, predict the outcome from the declared rule and preserve the result alongside any revision.</w:t>
+      </w:r>
+    </w:p>
+    <w:p>
+      <w:pPr>
+        <w:pStyle w:val="Heading3"/>
+      </w:pPr>
+      <w:r>
+        <w:t>Exit: propose one revealing change to the worked scenario. State the expected outcome and the evidence that would make you revise your explanation.</w:t>
+      </w:r>
+    </w:p>
+    <w:p>
+      <w:r>
+        <w:t>________________________________________________________________</w:t>
+      </w:r>
+    </w:p>
+    <w:p>
+      <w:r>
+        <w:t>________________________________________________________________</w:t>
+      </w:r>
+    </w:p>
+    <w:p>
+      <w:r>
+        <w:t>________________________________________________________________</w:t>
+      </w:r>
+    </w:p>
+    <w:p>
+      <w:r>
+        <w:t>________________________________________________________________</w:t>
+      </w:r>
+    </w:p>
+    <w:p>
+      <w:r>
+        <w:t>________________________________________________________________</w:t>
+      </w:r>
+    </w:p>
+    <w:p>
+      <w:pPr>
+        <w:pStyle w:val="ListBullet"/>
+      </w:pPr>
+      <w:r>
+        <w:t>For the worked scenario, propose one additional case that could reveal a failure, describe its expected outcome before running it, and explain what would need to remain fixed for a fair comparison. Do not reuse W4 as a new final test after receiving feedback.</w:t>
+      </w:r>
+    </w:p>
+    <w:p>
+      <w:pPr>
+        <w:pStyle w:val="Heading3"/>
+      </w:pPr>
+      <w:r>
         <w:t>My limited claim and a useful next check</w:t>
       </w:r>
     </w:p>
@@ -2513,12 +4249,20 @@
         <w:pStyle w:val="Heading1"/>
       </w:pPr>
       <w:r>
-        <w:t>13. Study a complete case</w:t>
-      </w:r>
-    </w:p>
-    <w:p>
-      <w:r>
-        <w:t>Revisit the complete Running the primary experiment case for supported practice. Repeated examples do not become fresh assessments.</w:t>
+        <w:t>13. Extra practice · Revisit the complete trace</w:t>
+      </w:r>
+    </w:p>
+    <w:p>
+      <w:r>
+        <w:t>Predict before reading the supplied steps.</w:t>
+      </w:r>
+    </w:p>
+    <w:p>
+      <w:pPr>
+        <w:pStyle w:val="Heading2"/>
+      </w:pPr>
+      <w:r>
+        <w:t>Complete trace and evidence</w:t>
       </w:r>
     </w:p>
     <w:p>
@@ -2590,7 +4334,7 @@
           </w:tcPr>
           <w:p>
             <w:r>
-              <w:t>Twenty eligible cases:16 pass, 2 fail, 2 unassessed after outage. Plan reports completed rate plus coverage.</w:t>
+              <w:t>Twenty eligible cases: 16 pass, 2 fail, 2 unassessed after outage. Plan reports completed rate plus coverage.</w:t>
             </w:r>
           </w:p>
         </w:tc>
@@ -2610,7 +4354,7 @@
           </w:tcPr>
           <w:p>
             <w:r>
-              <w:t>16/18≈88.889% completed pass; coverage18/20=90%; two unassessed remain. No20/20 assessment claim.</w:t>
+              <w:t>16/18≈88.889% completed pass; coverage 18/20=90%; two unassessed remain. No 20/20 assessment claim.</w:t>
             </w:r>
           </w:p>
         </w:tc>
@@ -2687,206 +4431,20 @@
         <w:pStyle w:val="Heading1"/>
       </w:pPr>
       <w:r>
-        <w:t>14. Try a new case independently</w:t>
-      </w:r>
-    </w:p>
-    <w:p>
-      <w:r>
-        <w:t>Attempt the reserved new case before feedback. Record support; the earlier examples below remain additional practice.</w:t>
-      </w:r>
-    </w:p>
-    <w:p>
-      <w:pPr>
-        <w:pStyle w:val="Heading3"/>
-      </w:pPr>
-      <w:r>
-        <w:t>Independent case: Apply a new case independently</w:t>
-      </w:r>
-    </w:p>
-    <w:p>
-      <w:pPr>
-        <w:spacing w:line="336" w:lineRule="auto" w:after="180"/>
-      </w:pPr>
-      <w:r>
-        <w:rPr>
-          <w:b w:val="0"/>
-        </w:rPr>
-        <w:t>Twelve eligible cases include 9 passes, 1 failure and 2 unassessed cases. Report completed-case pass rate (passes / completed cases), assessment coverage (completed / eligible cases) and the unassessed count.</w:t>
-      </w:r>
-    </w:p>
-    <w:p>
-      <w:pPr>
-        <w:pStyle w:val="Heading3"/>
-      </w:pPr>
-      <w:r>
-        <w:t>My independent explanation, trace and limits</w:t>
-      </w:r>
-    </w:p>
-    <w:p>
-      <w:r>
-        <w:t>________________________________________________________________</w:t>
-      </w:r>
-    </w:p>
-    <w:p>
-      <w:r>
-        <w:t>________________________________________________________________</w:t>
-      </w:r>
-    </w:p>
-    <w:p>
-      <w:r>
-        <w:t>________________________________________________________________</w:t>
-      </w:r>
-    </w:p>
-    <w:p>
-      <w:r>
-        <w:t>________________________________________________________________</w:t>
-      </w:r>
-    </w:p>
-    <w:p>
-      <w:r>
-        <w:t>________________________________________________________________</w:t>
-      </w:r>
-    </w:p>
-    <w:p>
-      <w:r>
-        <w:t>________________________________________________________________</w:t>
-      </w:r>
-    </w:p>
-    <w:p>
-      <w:r>
-        <w:t>________________________________________________________________</w:t>
-      </w:r>
-    </w:p>
-    <w:p>
-      <w:pPr>
-        <w:spacing w:line="336" w:lineRule="auto" w:after="180"/>
-      </w:pPr>
-      <w:r>
-        <w:rPr>
-          <w:b w:val="0"/>
-        </w:rPr>
-        <w:t>Attempt this case before feedback. Record any help. Earlier examples below are further practice; a case already practised with feedback cannot establish fresh transfer.</w:t>
-      </w:r>
-    </w:p>
-    <w:p>
-      <w:pPr>
-        <w:pStyle w:val="Heading3"/>
-      </w:pPr>
-      <w:r>
-        <w:t>Attempt this without hints</w:t>
-      </w:r>
-    </w:p>
-    <w:p>
-      <w:pPr>
-        <w:spacing w:line="336" w:lineRule="auto" w:after="180"/>
-      </w:pPr>
-      <w:r>
-        <w:rPr>
-          <w:b w:val="0"/>
-        </w:rPr>
-        <w:t>Twelve eligible cases include 9 passes, 1 failure and 2 unassessed cases. Report completed-case pass rate (passes / completed cases), assessment coverage (completed / eligible cases) and the unassessed count.</w:t>
-      </w:r>
-    </w:p>
-    <w:p>
-      <w:pPr>
-        <w:pStyle w:val="Heading3"/>
-      </w:pPr>
-      <w:r>
-        <w:t>My independent procedure, result and limitation</w:t>
-      </w:r>
-    </w:p>
-    <w:p>
-      <w:r>
-        <w:t>________________________________________________________________</w:t>
-      </w:r>
-    </w:p>
-    <w:p>
-      <w:r>
-        <w:t>________________________________________________________________</w:t>
-      </w:r>
-    </w:p>
-    <w:p>
-      <w:r>
-        <w:t>________________________________________________________________</w:t>
-      </w:r>
-    </w:p>
-    <w:p>
-      <w:r>
-        <w:t>________________________________________________________________</w:t>
-      </w:r>
-    </w:p>
-    <w:p>
-      <w:r>
-        <w:t>________________________________________________________________</w:t>
-      </w:r>
-    </w:p>
-    <w:p>
-      <w:r>
-        <w:t>________________________________________________________________</w:t>
-      </w:r>
-    </w:p>
-    <w:p>
-      <w:r>
-        <w:t>________________________________________________________________</w:t>
-      </w:r>
-    </w:p>
-    <w:p>
-      <w:r>
-        <w:t>________________________________________________________________</w:t>
-      </w:r>
-    </w:p>
-    <w:p>
-      <w:pPr>
-        <w:spacing w:line="336" w:lineRule="auto" w:after="180"/>
-      </w:pPr>
-      <w:r>
-        <w:rPr>
-          <w:b w:val="0"/>
-        </w:rPr>
-        <w:t>Record support used: none, hint or teacher explanation. After feedback, a different case is needed to demonstrate independence.</w:t>
-      </w:r>
-    </w:p>
-    <w:p>
-      <w:pPr>
-        <w:pStyle w:val="Heading3"/>
-      </w:pPr>
-      <w:r>
-        <w:t>Use feedback to improve</w:t>
-      </w:r>
-    </w:p>
-    <w:p>
-      <w:pPr>
-        <w:spacing w:line="336" w:lineRule="auto" w:after="180"/>
-      </w:pPr>
-      <w:r>
-        <w:rPr>
-          <w:b w:val="0"/>
-        </w:rPr>
-        <w:t>Attempt the independent case before hints. Record whether you worked alone, used a hint or followed a model. After feedback, fix the first unsupported step and explain why it changed.</w:t>
-      </w:r>
-    </w:p>
-    <w:p>
-      <w:pPr>
-        <w:spacing w:line="336" w:lineRule="auto" w:after="180"/>
-      </w:pPr>
-      <w:r>
-        <w:rPr>
-          <w:b w:val="0"/>
-        </w:rPr>
-        <w:t>A later check uses a changed case, not a copied answer.</w:t>
-      </w:r>
-    </w:p>
-    <w:p>
-      <w:pPr>
-        <w:pStyle w:val="Heading1"/>
-      </w:pPr>
-      <w:r>
-        <w:t>15. Your lesson route</w:t>
-      </w:r>
-    </w:p>
-    <w:p>
-      <w:r>
-        <w:t>Use this map to navigate Running the primary experiment, connect the goals to tasks and keep one evidence record for each attempt.</w:t>
+        <w:t>15. Reference · The earlier route checklist</w:t>
+      </w:r>
+    </w:p>
+    <w:p>
+      <w:r>
+        <w:t>Use one main route rather than repeating the lesson.</w:t>
+      </w:r>
+    </w:p>
+    <w:p>
+      <w:pPr>
+        <w:pStyle w:val="Heading2"/>
+      </w:pPr>
+      <w:r>
+        <w:t>Targets,route and first prediction</w:t>
       </w:r>
     </w:p>
     <w:p>
@@ -3077,12 +4635,117 @@
         <w:pStyle w:val="Heading1"/>
       </w:pPr>
       <w:r>
-        <w:t>16. Finish and return</w:t>
-      </w:r>
-    </w:p>
-    <w:p>
-      <w:r>
-        <w:t>Explain Running the primary experiment without notes, identify a remaining question and plan a later check with a changed case.</w:t>
+        <w:t>17. Extra practice · Predict,check and repair</w:t>
+      </w:r>
+    </w:p>
+    <w:p>
+      <w:r>
+        <w:t>Keep supported feedback separate from the independent case.</w:t>
+      </w:r>
+    </w:p>
+    <w:p>
+      <w:pPr>
+        <w:pStyle w:val="Heading2"/>
+      </w:pPr>
+      <w:r>
+        <w:t>First supported question and optional hint</w:t>
+      </w:r>
+    </w:p>
+    <w:p>
+      <w:pPr>
+        <w:pStyle w:val="ListBullet"/>
+      </w:pPr>
+      <w:r>
+        <w:t>Run the frozen experiment. A research team freezes versions A and B, labels and scoring before a six-case primary run.</w:t>
+      </w:r>
+    </w:p>
+    <w:p>
+      <w:pPr>
+        <w:pStyle w:val="Heading3"/>
+      </w:pPr>
+      <w:r>
+        <w:t>Practice 1: explain the deciding evidence</w:t>
+      </w:r>
+    </w:p>
+    <w:p>
+      <w:pPr>
+        <w:pStyle w:val="ListBullet"/>
+      </w:pPr>
+      <w:r>
+        <w:t>Which labelled step matches this detail? Cases two and five favour B; case four favours A.</w:t>
+      </w:r>
+    </w:p>
+    <w:p>
+      <w:pPr>
+        <w:pStyle w:val="ListBullet"/>
+      </w:pPr>
+      <w:r>
+        <w:t>1. Compute results</w:t>
+      </w:r>
+    </w:p>
+    <w:p>
+      <w:pPr>
+        <w:pStyle w:val="ListBullet"/>
+      </w:pPr>
+      <w:r>
+        <w:t>2. Keep versions fixed</w:t>
+      </w:r>
+    </w:p>
+    <w:p>
+      <w:pPr>
+        <w:pStyle w:val="ListBullet"/>
+      </w:pPr>
+      <w:r>
+        <w:t>3. Keep case-level records</w:t>
+      </w:r>
+    </w:p>
+    <w:p>
+      <w:pPr>
+        <w:pStyle w:val="Heading3"/>
+      </w:pPr>
+      <w:r>
+        <w:t>My selected conclusion, deciding fact and explanation</w:t>
+      </w:r>
+    </w:p>
+    <w:p>
+      <w:r>
+        <w:t>________________________________________________________________</w:t>
+      </w:r>
+    </w:p>
+    <w:p>
+      <w:r>
+        <w:t>________________________________________________________________</w:t>
+      </w:r>
+    </w:p>
+    <w:p>
+      <w:r>
+        <w:t>________________________________________________________________</w:t>
+      </w:r>
+    </w:p>
+    <w:p>
+      <w:r>
+        <w:t>________________________________________________________________</w:t>
+      </w:r>
+    </w:p>
+    <w:p>
+      <w:r>
+        <w:t>________________________________________________________________</w:t>
+      </w:r>
+    </w:p>
+    <w:p>
+      <w:pPr>
+        <w:pStyle w:val="ListBullet"/>
+      </w:pPr>
+      <w:r>
+        <w:t>Hint if needed: Read the steps in the pictorial case. Match the supplied detail to the stage that performs or records it.</w:t>
+      </w:r>
+    </w:p>
+    <w:p>
+      <w:pPr>
+        <w:pStyle w:val="Heading2"/>
+      </w:pPr>
+      <w:r>
+        <w:t>Check after the first attempt · reference / check after trying</w:t>
       </w:r>
     </w:p>
     <w:p>
@@ -3093,7 +4756,145 @@
         <w:rPr>
           <w:b w:val="0"/>
         </w:rPr>
-        <w:t xml:space="preserve">Close your notes. Explain this goal in your own words: Explain the </w:t>
+        <w:t>After your attempt, compare with the supported explanation: Keep case-level records Cases two and five favour B; case four favours A.</w:t>
+      </w:r>
+    </w:p>
+    <w:p>
+      <w:pPr>
+        <w:spacing w:line="336" w:lineRule="auto" w:after="180"/>
+      </w:pPr>
+      <w:r>
+        <w:rPr>
+          <w:b w:val="0"/>
+        </w:rPr>
+        <w:t>Running the primary experiment means following the declared protocol and retaining raw outcomes. Overall scores alone hide different failure patterns.</w:t>
+      </w:r>
+    </w:p>
+    <w:p>
+      <w:pPr>
+        <w:pStyle w:val="Heading2"/>
+      </w:pPr>
+      <w:r>
+        <w:t>Changed-case question and optional hint</w:t>
+      </w:r>
+    </w:p>
+    <w:p>
+      <w:pPr>
+        <w:pStyle w:val="Heading3"/>
+      </w:pPr>
+      <w:r>
+        <w:t>Practice 2: explain the deciding evidence</w:t>
+      </w:r>
+    </w:p>
+    <w:p>
+      <w:pPr>
+        <w:pStyle w:val="ListBullet"/>
+      </w:pPr>
+      <w:r>
+        <w:t>Changed-case practice: Tune B after inspecting its case-four failure, then rescore the same set. Which conclusion is supported by the supplied facts?</w:t>
+      </w:r>
+    </w:p>
+    <w:p>
+      <w:pPr>
+        <w:pStyle w:val="ListBullet"/>
+      </w:pPr>
+      <w:r>
+        <w:t>1. Label the rerun as development on exposed cases, not untouched primary evaluation.</w:t>
+      </w:r>
+    </w:p>
+    <w:p>
+      <w:pPr>
+        <w:pStyle w:val="ListBullet"/>
+      </w:pPr>
+      <w:r>
+        <w:t>2. This one example guarantees correct results for every future input.</w:t>
+      </w:r>
+    </w:p>
+    <w:p>
+      <w:pPr>
+        <w:pStyle w:val="ListBullet"/>
+      </w:pPr>
+      <w:r>
+        <w:t>3. We can decide the result without examining the changed input or the procedure.</w:t>
+      </w:r>
+    </w:p>
+    <w:p>
+      <w:pPr>
+        <w:pStyle w:val="Heading3"/>
+      </w:pPr>
+      <w:r>
+        <w:t>My selected conclusion, deciding fact and explanation</w:t>
+      </w:r>
+    </w:p>
+    <w:p>
+      <w:r>
+        <w:t>________________________________________________________________</w:t>
+      </w:r>
+    </w:p>
+    <w:p>
+      <w:r>
+        <w:t>________________________________________________________________</w:t>
+      </w:r>
+    </w:p>
+    <w:p>
+      <w:r>
+        <w:t>________________________________________________________________</w:t>
+      </w:r>
+    </w:p>
+    <w:p>
+      <w:r>
+        <w:t>________________________________________________________________</w:t>
+      </w:r>
+    </w:p>
+    <w:p>
+      <w:r>
+        <w:t>________________________________________________________________</w:t>
+      </w:r>
+    </w:p>
+    <w:p>
+      <w:pPr>
+        <w:pStyle w:val="ListBullet"/>
+      </w:pPr>
+      <w:r>
+        <w:t>Hint if needed: Use the changed condition and the deciding step in the pictorial trace. The answer must say what follows from those facts.</w:t>
+      </w:r>
+    </w:p>
+    <w:p>
+      <w:pPr>
+        <w:pStyle w:val="Heading2"/>
+      </w:pPr>
+      <w:r>
+        <w:t>Check after the changed attempt · reference / check after trying</w:t>
+      </w:r>
+    </w:p>
+    <w:p>
+      <w:pPr>
+        <w:spacing w:line="336" w:lineRule="auto" w:after="180"/>
+      </w:pPr>
+      <w:r>
+        <w:rPr>
+          <w:b w:val="0"/>
+        </w:rPr>
+        <w:t>After your attempt, compare with the supported explanation: Label the rerun as development on exposed cases, not untouched primary evaluation. The evaluation outcomes have now influenced the version.</w:t>
+      </w:r>
+    </w:p>
+    <w:p>
+      <w:pPr>
+        <w:pStyle w:val="Heading2"/>
+      </w:pPr>
+      <w:r>
+        <w:t>Repair and retain the record</w:t>
+      </w:r>
+    </w:p>
+    <w:p>
+      <w:pPr>
+        <w:spacing w:line="336" w:lineRule="auto" w:after="180"/>
+      </w:pPr>
+      <w:r>
+        <w:rPr>
+          <w:b w:val="0"/>
+        </w:rPr>
+        <w:t xml:space="preserve">Review Reproducible environment and records (ai-7/24). Goal: Explain the </w:t>
       </w:r>
       <w:r>
         <w:rPr>
@@ -3105,40 +4906,7 @@
         <w:rPr>
           <w:b w:val="0"/>
         </w:rPr>
-        <w:t xml:space="preserve"> and terminology of running the primary experiment</w:t>
-      </w:r>
-    </w:p>
-    <w:p>
-      <w:pPr>
-        <w:pStyle w:val="Heading3"/>
-      </w:pPr>
-      <w:r>
-        <w:t>My deciding step, evidence and one remaining question</w:t>
-      </w:r>
-    </w:p>
-    <w:p>
-      <w:r>
-        <w:t>________________________________________________________________</w:t>
-      </w:r>
-    </w:p>
-    <w:p>
-      <w:r>
-        <w:t>________________________________________________________________</w:t>
-      </w:r>
-    </w:p>
-    <w:p>
-      <w:r>
-        <w:t>________________________________________________________________</w:t>
-      </w:r>
-    </w:p>
-    <w:p>
-      <w:r>
-        <w:t>________________________________________________________________</w:t>
-      </w:r>
-    </w:p>
-    <w:p>
-      <w:r>
-        <w:t>________________________________________________________________</w:t>
+        <w:t xml:space="preserve"> and terminology of reproducible environment and records. Short practice: Trace the recorded mean for 2,4,6 and its changed result for 2,4,9.</w:t>
       </w:r>
     </w:p>
     <w:p>
@@ -3149,31 +4917,42 @@
         <w:rPr>
           <w:b w:val="0"/>
         </w:rPr>
-        <w:t xml:space="preserve">If you are unsure, return to the worked picture and explain one arrow. If you are ready, change an </w:t>
+        <w:t xml:space="preserve">Which artefacts must accompany the </w:t>
       </w:r>
       <w:r>
         <w:rPr>
           <w:b/>
         </w:rPr>
-        <w:t>input</w:t>
+        <w:t>output</w:t>
       </w:r>
       <w:r>
         <w:rPr>
           <w:b w:val="0"/>
         </w:rPr>
-        <w:t xml:space="preserve"> or assumption and justify your </w:t>
+        <w:t xml:space="preserve"> so another team can identify the exact run?. Return to this week and explain what you changed.</w:t>
+      </w:r>
+    </w:p>
+    <w:p>
+      <w:pPr>
+        <w:spacing w:line="336" w:lineRule="auto" w:after="180"/>
+      </w:pPr>
+      <w:r>
+        <w:rPr>
+          <w:b w:val="0"/>
+        </w:rPr>
+        <w:t xml:space="preserve">Review Pilot experiments (ai-7/22). Goal: Explain the </w:t>
       </w:r>
       <w:r>
         <w:rPr>
           <w:b/>
         </w:rPr>
-        <w:t>prediction</w:t>
+        <w:t>mechanism</w:t>
       </w:r>
       <w:r>
         <w:rPr>
           <w:b w:val="0"/>
         </w:rPr>
-        <w:t>.</w:t>
+        <w:t xml:space="preserve"> and terminology of pilot experiments. Short practice: Calculate reviewer agreement on the four pilot answers.</w:t>
       </w:r>
     </w:p>
     <w:p>
@@ -3184,7 +4963,7 @@
         <w:rPr>
           <w:b w:val="0"/>
         </w:rPr>
-        <w:t xml:space="preserve">Save your workbook </w:t>
+        <w:t xml:space="preserve">What can the disagreement improve, and why are those revised practice answers not untouched final </w:t>
       </w:r>
       <w:r>
         <w:rPr>
@@ -3196,20 +4975,83 @@
         <w:rPr>
           <w:b w:val="0"/>
         </w:rPr>
-        <w:t>. At the next review, try a different case before opening your old answer.</w:t>
-      </w:r>
-    </w:p>
-    <w:p>
-      <w:pPr>
-        <w:pStyle w:val="Heading1"/>
-      </w:pPr>
-      <w:r>
-        <w:t>17. Supported practice, repair and portfolio</w:t>
-      </w:r>
-    </w:p>
-    <w:p>
-      <w:r>
-        <w:t>Attempt supported questions before using hints or feedback. Review a missing building block, then keep the completed work.</w:t>
+        <w:t>?. Return to this week and explain what you changed.</w:t>
+      </w:r>
+    </w:p>
+    <w:p>
+      <w:pPr>
+        <w:spacing w:line="336" w:lineRule="auto" w:after="180"/>
+      </w:pPr>
+      <w:r>
+        <w:rPr>
+          <w:b w:val="0"/>
+        </w:rPr>
+        <w:t xml:space="preserve">Review Research ethics and consent (ai-7/19). Goal: Explain the </w:t>
+      </w:r>
+      <w:r>
+        <w:rPr>
+          <w:b/>
+        </w:rPr>
+        <w:t>mechanism</w:t>
+      </w:r>
+      <w:r>
+        <w:rPr>
+          <w:b w:val="0"/>
+        </w:rPr>
+        <w:t xml:space="preserve"> and terminology of research ethics and consent. Short practice: Identify which uses the drawing consent permits and excludes.</w:t>
+      </w:r>
+    </w:p>
+    <w:p>
+      <w:pPr>
+        <w:spacing w:line="336" w:lineRule="auto" w:after="180"/>
+      </w:pPr>
+      <w:r>
+        <w:rPr>
+          <w:b w:val="0"/>
+        </w:rPr>
+        <w:t>Can the unrelated project reuse the drawings under this agreement, and what new authorisation would be needed?. Return to this week and explain what you changed.</w:t>
+      </w:r>
+    </w:p>
+    <w:p>
+      <w:pPr>
+        <w:spacing w:line="336" w:lineRule="auto" w:after="180"/>
+      </w:pPr>
+      <w:r>
+        <w:rPr>
+          <w:b w:val="0"/>
+        </w:rPr>
+        <w:t xml:space="preserve">Use Download completed work in the hosted lesson to export your answers, reflections, practice feedback and code-run </w:t>
+      </w:r>
+      <w:r>
+        <w:rPr>
+          <w:b/>
+        </w:rPr>
+        <w:t>evidence</w:t>
+      </w:r>
+      <w:r>
+        <w:rPr>
+          <w:b w:val="0"/>
+        </w:rPr>
+        <w:t>. Open the HTML copy to read or print it.</w:t>
+      </w:r>
+    </w:p>
+    <w:p>
+      <w:pPr>
+        <w:spacing w:line="336" w:lineRule="auto" w:after="180"/>
+      </w:pPr>
+      <w:r>
+        <w:rPr>
+          <w:b w:val="0"/>
+        </w:rPr>
+        <w:t>Drafts stay in this browser when storage is available; clear drafts on a shared device.</w:t>
+      </w:r>
+    </w:p>
+    <w:p>
+      <w:pPr>
+        <w:pStyle w:val="Heading2"/>
+      </w:pPr>
+      <w:r>
+        <w:t>Earlier wording, alternatives and picture transcripts · reference / check after trying</w:t>
       </w:r>
     </w:p>
     <w:p>
@@ -3225,80 +5067,10 @@
     </w:p>
     <w:p>
       <w:pPr>
-        <w:spacing w:line="336" w:lineRule="auto" w:after="180"/>
-      </w:pPr>
-      <w:r>
-        <w:rPr>
-          <w:b w:val="0"/>
-        </w:rPr>
-        <w:t xml:space="preserve">Run the frozen experiment. A research team freezes versions A and B, labels and scoring before a six-case </w:t>
-      </w:r>
-      <w:r>
-        <w:rPr>
-          <w:b/>
-        </w:rPr>
-        <w:t>primary run</w:t>
-      </w:r>
-      <w:r>
-        <w:rPr>
-          <w:b w:val="0"/>
-        </w:rPr>
-        <w:t>.</w:t>
-      </w:r>
-    </w:p>
-    <w:p>
-      <w:pPr>
         <w:pStyle w:val="Heading3"/>
       </w:pPr>
       <w:r>
-        <w:t>Practice 1: explain the deciding evidence</w:t>
-      </w:r>
-    </w:p>
-    <w:p>
-      <w:pPr>
-        <w:spacing w:line="336" w:lineRule="auto" w:after="180"/>
-      </w:pPr>
-      <w:r>
-        <w:rPr>
-          <w:b w:val="0"/>
-        </w:rPr>
-        <w:t>Which labelled step matches this detail? Cases two and five favour B; case four favours A.</w:t>
-      </w:r>
-    </w:p>
-    <w:p>
-      <w:pPr>
-        <w:spacing w:line="336" w:lineRule="auto" w:after="180"/>
-        <w:shd w:fill="F4F9FC"/>
-      </w:pPr>
-      <w:r>
-        <w:rPr>
-          <w:b w:val="0"/>
-        </w:rPr>
-        <w:t>1. Compute results</w:t>
-      </w:r>
-    </w:p>
-    <w:p>
-      <w:pPr>
-        <w:spacing w:line="336" w:lineRule="auto" w:after="180"/>
-        <w:shd w:fill="F4F9FC"/>
-      </w:pPr>
-      <w:r>
-        <w:rPr>
-          <w:b w:val="0"/>
-        </w:rPr>
-        <w:t>2. Keep versions fixed</w:t>
-      </w:r>
-    </w:p>
-    <w:p>
-      <w:pPr>
-        <w:spacing w:line="336" w:lineRule="auto" w:after="180"/>
-        <w:shd w:fill="F4F9FC"/>
-      </w:pPr>
-      <w:r>
-        <w:rPr>
-          <w:b w:val="0"/>
-        </w:rPr>
-        <w:t>3. Keep case-level records</w:t>
+        <w:t>Repair a missing building block</w:t>
       </w:r>
     </w:p>
     <w:p>
@@ -3306,439 +5078,25 @@
         <w:pStyle w:val="Heading3"/>
       </w:pPr>
       <w:r>
-        <w:t>My selected conclusion, deciding fact and explanation</w:t>
-      </w:r>
-    </w:p>
-    <w:p>
-      <w:r>
-        <w:t>________________________________________________________________</w:t>
-      </w:r>
-    </w:p>
-    <w:p>
-      <w:r>
-        <w:t>________________________________________________________________</w:t>
-      </w:r>
-    </w:p>
-    <w:p>
-      <w:r>
-        <w:t>________________________________________________________________</w:t>
-      </w:r>
-    </w:p>
-    <w:p>
-      <w:r>
-        <w:t>________________________________________________________________</w:t>
-      </w:r>
-    </w:p>
-    <w:p>
-      <w:r>
-        <w:t>________________________________________________________________</w:t>
-      </w:r>
-    </w:p>
-    <w:p>
-      <w:pPr>
-        <w:pStyle w:val="Heading3"/>
-      </w:pPr>
-      <w:r>
-        <w:t>Hint · try first</w:t>
-      </w:r>
-    </w:p>
-    <w:p>
-      <w:pPr>
-        <w:spacing w:line="336" w:lineRule="auto" w:after="180"/>
-        <w:shd w:fill="F1F6F8"/>
-      </w:pPr>
-      <w:r>
-        <w:rPr>
-          <w:b w:val="0"/>
-        </w:rPr>
-        <w:t>Hint if needed: Read the steps in the pictorial case. Match the supplied detail to the stage that performs or records it.</w:t>
-      </w:r>
-    </w:p>
-    <w:p>
-      <w:pPr>
-        <w:pStyle w:val="Heading3"/>
-      </w:pPr>
-      <w:r>
-        <w:t>Feedback · compare after trying</w:t>
-      </w:r>
-    </w:p>
-    <w:p>
-      <w:pPr>
-        <w:spacing w:line="336" w:lineRule="auto" w:after="180"/>
-        <w:shd w:fill="F1F6FC"/>
-      </w:pPr>
-      <w:r>
-        <w:rPr>
-          <w:b w:val="0"/>
-        </w:rPr>
-        <w:t>After your attempt, compare with the supported explanation: Keep case-level records Cases two and five favour B; case four favours A.</w:t>
-      </w:r>
-    </w:p>
-    <w:p>
-      <w:pPr>
-        <w:spacing w:line="336" w:lineRule="auto" w:after="180"/>
-        <w:shd w:fill="F1F6FC"/>
-      </w:pPr>
-      <w:r>
-        <w:rPr>
-          <w:b w:val="0"/>
-        </w:rPr>
-        <w:t>Running the primary experiment means following the declared protocol and retaining raw outcomes. Overall scores alone hide different failure patterns.</w:t>
-      </w:r>
-    </w:p>
-    <w:p>
-      <w:pPr>
-        <w:pStyle w:val="Heading3"/>
-      </w:pPr>
-      <w:r>
-        <w:t>Practice 2: explain the deciding evidence</w:t>
-      </w:r>
-    </w:p>
-    <w:p>
-      <w:pPr>
-        <w:pStyle w:val="Heading3"/>
-      </w:pPr>
-      <w:r>
-        <w:t>Changed case · predict first</w:t>
-      </w:r>
-    </w:p>
-    <w:p>
-      <w:pPr>
-        <w:spacing w:line="336" w:lineRule="auto" w:after="180"/>
-        <w:shd w:fill="F5F1FB"/>
-      </w:pPr>
-      <w:r>
-        <w:rPr>
-          <w:b w:val="0"/>
-        </w:rPr>
-        <w:t>Changed-case practice: Tune B after inspecting its case-four failure, then rescore the same set. Which conclusion is supported by the supplied facts?</w:t>
-      </w:r>
-    </w:p>
-    <w:p>
-      <w:pPr>
-        <w:spacing w:line="336" w:lineRule="auto" w:after="180"/>
-        <w:shd w:fill="F4F9FC"/>
-      </w:pPr>
-      <w:r>
-        <w:rPr>
-          <w:b w:val="0"/>
-        </w:rPr>
-        <w:t>1. Label the rerun as development on exposed cases, not untouched primary evaluation.</w:t>
-      </w:r>
-    </w:p>
-    <w:p>
-      <w:pPr>
-        <w:spacing w:line="336" w:lineRule="auto" w:after="180"/>
-        <w:shd w:fill="F4F9FC"/>
-      </w:pPr>
-      <w:r>
-        <w:rPr>
-          <w:b w:val="0"/>
-        </w:rPr>
-        <w:t xml:space="preserve">2. This one example guarantees correct results for every future </w:t>
-      </w:r>
-      <w:r>
-        <w:rPr>
-          <w:b/>
-        </w:rPr>
-        <w:t>input</w:t>
-      </w:r>
-      <w:r>
-        <w:rPr>
-          <w:b w:val="0"/>
-        </w:rPr>
-        <w:t>.</w:t>
-      </w:r>
-    </w:p>
-    <w:p>
-      <w:pPr>
-        <w:spacing w:line="336" w:lineRule="auto" w:after="180"/>
-        <w:shd w:fill="F4F9FC"/>
-      </w:pPr>
-      <w:r>
-        <w:rPr>
-          <w:b w:val="0"/>
-        </w:rPr>
-        <w:t xml:space="preserve">3. We can decide the result without examining the changed </w:t>
-      </w:r>
-      <w:r>
-        <w:rPr>
-          <w:b/>
-        </w:rPr>
-        <w:t>input</w:t>
-      </w:r>
-      <w:r>
-        <w:rPr>
-          <w:b w:val="0"/>
-        </w:rPr>
-        <w:t xml:space="preserve"> or the procedure.</w:t>
-      </w:r>
-    </w:p>
-    <w:p>
-      <w:pPr>
-        <w:pStyle w:val="Heading3"/>
-      </w:pPr>
-      <w:r>
-        <w:t>My selected conclusion, deciding fact and explanation</w:t>
-      </w:r>
-    </w:p>
-    <w:p>
-      <w:r>
-        <w:t>________________________________________________________________</w:t>
-      </w:r>
-    </w:p>
-    <w:p>
-      <w:r>
-        <w:t>________________________________________________________________</w:t>
-      </w:r>
-    </w:p>
-    <w:p>
-      <w:r>
-        <w:t>________________________________________________________________</w:t>
-      </w:r>
-    </w:p>
-    <w:p>
-      <w:r>
-        <w:t>________________________________________________________________</w:t>
-      </w:r>
-    </w:p>
-    <w:p>
-      <w:r>
-        <w:t>________________________________________________________________</w:t>
-      </w:r>
-    </w:p>
-    <w:p>
-      <w:pPr>
-        <w:pStyle w:val="Heading3"/>
-      </w:pPr>
-      <w:r>
-        <w:t>Hint · try first</w:t>
-      </w:r>
-    </w:p>
-    <w:p>
-      <w:pPr>
-        <w:spacing w:line="336" w:lineRule="auto" w:after="180"/>
-        <w:shd w:fill="F1F6F8"/>
-      </w:pPr>
-      <w:r>
-        <w:rPr>
-          <w:b w:val="0"/>
-        </w:rPr>
-        <w:t>Hint if needed: Use the changed condition and the deciding step in the pictorial trace. The answer must say what follows from those facts.</w:t>
-      </w:r>
-    </w:p>
-    <w:p>
-      <w:pPr>
-        <w:pStyle w:val="Heading3"/>
-      </w:pPr>
-      <w:r>
-        <w:t>Feedback · compare after trying</w:t>
-      </w:r>
-    </w:p>
-    <w:p>
-      <w:pPr>
-        <w:spacing w:line="336" w:lineRule="auto" w:after="180"/>
-        <w:shd w:fill="F1F6FC"/>
-      </w:pPr>
-      <w:r>
-        <w:rPr>
-          <w:b w:val="0"/>
-        </w:rPr>
-        <w:t>After your attempt, compare with the supported explanation: Label the rerun as development on exposed cases, not untouched primary evaluation. The evaluation outcomes have now influenced the version.</w:t>
-      </w:r>
-    </w:p>
-    <w:p>
-      <w:pPr>
-        <w:pStyle w:val="Heading3"/>
-      </w:pPr>
-      <w:r>
-        <w:t>Repair a missing building block</w:t>
-      </w:r>
-    </w:p>
-    <w:p>
-      <w:pPr>
-        <w:spacing w:line="336" w:lineRule="auto" w:after="180"/>
-      </w:pPr>
-      <w:r>
-        <w:rPr>
-          <w:b w:val="0"/>
-        </w:rPr>
-        <w:t xml:space="preserve">Review Reproducible environment and records (ai-7/24). Goal: Explain the </w:t>
-      </w:r>
-      <w:r>
-        <w:rPr>
-          <w:b/>
-        </w:rPr>
-        <w:t>mechanism</w:t>
-      </w:r>
-      <w:r>
-        <w:rPr>
-          <w:b w:val="0"/>
-        </w:rPr>
-        <w:t xml:space="preserve"> and terminology of reproducible environment and records. Short practice: Trace the recorded mean for 2,4,6 and its changed result for 2,4,9.</w:t>
-      </w:r>
-    </w:p>
-    <w:p>
-      <w:pPr>
-        <w:spacing w:line="336" w:lineRule="auto" w:after="180"/>
-      </w:pPr>
-      <w:r>
-        <w:rPr>
-          <w:b w:val="0"/>
-        </w:rPr>
-        <w:t xml:space="preserve">Which artefacts must accompany the </w:t>
-      </w:r>
-      <w:r>
-        <w:rPr>
-          <w:b/>
-        </w:rPr>
-        <w:t>output</w:t>
-      </w:r>
-      <w:r>
-        <w:rPr>
-          <w:b w:val="0"/>
-        </w:rPr>
-        <w:t xml:space="preserve"> so another team can identify the exact run?. Return to this week and explain what you changed.</w:t>
-      </w:r>
-    </w:p>
-    <w:p>
-      <w:pPr>
-        <w:spacing w:line="336" w:lineRule="auto" w:after="180"/>
-      </w:pPr>
-      <w:r>
-        <w:rPr>
-          <w:b w:val="0"/>
-        </w:rPr>
-        <w:t xml:space="preserve">Review Pilot experiments (ai-7/22). Goal: Explain the </w:t>
-      </w:r>
-      <w:r>
-        <w:rPr>
-          <w:b/>
-        </w:rPr>
-        <w:t>mechanism</w:t>
-      </w:r>
-      <w:r>
-        <w:rPr>
-          <w:b w:val="0"/>
-        </w:rPr>
-        <w:t xml:space="preserve"> and terminology of pilot experiments. Short practice: Calculate reviewer agreement on the four pilot answers.</w:t>
-      </w:r>
-    </w:p>
-    <w:p>
-      <w:pPr>
-        <w:spacing w:line="336" w:lineRule="auto" w:after="180"/>
-      </w:pPr>
-      <w:r>
-        <w:rPr>
-          <w:b w:val="0"/>
-        </w:rPr>
-        <w:t xml:space="preserve">What can the disagreement improve, and why are those revised practice answers not untouched final </w:t>
-      </w:r>
-      <w:r>
-        <w:rPr>
-          <w:b/>
-        </w:rPr>
-        <w:t>evidence</w:t>
-      </w:r>
-      <w:r>
-        <w:rPr>
-          <w:b w:val="0"/>
-        </w:rPr>
-        <w:t>?. Return to this week and explain what you changed.</w:t>
-      </w:r>
-    </w:p>
-    <w:p>
-      <w:pPr>
-        <w:spacing w:line="336" w:lineRule="auto" w:after="180"/>
-      </w:pPr>
-      <w:r>
-        <w:rPr>
-          <w:b w:val="0"/>
-        </w:rPr>
-        <w:t xml:space="preserve">Review Research ethics and consent (ai-7/19). Goal: Explain the </w:t>
-      </w:r>
-      <w:r>
-        <w:rPr>
-          <w:b/>
-        </w:rPr>
-        <w:t>mechanism</w:t>
-      </w:r>
-      <w:r>
-        <w:rPr>
-          <w:b w:val="0"/>
-        </w:rPr>
-        <w:t xml:space="preserve"> and terminology of research ethics and consent. Short practice: Identify which uses the drawing consent permits and excludes.</w:t>
-      </w:r>
-    </w:p>
-    <w:p>
-      <w:pPr>
-        <w:spacing w:line="336" w:lineRule="auto" w:after="180"/>
-      </w:pPr>
-      <w:r>
-        <w:rPr>
-          <w:b w:val="0"/>
-        </w:rPr>
-        <w:t>Can the unrelated project reuse the drawings under this agreement, and what new authorisation would be needed?. Return to this week and explain what you changed.</w:t>
-      </w:r>
-    </w:p>
-    <w:p>
-      <w:pPr>
-        <w:pStyle w:val="Heading3"/>
-      </w:pPr>
-      <w:r>
         <w:t>Keep your completed work</w:t>
       </w:r>
     </w:p>
     <w:p>
       <w:pPr>
-        <w:spacing w:line="336" w:lineRule="auto" w:after="180"/>
-      </w:pPr>
-      <w:r>
-        <w:rPr>
-          <w:b w:val="0"/>
-        </w:rPr>
-        <w:t xml:space="preserve">Use Download completed work in the hosted lesson to export your answers, reflections, practice feedback and code-run </w:t>
-      </w:r>
-      <w:r>
-        <w:rPr>
-          <w:b/>
-        </w:rPr>
-        <w:t>evidence</w:t>
-      </w:r>
-      <w:r>
-        <w:rPr>
-          <w:b w:val="0"/>
-        </w:rPr>
-        <w:t>. Open the HTML copy to read or print it.</w:t>
-      </w:r>
-    </w:p>
-    <w:p>
-      <w:pPr>
-        <w:spacing w:line="336" w:lineRule="auto" w:after="180"/>
-      </w:pPr>
-      <w:r>
-        <w:rPr>
-          <w:b w:val="0"/>
-        </w:rPr>
-        <w:t>Drafts stay in this browser when storage is available; clear drafts on a shared device.</w:t>
-      </w:r>
-    </w:p>
-    <w:p>
-      <w:pPr>
         <w:pStyle w:val="Heading1"/>
       </w:pPr>
       <w:r>
-        <w:t>18. Visual concept journey</w:t>
-      </w:r>
-    </w:p>
-    <w:p>
-      <w:r>
-        <w:t>Explain each Running the primary experiment graphic using its labels, deciding evidence and relevant limitation.</w:t>
-      </w:r>
-    </w:p>
-    <w:p>
-      <w:pPr>
-        <w:pStyle w:val="Heading3"/>
+        <w:t>18. Reference · Six-picture concept journey</w:t>
+      </w:r>
+    </w:p>
+    <w:p>
+      <w:r>
+        <w:t>Choose the picture that supports the current explanation.</w:t>
+      </w:r>
+    </w:p>
+    <w:p>
+      <w:pPr>
+        <w:pStyle w:val="Heading2"/>
       </w:pPr>
       <w:r>
         <w:t>01. Running the primary experiment: the case</w:t>
@@ -3749,7 +5107,7 @@
         <w:drawing>
           <wp:inline xmlns:a="http://schemas.openxmlformats.org/drawingml/2006/main" xmlns:pic="http://schemas.openxmlformats.org/drawingml/2006/picture">
             <wp:extent cx="5486400" cy="2834640"/>
-            <wp:docPr id="3" name="Picture 3" descr="Run the frozen experiment. A research team freezes versions A and B, labels and scoring before a six-case primary run. Supplied facts: A scores [1,0,1,1,0,1]; B scores [1,1,1,0,1,1]. Both answer the same six cases. Binary entries mean 1=correct and 0=incorrect."/>
+            <wp:docPr id="6" name="Picture 6" descr="Run the frozen experiment. A research team freezes versions A and B, labels and scoring before a six-case primary run. Supplied facts: A scores [1,0,1,1,0,1]; B scores [1,1,1,0,1,1]. Both answer the same six cases. Binary entries mean 1=correct and 0=incorrect."/>
             <wp:cNvGraphicFramePr>
               <a:graphicFrameLocks noChangeAspect="1"/>
             </wp:cNvGraphicFramePr>
@@ -3761,7 +5119,7 @@
                     <pic:cNvPicPr/>
                   </pic:nvPicPr>
                   <pic:blipFill>
-                    <a:blip r:embed="rId11"/>
+                    <a:blip r:embed="rId14"/>
                     <a:stretch>
                       <a:fillRect/>
                     </a:stretch>
@@ -3817,7 +5175,6 @@
     <w:p>
       <w:pPr>
         <w:spacing w:line="336" w:lineRule="auto" w:after="180"/>
-        <w:shd w:fill="F5F1FB"/>
       </w:pPr>
       <w:r>
         <w:rPr>
@@ -3828,7 +5185,7 @@
     </w:p>
     <w:p>
       <w:pPr>
-        <w:pStyle w:val="Heading3"/>
+        <w:pStyle w:val="Heading2"/>
       </w:pPr>
       <w:r>
         <w:t>02. Follow the deciding steps</w:t>
@@ -3839,7 +5196,7 @@
         <w:drawing>
           <wp:inline xmlns:a="http://schemas.openxmlformats.org/drawingml/2006/main" xmlns:pic="http://schemas.openxmlformats.org/drawingml/2006/picture">
             <wp:extent cx="5486400" cy="3182112"/>
-            <wp:docPr id="4" name="Picture 4" descr="Keep versions fixed: No case result may trigger tuning during this run. → Compute results: A totals 4/6; B totals 5/6. → Keep case-level records: Cases two and five favour B; case four favours A."/>
+            <wp:docPr id="7" name="Picture 7" descr="Keep versions fixed: No case result may trigger tuning during this run. → Compute results: A totals 4/6; B totals 5/6. → Keep case-level records: Cases two and five favour B; case four favours A."/>
             <wp:cNvGraphicFramePr>
               <a:graphicFrameLocks noChangeAspect="1"/>
             </wp:cNvGraphicFramePr>
@@ -3851,7 +5208,7 @@
                     <pic:cNvPicPr/>
                   </pic:nvPicPr>
                   <pic:blipFill>
-                    <a:blip r:embed="rId12"/>
+                    <a:blip r:embed="rId10"/>
                     <a:stretch>
                       <a:fillRect/>
                     </a:stretch>
@@ -3884,7 +5241,6 @@
     <w:p>
       <w:pPr>
         <w:spacing w:line="336" w:lineRule="auto" w:after="180"/>
-        <w:shd w:fill="F5F1FB"/>
       </w:pPr>
       <w:r>
         <w:rPr>
@@ -3907,7 +5263,7 @@
     </w:p>
     <w:p>
       <w:pPr>
-        <w:pStyle w:val="Heading3"/>
+        <w:pStyle w:val="Heading2"/>
       </w:pPr>
       <w:r>
         <w:t>03. Paired primary case outcomes</w:t>
@@ -3918,7 +5274,7 @@
         <w:drawing>
           <wp:inline xmlns:a="http://schemas.openxmlformats.org/drawingml/2006/main" xmlns:pic="http://schemas.openxmlformats.org/drawingml/2006/picture">
             <wp:extent cx="5486400" cy="3096768"/>
-            <wp:docPr id="5" name="Picture 5" descr="Paired primary case outcomes. Version A: Case 1 = 1, Case 2 = 0, Case 3 = 1, Case 4 = 1, Case 5 = 0, Case 6 = 1. Version B: Case 1 = 1, Case 2 = 1, Case 3 = 1, Case 4 = 0, Case 5 = 1, Case 6 = 1."/>
+            <wp:docPr id="8" name="Picture 8" descr="Paired primary case outcomes. Version A: Case 1 = 1, Case 2 = 0, Case 3 = 1, Case 4 = 1, Case 5 = 0, Case 6 = 1. Version B: Case 1 = 1, Case 2 = 1, Case 3 = 1, Case 4 = 0, Case 5 = 1, Case 6 = 1."/>
             <wp:cNvGraphicFramePr>
               <a:graphicFrameLocks noChangeAspect="1"/>
             </wp:cNvGraphicFramePr>
@@ -3930,7 +5286,7 @@
                     <pic:cNvPicPr/>
                   </pic:nvPicPr>
                   <pic:blipFill>
-                    <a:blip r:embed="rId13"/>
+                    <a:blip r:embed="rId15"/>
                     <a:stretch>
                       <a:fillRect/>
                     </a:stretch>
@@ -3963,7 +5319,6 @@
     <w:p>
       <w:pPr>
         <w:spacing w:line="336" w:lineRule="auto" w:after="180"/>
-        <w:shd w:fill="F5F1FB"/>
       </w:pPr>
       <w:r>
         <w:rPr>
@@ -3974,7 +5329,7 @@
     </w:p>
     <w:p>
       <w:pPr>
-        <w:pStyle w:val="Heading3"/>
+        <w:pStyle w:val="Heading2"/>
       </w:pPr>
       <w:r>
         <w:t>04. Change one thing. Trace what follows.</w:t>
@@ -3985,7 +5340,7 @@
         <w:drawing>
           <wp:inline xmlns:a="http://schemas.openxmlformats.org/drawingml/2006/main" xmlns:pic="http://schemas.openxmlformats.org/drawingml/2006/picture">
             <wp:extent cx="5486400" cy="3026664"/>
-            <wp:docPr id="6" name="Picture 6" descr="Original case: Cases two and five favour B; case four favours A. Changed condition: Tune B after inspecting its case-four failure, then rescore the same set. Expected result: Label the rerun as development on exposed cases, not untouched primary evaluation. Reason: The evaluation outcomes have now influenced the version."/>
+            <wp:docPr id="9" name="Picture 9" descr="Original case: Cases two and five favour B; case four favours A. Changed condition: Tune B after inspecting its case-four failure, then rescore the same set. Expected result: Label the rerun as development on exposed cases, not untouched primary evaluation. Reason: The evaluation outcomes have now influenced the version."/>
             <wp:cNvGraphicFramePr>
               <a:graphicFrameLocks noChangeAspect="1"/>
             </wp:cNvGraphicFramePr>
@@ -3997,7 +5352,7 @@
                     <pic:cNvPicPr/>
                   </pic:nvPicPr>
                   <pic:blipFill>
-                    <a:blip r:embed="rId14"/>
+                    <a:blip r:embed="rId11"/>
                     <a:stretch>
                       <a:fillRect/>
                     </a:stretch>
@@ -4041,7 +5396,6 @@
     <w:p>
       <w:pPr>
         <w:spacing w:line="336" w:lineRule="auto" w:after="180"/>
-        <w:shd w:fill="F5F1FB"/>
       </w:pPr>
       <w:r>
         <w:rPr>
@@ -4052,7 +5406,7 @@
     </w:p>
     <w:p>
       <w:pPr>
-        <w:pStyle w:val="Heading3"/>
+        <w:pStyle w:val="Heading2"/>
       </w:pPr>
       <w:r>
         <w:t>05. Connect the explanation to its limit</w:t>
@@ -4063,7 +5417,7 @@
         <w:drawing>
           <wp:inline xmlns:a="http://schemas.openxmlformats.org/drawingml/2006/main" xmlns:pic="http://schemas.openxmlformats.org/drawingml/2006/picture">
             <wp:extent cx="5486400" cy="2834640"/>
-            <wp:docPr id="7" name="Picture 7" descr="Running the primary experiment means following the declared protocol and retaining raw outcomes. Overall scores alone hide different failure patterns. Limit: Six illustrative cases do not establish a population advantage or statistical significance."/>
+            <wp:docPr id="10" name="Picture 10" descr="Running the primary experiment means following the declared protocol and retaining raw outcomes. Overall scores alone hide different failure patterns. Limit: Six illustrative cases do not establish a population advantage or statistical significance."/>
             <wp:cNvGraphicFramePr>
               <a:graphicFrameLocks noChangeAspect="1"/>
             </wp:cNvGraphicFramePr>
@@ -4075,7 +5429,7 @@
                     <pic:cNvPicPr/>
                   </pic:nvPicPr>
                   <pic:blipFill>
-                    <a:blip r:embed="rId15"/>
+                    <a:blip r:embed="rId16"/>
                     <a:stretch>
                       <a:fillRect/>
                     </a:stretch>
@@ -4119,7 +5473,6 @@
     <w:p>
       <w:pPr>
         <w:spacing w:line="336" w:lineRule="auto" w:after="180"/>
-        <w:shd w:fill="F5F1FB"/>
       </w:pPr>
       <w:r>
         <w:rPr>
@@ -4130,7 +5483,7 @@
     </w:p>
     <w:p>
       <w:pPr>
-        <w:pStyle w:val="Heading3"/>
+        <w:pStyle w:val="Heading2"/>
       </w:pPr>
       <w:r>
         <w:t>06. Make the idea visible in your project</w:t>
@@ -4141,7 +5494,7 @@
         <w:drawing>
           <wp:inline xmlns:a="http://schemas.openxmlformats.org/drawingml/2006/main" xmlns:pic="http://schemas.openxmlformats.org/drawingml/2006/picture">
             <wp:extent cx="5486400" cy="3681984"/>
-            <wp:docPr id="8" name="Picture 8" descr="For the Reproducible AI Research Study, retain an annotated worked trace and the changed-case reasoning. Connect the claim to its records, units and assumptions so another investigator can challenge or reproduce it. Draw your input, deciding step, result and limit. Supported question: Compute A’s and B’s six-case counts and identify the cases that favour each. How must a B revision tuned on case four be labelled when evaluated again on the same set?"/>
+            <wp:docPr id="11" name="Picture 11" descr="For the Reproducible AI Research Study, retain an annotated worked trace and the changed-case reasoning. Connect the claim to its records, units and assumptions so another investigator can challenge or reproduce it. Draw your input, deciding step, result and limit. Supported question: Compute A’s and B’s six-case counts and identify the cases that favour each. How must a B revision tuned on case four be labelled when evaluated again on the same set?"/>
             <wp:cNvGraphicFramePr>
               <a:graphicFrameLocks noChangeAspect="1"/>
             </wp:cNvGraphicFramePr>
@@ -4153,7 +5506,7 @@
                     <pic:cNvPicPr/>
                   </pic:nvPicPr>
                   <pic:blipFill>
-                    <a:blip r:embed="rId16"/>
+                    <a:blip r:embed="rId17"/>
                     <a:stretch>
                       <a:fillRect/>
                     </a:stretch>
@@ -4220,7 +5573,6 @@
     <w:p>
       <w:pPr>
         <w:spacing w:line="336" w:lineRule="auto" w:after="180"/>
-        <w:shd w:fill="F5F1FB"/>
       </w:pPr>
       <w:r>
         <w:rPr>
@@ -4239,6 +5591,62 @@
           <w:b w:val="0"/>
         </w:rPr>
         <w:t>.</w:t>
+      </w:r>
+    </w:p>
+    <w:p>
+      <w:pPr>
+        <w:pStyle w:val="Heading2"/>
+      </w:pPr>
+      <w:r>
+        <w:t>Earlier wording, alternatives and picture transcripts · reference / check after trying</w:t>
+      </w:r>
+    </w:p>
+    <w:p>
+      <w:pPr>
+        <w:pStyle w:val="Heading3"/>
+      </w:pPr>
+      <w:r>
+        <w:t>01. Running the primary experiment: the case</w:t>
+      </w:r>
+    </w:p>
+    <w:p>
+      <w:pPr>
+        <w:pStyle w:val="Heading3"/>
+      </w:pPr>
+      <w:r>
+        <w:t>02. Follow the deciding steps</w:t>
+      </w:r>
+    </w:p>
+    <w:p>
+      <w:pPr>
+        <w:pStyle w:val="Heading3"/>
+      </w:pPr>
+      <w:r>
+        <w:t>03. Paired primary case outcomes</w:t>
+      </w:r>
+    </w:p>
+    <w:p>
+      <w:pPr>
+        <w:pStyle w:val="Heading3"/>
+      </w:pPr>
+      <w:r>
+        <w:t>04. Change one thing. Trace what follows.</w:t>
+      </w:r>
+    </w:p>
+    <w:p>
+      <w:pPr>
+        <w:pStyle w:val="Heading3"/>
+      </w:pPr>
+      <w:r>
+        <w:t>05. Connect the explanation to its limit</w:t>
+      </w:r>
+    </w:p>
+    <w:p>
+      <w:pPr>
+        <w:pStyle w:val="Heading3"/>
+      </w:pPr>
+      <w:r>
+        <w:t>06. Make the idea visible in your project</w:t>
       </w:r>
     </w:p>
     <w:sectPr>
